--- a/dctos/app react native expo go.docx
+++ b/dctos/app react native expo go.docx
@@ -5,26 +5,43 @@
     <w:p>
       <w:pPr>
         <w:pStyle w:val="Subttulo"/>
-        <w:rPr>
-          <w:lang w:val="en-US"/>
-        </w:rPr>
-      </w:pPr>
-      <w:r>
-        <w:rPr>
-          <w:lang w:val="en-US"/>
-        </w:rPr>
-        <w:t>App React-Native Expo G</w:t>
-      </w:r>
-      <w:r>
-        <w:rPr>
-          <w:lang w:val="en-US"/>
-        </w:rPr>
-        <w:t>o</w:t>
-      </w:r>
-    </w:p>
-    <w:p>
-      <w:r>
-        <w:t>¡Excelente decisión! Empezar con un "lienzo en blanco" para tu aplicación móvil (Frontend) mientras mantienes intacto tu robusto backend (Node.js, Prisma, PostgreSQL, Socket.io) es una de las mejores prácticas. Te permitirá limpiar cualquier error arrastrado, estructurar mejor tu código desde el principio y asegurar compatibilidad total.</w:t>
+      </w:pPr>
+      <w:r>
+        <w:t xml:space="preserve">App </w:t>
+      </w:r>
+      <w:proofErr w:type="spellStart"/>
+      <w:r>
+        <w:t>React</w:t>
+      </w:r>
+      <w:proofErr w:type="spellEnd"/>
+      <w:r>
+        <w:t xml:space="preserve">-Native Expo </w:t>
+      </w:r>
+      <w:proofErr w:type="spellStart"/>
+      <w:r>
+        <w:t>Go</w:t>
+      </w:r>
+      <w:proofErr w:type="spellEnd"/>
+    </w:p>
+    <w:p>
+      <w:r>
+        <w:t>¡Excelente decisión! Empezar con un "lienzo en blanco" para tu aplicación móvil (</w:t>
+      </w:r>
+      <w:proofErr w:type="spellStart"/>
+      <w:r>
+        <w:t>Frontend</w:t>
+      </w:r>
+      <w:proofErr w:type="spellEnd"/>
+      <w:r>
+        <w:t xml:space="preserve">) mientras mantienes intacto tu robusto </w:t>
+      </w:r>
+      <w:proofErr w:type="spellStart"/>
+      <w:r>
+        <w:t>backend</w:t>
+      </w:r>
+      <w:proofErr w:type="spellEnd"/>
+      <w:r>
+        <w:t xml:space="preserve"> (Node.js, Prisma, PostgreSQL, Socket.io) es una de las mejores prácticas. Te permitirá limpiar cualquier error arrastrado, estructurar mejor tu código desde el principio y asegurar compatibilidad total.</w:t>
       </w:r>
     </w:p>
     <w:p>
@@ -39,7 +56,15 @@
         <w:t>Aqua Mobile</w:t>
       </w:r>
       <w:r>
-        <w:t xml:space="preserve"> desde cero, utilizando las versiones específicas de tu package.json.</w:t>
+        <w:t xml:space="preserve"> desde cero, utilizando las versiones específicas de tu </w:t>
+      </w:r>
+      <w:proofErr w:type="spellStart"/>
+      <w:r>
+        <w:t>package.json</w:t>
+      </w:r>
+      <w:proofErr w:type="spellEnd"/>
+      <w:r>
+        <w:t>.</w:t>
       </w:r>
     </w:p>
     <w:p>
@@ -59,7 +84,15 @@
     </w:p>
     <w:p>
       <w:r>
-        <w:t>Abre tu terminal, ubícate en la carpeta raíz de tu espacio de trabajo (al mismo nivel donde tienes tu carpeta backend) y ejecuta el siguiente comando. Esto creará la estructura básica del proyecto:</w:t>
+        <w:t xml:space="preserve">Abre tu terminal, ubícate en la carpeta raíz de tu espacio de trabajo (al mismo nivel donde tienes tu carpeta </w:t>
+      </w:r>
+      <w:proofErr w:type="spellStart"/>
+      <w:r>
+        <w:t>backend</w:t>
+      </w:r>
+      <w:proofErr w:type="spellEnd"/>
+      <w:r>
+        <w:t>) y ejecuta el siguiente comando. Esto creará la estructura básica del proyecto:</w:t>
       </w:r>
     </w:p>
     <w:p>
@@ -68,9 +101,27 @@
       </w:r>
     </w:p>
     <w:p>
-      <w:r>
-        <w:t>npx create-expo-app@latest aqua-mobile</w:t>
-      </w:r>
+      <w:proofErr w:type="spellStart"/>
+      <w:r>
+        <w:t>npx</w:t>
+      </w:r>
+      <w:proofErr w:type="spellEnd"/>
+      <w:r>
+        <w:t xml:space="preserve"> </w:t>
+      </w:r>
+      <w:proofErr w:type="spellStart"/>
+      <w:r>
+        <w:t>create-expo-app@latest</w:t>
+      </w:r>
+      <w:proofErr w:type="spellEnd"/>
+      <w:r>
+        <w:t xml:space="preserve"> </w:t>
+      </w:r>
+      <w:proofErr w:type="spellStart"/>
+      <w:r>
+        <w:t>aqua-mobile</w:t>
+      </w:r>
+      <w:proofErr w:type="spellEnd"/>
     </w:p>
     <w:p>
       <w:pPr>
@@ -84,33 +135,55 @@
           <w:b/>
           <w:bCs/>
         </w:rPr>
-        <w:t>Paso 2: Reemplazar el package.json</w:t>
-      </w:r>
-    </w:p>
-    <w:p>
-      <w:r>
-        <w:t>Una vez que termine de crearse el proyecto, entra a la carpeta:</w:t>
-      </w:r>
-    </w:p>
-    <w:p>
-      <w:r>
-        <w:t>Bash</w:t>
-      </w:r>
-    </w:p>
-    <w:p>
-      <w:r>
-        <w:t>cd aqua-mobile</w:t>
-      </w:r>
-    </w:p>
-    <w:p>
-      <w:r>
-        <w:t xml:space="preserve">Abre esa carpeta en tu editor (como VS Code). Abre el archivo package.json que Expo generó por defecto, borra </w:t>
-      </w:r>
+        <w:t xml:space="preserve">Paso 2: Reemplazar el </w:t>
+      </w:r>
+      <w:proofErr w:type="spellStart"/>
       <w:r>
         <w:rPr>
           <w:b/>
           <w:bCs/>
         </w:rPr>
+        <w:t>package.json</w:t>
+      </w:r>
+      <w:proofErr w:type="spellEnd"/>
+    </w:p>
+    <w:p>
+      <w:r>
+        <w:t>Una vez que termine de crearse el proyecto, entra a la carpeta:</w:t>
+      </w:r>
+    </w:p>
+    <w:p>
+      <w:r>
+        <w:t>Bash</w:t>
+      </w:r>
+    </w:p>
+    <w:p>
+      <w:r>
+        <w:t xml:space="preserve">cd </w:t>
+      </w:r>
+      <w:proofErr w:type="spellStart"/>
+      <w:r>
+        <w:t>aqua-mobile</w:t>
+      </w:r>
+      <w:proofErr w:type="spellEnd"/>
+    </w:p>
+    <w:p>
+      <w:r>
+        <w:t xml:space="preserve">Abre esa carpeta en tu editor (como VS Code). Abre el archivo </w:t>
+      </w:r>
+      <w:proofErr w:type="spellStart"/>
+      <w:r>
+        <w:t>package.json</w:t>
+      </w:r>
+      <w:proofErr w:type="spellEnd"/>
+      <w:r>
+        <w:t xml:space="preserve"> que Expo generó por defecto, borra </w:t>
+      </w:r>
+      <w:r>
+        <w:rPr>
+          <w:b/>
+          <w:bCs/>
+        </w:rPr>
         <w:t>todo su contenido</w:t>
       </w:r>
       <w:r>
@@ -245,7 +318,35 @@
         <w:rPr>
           <w:lang w:val="en-US"/>
         </w:rPr>
-        <w:t xml:space="preserve">    "ios": "expo start --ios",</w:t>
+        <w:t xml:space="preserve">    "</w:t>
+      </w:r>
+      <w:proofErr w:type="spellStart"/>
+      <w:r>
+        <w:rPr>
+          <w:lang w:val="en-US"/>
+        </w:rPr>
+        <w:t>ios</w:t>
+      </w:r>
+      <w:proofErr w:type="spellEnd"/>
+      <w:r>
+        <w:rPr>
+          <w:lang w:val="en-US"/>
+        </w:rPr>
+        <w:t>": "expo start --</w:t>
+      </w:r>
+      <w:proofErr w:type="spellStart"/>
+      <w:r>
+        <w:rPr>
+          <w:lang w:val="en-US"/>
+        </w:rPr>
+        <w:t>ios</w:t>
+      </w:r>
+      <w:proofErr w:type="spellEnd"/>
+      <w:r>
+        <w:rPr>
+          <w:lang w:val="en-US"/>
+        </w:rPr>
+        <w:t>",</w:t>
       </w:r>
     </w:p>
     <w:p>
@@ -518,7 +619,21 @@
         <w:rPr>
           <w:lang w:val="en-US"/>
         </w:rPr>
-        <w:t xml:space="preserve">    "expo-system-ui": "~6.0.9",</w:t>
+        <w:t xml:space="preserve">    "expo-system-</w:t>
+      </w:r>
+      <w:proofErr w:type="spellStart"/>
+      <w:r>
+        <w:rPr>
+          <w:lang w:val="en-US"/>
+        </w:rPr>
+        <w:t>ui</w:t>
+      </w:r>
+      <w:proofErr w:type="spellEnd"/>
+      <w:r>
+        <w:rPr>
+          <w:lang w:val="en-US"/>
+        </w:rPr>
+        <w:t>": "~6.0.9",</w:t>
       </w:r>
     </w:p>
     <w:p>
@@ -557,7 +672,21 @@
         <w:rPr>
           <w:lang w:val="en-US"/>
         </w:rPr>
-        <w:t xml:space="preserve">    "react-dom": "19.1.0",</w:t>
+        <w:t xml:space="preserve">    "react-</w:t>
+      </w:r>
+      <w:proofErr w:type="spellStart"/>
+      <w:r>
+        <w:rPr>
+          <w:lang w:val="en-US"/>
+        </w:rPr>
+        <w:t>dom</w:t>
+      </w:r>
+      <w:proofErr w:type="spellEnd"/>
+      <w:r>
+        <w:rPr>
+          <w:lang w:val="en-US"/>
+        </w:rPr>
+        <w:t>": "19.1.0",</w:t>
       </w:r>
     </w:p>
     <w:p>
@@ -688,7 +817,21 @@
         <w:rPr>
           <w:lang w:val="en-US"/>
         </w:rPr>
-        <w:t xml:space="preserve">  "devDependencies": {</w:t>
+        <w:t xml:space="preserve">  "</w:t>
+      </w:r>
+      <w:proofErr w:type="spellStart"/>
+      <w:r>
+        <w:rPr>
+          <w:lang w:val="en-US"/>
+        </w:rPr>
+        <w:t>devDependencies</w:t>
+      </w:r>
+      <w:proofErr w:type="spellEnd"/>
+      <w:r>
+        <w:rPr>
+          <w:lang w:val="en-US"/>
+        </w:rPr>
+        <w:t>": {</w:t>
       </w:r>
     </w:p>
     <w:p>
@@ -714,20 +857,48 @@
         <w:rPr>
           <w:lang w:val="en-US"/>
         </w:rPr>
-        <w:t xml:space="preserve">    "eslint": "^9.25.0",</w:t>
-      </w:r>
-    </w:p>
-    <w:p>
-      <w:pPr>
-        <w:rPr>
-          <w:lang w:val="en-US"/>
-        </w:rPr>
-      </w:pPr>
-      <w:r>
-        <w:rPr>
-          <w:lang w:val="en-US"/>
-        </w:rPr>
-        <w:t xml:space="preserve">    "eslint-config-expo": "~10.0.0",</w:t>
+        <w:t xml:space="preserve">    "</w:t>
+      </w:r>
+      <w:proofErr w:type="spellStart"/>
+      <w:r>
+        <w:rPr>
+          <w:lang w:val="en-US"/>
+        </w:rPr>
+        <w:t>eslint</w:t>
+      </w:r>
+      <w:proofErr w:type="spellEnd"/>
+      <w:r>
+        <w:rPr>
+          <w:lang w:val="en-US"/>
+        </w:rPr>
+        <w:t>": "^9.25.0",</w:t>
+      </w:r>
+    </w:p>
+    <w:p>
+      <w:pPr>
+        <w:rPr>
+          <w:lang w:val="en-US"/>
+        </w:rPr>
+      </w:pPr>
+      <w:r>
+        <w:rPr>
+          <w:lang w:val="en-US"/>
+        </w:rPr>
+        <w:t xml:space="preserve">    "</w:t>
+      </w:r>
+      <w:proofErr w:type="spellStart"/>
+      <w:r>
+        <w:rPr>
+          <w:lang w:val="en-US"/>
+        </w:rPr>
+        <w:t>eslint</w:t>
+      </w:r>
+      <w:proofErr w:type="spellEnd"/>
+      <w:r>
+        <w:rPr>
+          <w:lang w:val="en-US"/>
+        </w:rPr>
+        <w:t>-config-expo": "~10.0.0",</w:t>
       </w:r>
     </w:p>
     <w:p>
@@ -738,7 +909,15 @@
         <w:t xml:space="preserve">    </w:t>
       </w:r>
       <w:r>
-        <w:t>"typescript": "~5.9.2"</w:t>
+        <w:t>"</w:t>
+      </w:r>
+      <w:proofErr w:type="spellStart"/>
+      <w:r>
+        <w:t>typescript</w:t>
+      </w:r>
+      <w:proofErr w:type="spellEnd"/>
+      <w:r>
+        <w:t>": "~5.9.2"</w:t>
       </w:r>
     </w:p>
     <w:p>
@@ -748,7 +927,15 @@
     </w:p>
     <w:p>
       <w:r>
-        <w:t xml:space="preserve">  "private": true</w:t>
+        <w:t xml:space="preserve">  "</w:t>
+      </w:r>
+      <w:proofErr w:type="spellStart"/>
+      <w:r>
+        <w:t>private</w:t>
+      </w:r>
+      <w:proofErr w:type="spellEnd"/>
+      <w:r>
+        <w:t>": true</w:t>
       </w:r>
     </w:p>
     <w:p>
@@ -773,7 +960,23 @@
     </w:p>
     <w:p>
       <w:r>
-        <w:t>Como hemos forzado versiones muy específicas y modernas (como React 19 y React Native 0.81.5), elimina cualquier rastro de instalaciones previas e instala todo de cero ejecutando en tu terminal:</w:t>
+        <w:t xml:space="preserve">Como hemos forzado versiones muy específicas y modernas (como </w:t>
+      </w:r>
+      <w:proofErr w:type="spellStart"/>
+      <w:r>
+        <w:t>React</w:t>
+      </w:r>
+      <w:proofErr w:type="spellEnd"/>
+      <w:r>
+        <w:t xml:space="preserve"> 19 y </w:t>
+      </w:r>
+      <w:proofErr w:type="spellStart"/>
+      <w:r>
+        <w:t>React</w:t>
+      </w:r>
+      <w:proofErr w:type="spellEnd"/>
+      <w:r>
+        <w:t xml:space="preserve"> Native 0.81.5), elimina cualquier rastro de instalaciones previas e instala todo de cero ejecutando en tu terminal:</w:t>
       </w:r>
     </w:p>
     <w:p>
@@ -783,55 +986,106 @@
     </w:p>
     <w:p>
       <w:r>
-        <w:t># Opcional pero recomendado: borrar la carpeta node_modules si ya se había creado</w:t>
-      </w:r>
-    </w:p>
-    <w:p>
-      <w:pPr>
-        <w:rPr>
-          <w:lang w:val="en-US"/>
-        </w:rPr>
-      </w:pPr>
-      <w:r>
-        <w:rPr>
-          <w:lang w:val="en-US"/>
-        </w:rPr>
-        <w:t>rm -rf node_modules package-lock.json</w:t>
-      </w:r>
-    </w:p>
-    <w:p>
-      <w:r>
-        <w:t xml:space="preserve"># CMD </w:t>
-      </w:r>
-      <w:r>
-        <w:t>C:\dev\aqua\aqua-mobile&gt;</w:t>
-      </w:r>
-    </w:p>
-    <w:p>
-      <w:pPr>
-        <w:rPr>
-          <w:lang w:val="en-US"/>
-        </w:rPr>
-      </w:pPr>
-      <w:r>
-        <w:rPr>
-          <w:lang w:val="en-US"/>
-        </w:rPr>
-        <w:t>rmdir /s /q node_modules</w:t>
-      </w:r>
-    </w:p>
-    <w:p>
-      <w:pPr>
-        <w:rPr>
-          <w:lang w:val="en-US"/>
-        </w:rPr>
-      </w:pPr>
-      <w:r>
-        <w:rPr>
-          <w:lang w:val="en-US"/>
-        </w:rPr>
-        <w:t>del package-lock.json</w:t>
-      </w:r>
+        <w:t xml:space="preserve"># Opcional pero recomendado: borrar la carpeta </w:t>
+      </w:r>
+      <w:proofErr w:type="spellStart"/>
+      <w:r>
+        <w:t>node_modules</w:t>
+      </w:r>
+      <w:proofErr w:type="spellEnd"/>
+      <w:r>
+        <w:t xml:space="preserve"> si ya se había creado</w:t>
+      </w:r>
+    </w:p>
+    <w:p>
+      <w:pPr>
+        <w:rPr>
+          <w:lang w:val="en-US"/>
+        </w:rPr>
+      </w:pPr>
+      <w:r>
+        <w:rPr>
+          <w:lang w:val="en-US"/>
+        </w:rPr>
+        <w:t xml:space="preserve">rm -rf </w:t>
+      </w:r>
+      <w:proofErr w:type="spellStart"/>
+      <w:r>
+        <w:rPr>
+          <w:lang w:val="en-US"/>
+        </w:rPr>
+        <w:t>node_modules</w:t>
+      </w:r>
+      <w:proofErr w:type="spellEnd"/>
+      <w:r>
+        <w:rPr>
+          <w:lang w:val="en-US"/>
+        </w:rPr>
+        <w:t xml:space="preserve"> package-</w:t>
+      </w:r>
+      <w:proofErr w:type="spellStart"/>
+      <w:r>
+        <w:rPr>
+          <w:lang w:val="en-US"/>
+        </w:rPr>
+        <w:t>lock.json</w:t>
+      </w:r>
+      <w:proofErr w:type="spellEnd"/>
+    </w:p>
+    <w:p>
+      <w:r>
+        <w:t># CMD C:\dev\aqua\aqua-mobile&gt;</w:t>
+      </w:r>
+    </w:p>
+    <w:p>
+      <w:pPr>
+        <w:rPr>
+          <w:lang w:val="en-US"/>
+        </w:rPr>
+      </w:pPr>
+      <w:proofErr w:type="spellStart"/>
+      <w:r>
+        <w:rPr>
+          <w:lang w:val="en-US"/>
+        </w:rPr>
+        <w:t>rmdir</w:t>
+      </w:r>
+      <w:proofErr w:type="spellEnd"/>
+      <w:r>
+        <w:rPr>
+          <w:lang w:val="en-US"/>
+        </w:rPr>
+        <w:t xml:space="preserve"> /s /q </w:t>
+      </w:r>
+      <w:proofErr w:type="spellStart"/>
+      <w:r>
+        <w:rPr>
+          <w:lang w:val="en-US"/>
+        </w:rPr>
+        <w:t>node_modules</w:t>
+      </w:r>
+      <w:proofErr w:type="spellEnd"/>
+    </w:p>
+    <w:p>
+      <w:pPr>
+        <w:rPr>
+          <w:lang w:val="en-US"/>
+        </w:rPr>
+      </w:pPr>
+      <w:r>
+        <w:rPr>
+          <w:lang w:val="en-US"/>
+        </w:rPr>
+        <w:t>del package-</w:t>
+      </w:r>
+      <w:proofErr w:type="spellStart"/>
+      <w:r>
+        <w:rPr>
+          <w:lang w:val="en-US"/>
+        </w:rPr>
+        <w:t>lock.json</w:t>
+      </w:r>
+      <w:proofErr w:type="spellEnd"/>
     </w:p>
     <w:p>
       <w:pPr>
@@ -846,9 +1100,19 @@
       </w:r>
     </w:p>
     <w:p>
-      <w:r>
-        <w:t>npm install</w:t>
-      </w:r>
+      <w:proofErr w:type="spellStart"/>
+      <w:r>
+        <w:t>npm</w:t>
+      </w:r>
+      <w:proofErr w:type="spellEnd"/>
+      <w:r>
+        <w:t xml:space="preserve"> </w:t>
+      </w:r>
+      <w:proofErr w:type="spellStart"/>
+      <w:r>
+        <w:t>install</w:t>
+      </w:r>
+      <w:proofErr w:type="spellEnd"/>
     </w:p>
     <w:p>
       <w:r>
@@ -856,7 +1120,87 @@
           <w:i/>
           <w:iCs/>
         </w:rPr>
-        <w:t>(Nota: Si te da algún error de conflictos de dependencias (peer dependencies) debido a las versiones tan recientes, puedes usar npm install --legacy-peer-deps)</w:t>
+        <w:t xml:space="preserve">(Nota: Si te da algún error de conflictos de dependencias (peer </w:t>
+      </w:r>
+      <w:proofErr w:type="spellStart"/>
+      <w:r>
+        <w:rPr>
+          <w:i/>
+          <w:iCs/>
+        </w:rPr>
+        <w:t>dependencies</w:t>
+      </w:r>
+      <w:proofErr w:type="spellEnd"/>
+      <w:r>
+        <w:rPr>
+          <w:i/>
+          <w:iCs/>
+        </w:rPr>
+        <w:t xml:space="preserve">) debido a las versiones tan recientes, puedes usar </w:t>
+      </w:r>
+      <w:proofErr w:type="spellStart"/>
+      <w:r>
+        <w:rPr>
+          <w:i/>
+          <w:iCs/>
+        </w:rPr>
+        <w:t>npm</w:t>
+      </w:r>
+      <w:proofErr w:type="spellEnd"/>
+      <w:r>
+        <w:rPr>
+          <w:i/>
+          <w:iCs/>
+        </w:rPr>
+        <w:t xml:space="preserve"> </w:t>
+      </w:r>
+      <w:proofErr w:type="spellStart"/>
+      <w:r>
+        <w:rPr>
+          <w:i/>
+          <w:iCs/>
+        </w:rPr>
+        <w:t>install</w:t>
+      </w:r>
+      <w:proofErr w:type="spellEnd"/>
+      <w:r>
+        <w:rPr>
+          <w:i/>
+          <w:iCs/>
+        </w:rPr>
+        <w:t xml:space="preserve"> --</w:t>
+      </w:r>
+      <w:proofErr w:type="spellStart"/>
+      <w:r>
+        <w:rPr>
+          <w:i/>
+          <w:iCs/>
+        </w:rPr>
+        <w:t>legacy</w:t>
+      </w:r>
+      <w:proofErr w:type="spellEnd"/>
+      <w:r>
+        <w:rPr>
+          <w:i/>
+          <w:iCs/>
+        </w:rPr>
+        <w:t>-peer-</w:t>
+      </w:r>
+      <w:proofErr w:type="spellStart"/>
+      <w:r>
+        <w:rPr>
+          <w:i/>
+          <w:iCs/>
+        </w:rPr>
+        <w:t>deps</w:t>
+      </w:r>
+      <w:proofErr w:type="spellEnd"/>
+      <w:r>
+        <w:rPr>
+          <w:i/>
+          <w:iCs/>
+        </w:rPr>
+        <w:t>)</w:t>
       </w:r>
       <w:r>
         <w:t>.</w:t>
@@ -874,135 +1218,74 @@
           <w:b/>
           <w:bCs/>
         </w:rPr>
-        <w:t>Paso 4: Preparar la Estructura de Expo Router</w:t>
-      </w:r>
-    </w:p>
-    <w:p>
-      <w:r>
-        <w:t>Como tu proyecto usa "main": "expo-router/entry", Expo asume que usarás un enrutamiento basado en archivos (como Next.js). Asegúrate de crear la siguiente estructura básica inicial para que la app no colapse al abrirla:</w:t>
-      </w:r>
-    </w:p>
-    <w:p>
-      <w:r>
-        <w:t>Crea una carpeta llamada app en la raíz de aqua-mobile y dentro pon un archivo _layout.tsx y un index.tsx:</w:t>
-      </w:r>
-    </w:p>
-    <w:p>
+        <w:t xml:space="preserve">Paso 4: Preparar la Estructura de Expo </w:t>
+      </w:r>
+      <w:proofErr w:type="spellStart"/>
       <w:r>
         <w:rPr>
           <w:b/>
           <w:bCs/>
         </w:rPr>
-        <w:t>1. app/_layout.tsx</w:t>
-      </w:r>
-      <w:r>
-        <w:t xml:space="preserve"> (El enrutador principal)</w:t>
-      </w:r>
-    </w:p>
-    <w:p>
-      <w:pPr>
-        <w:rPr>
-          <w:lang w:val="en-US"/>
-        </w:rPr>
-      </w:pPr>
-      <w:r>
-        <w:rPr>
-          <w:lang w:val="en-US"/>
-        </w:rPr>
-        <w:t>TypeScript</w:t>
-      </w:r>
-    </w:p>
-    <w:p>
-      <w:pPr>
-        <w:rPr>
-          <w:lang w:val="en-US"/>
-        </w:rPr>
-      </w:pPr>
-      <w:r>
-        <w:rPr>
-          <w:lang w:val="en-US"/>
-        </w:rPr>
-        <w:t>import { Stack } from 'expo-router';</w:t>
-      </w:r>
-    </w:p>
-    <w:p>
-      <w:pPr>
-        <w:rPr>
-          <w:lang w:val="en-US"/>
-        </w:rPr>
-      </w:pPr>
-    </w:p>
-    <w:p>
-      <w:pPr>
-        <w:rPr>
-          <w:lang w:val="en-US"/>
-        </w:rPr>
-      </w:pPr>
-      <w:r>
-        <w:rPr>
-          <w:lang w:val="en-US"/>
-        </w:rPr>
-        <w:t>export default function RootLayout() {</w:t>
-      </w:r>
-    </w:p>
-    <w:p>
-      <w:pPr>
-        <w:rPr>
-          <w:lang w:val="en-US"/>
-        </w:rPr>
-      </w:pPr>
-      <w:r>
-        <w:rPr>
-          <w:lang w:val="en-US"/>
-        </w:rPr>
-        <w:t xml:space="preserve">  return (</w:t>
-      </w:r>
-    </w:p>
-    <w:p>
-      <w:pPr>
-        <w:rPr>
-          <w:lang w:val="en-US"/>
-        </w:rPr>
-      </w:pPr>
-      <w:r>
-        <w:rPr>
-          <w:lang w:val="en-US"/>
-        </w:rPr>
-        <w:t xml:space="preserve">    &lt;Stack&gt;</w:t>
-      </w:r>
-    </w:p>
-    <w:p>
-      <w:pPr>
-        <w:rPr>
-          <w:lang w:val="en-US"/>
-        </w:rPr>
-      </w:pPr>
-      <w:r>
-        <w:rPr>
-          <w:lang w:val="en-US"/>
-        </w:rPr>
-        <w:t xml:space="preserve">      &lt;Stack.Screen name="index" options={{ headerShown: false }} /&gt;</w:t>
-      </w:r>
-    </w:p>
-    <w:p>
-      <w:r>
-        <w:rPr>
-          <w:lang w:val="en-US"/>
-        </w:rPr>
-        <w:t xml:space="preserve">    </w:t>
-      </w:r>
-      <w:r>
-        <w:t>&lt;/Stack&gt;</w:t>
-      </w:r>
-    </w:p>
-    <w:p>
-      <w:r>
-        <w:t xml:space="preserve">  );</w:t>
-      </w:r>
-    </w:p>
-    <w:p>
-      <w:r>
-        <w:t>}</w:t>
+        <w:t>Router</w:t>
+      </w:r>
+      <w:proofErr w:type="spellEnd"/>
+    </w:p>
+    <w:p>
+      <w:r>
+        <w:t>Como tu proyecto usa "</w:t>
+      </w:r>
+      <w:proofErr w:type="spellStart"/>
+      <w:r>
+        <w:t>main</w:t>
+      </w:r>
+      <w:proofErr w:type="spellEnd"/>
+      <w:r>
+        <w:t>": "expo-</w:t>
+      </w:r>
+      <w:proofErr w:type="spellStart"/>
+      <w:r>
+        <w:t>router</w:t>
+      </w:r>
+      <w:proofErr w:type="spellEnd"/>
+      <w:r>
+        <w:t>/</w:t>
+      </w:r>
+      <w:proofErr w:type="spellStart"/>
+      <w:r>
+        <w:t>entry</w:t>
+      </w:r>
+      <w:proofErr w:type="spellEnd"/>
+      <w:r>
+        <w:t>", Expo asume que usarás un enrutamiento basado en archivos (como Next.js). Asegúrate de crear la siguiente estructura básica inicial para que la app no colapse al abrirla:</w:t>
+      </w:r>
+    </w:p>
+    <w:p>
+      <w:r>
+        <w:t xml:space="preserve">Crea una carpeta llamada app en la raíz de </w:t>
+      </w:r>
+      <w:proofErr w:type="spellStart"/>
+      <w:r>
+        <w:t>aqua-mobile</w:t>
+      </w:r>
+      <w:proofErr w:type="spellEnd"/>
+      <w:r>
+        <w:t xml:space="preserve"> y dentro pon un archivo _</w:t>
+      </w:r>
+      <w:proofErr w:type="spellStart"/>
+      <w:r>
+        <w:t>layout.tsx</w:t>
+      </w:r>
+      <w:proofErr w:type="spellEnd"/>
+      <w:r>
+        <w:t xml:space="preserve"> y un </w:t>
+      </w:r>
+      <w:proofErr w:type="spellStart"/>
+      <w:r>
+        <w:t>index.tsx</w:t>
+      </w:r>
+      <w:proofErr w:type="spellEnd"/>
+      <w:r>
+        <w:t>:</w:t>
       </w:r>
     </w:p>
     <w:p>
@@ -1011,8 +1294,186 @@
           <w:b/>
           <w:bCs/>
         </w:rPr>
-        <w:t>2. app/index.tsx</w:t>
-      </w:r>
+        <w:t>1. app/_</w:t>
+      </w:r>
+      <w:proofErr w:type="spellStart"/>
+      <w:r>
+        <w:rPr>
+          <w:b/>
+          <w:bCs/>
+        </w:rPr>
+        <w:t>layout.tsx</w:t>
+      </w:r>
+      <w:proofErr w:type="spellEnd"/>
+      <w:r>
+        <w:t xml:space="preserve"> (El enrutador principal)</w:t>
+      </w:r>
+    </w:p>
+    <w:p>
+      <w:pPr>
+        <w:rPr>
+          <w:lang w:val="en-US"/>
+        </w:rPr>
+      </w:pPr>
+      <w:r>
+        <w:rPr>
+          <w:lang w:val="en-US"/>
+        </w:rPr>
+        <w:t>TypeScript</w:t>
+      </w:r>
+    </w:p>
+    <w:p>
+      <w:pPr>
+        <w:rPr>
+          <w:lang w:val="en-US"/>
+        </w:rPr>
+      </w:pPr>
+      <w:r>
+        <w:rPr>
+          <w:lang w:val="en-US"/>
+        </w:rPr>
+        <w:t>import { Stack } from 'expo-router';</w:t>
+      </w:r>
+    </w:p>
+    <w:p>
+      <w:pPr>
+        <w:rPr>
+          <w:lang w:val="en-US"/>
+        </w:rPr>
+      </w:pPr>
+    </w:p>
+    <w:p>
+      <w:pPr>
+        <w:rPr>
+          <w:lang w:val="en-US"/>
+        </w:rPr>
+      </w:pPr>
+      <w:r>
+        <w:rPr>
+          <w:lang w:val="en-US"/>
+        </w:rPr>
+        <w:t xml:space="preserve">export default function </w:t>
+      </w:r>
+      <w:proofErr w:type="spellStart"/>
+      <w:r>
+        <w:rPr>
+          <w:lang w:val="en-US"/>
+        </w:rPr>
+        <w:t>RootLayout</w:t>
+      </w:r>
+      <w:proofErr w:type="spellEnd"/>
+      <w:r>
+        <w:rPr>
+          <w:lang w:val="en-US"/>
+        </w:rPr>
+        <w:t>() {</w:t>
+      </w:r>
+    </w:p>
+    <w:p>
+      <w:pPr>
+        <w:rPr>
+          <w:lang w:val="en-US"/>
+        </w:rPr>
+      </w:pPr>
+      <w:r>
+        <w:rPr>
+          <w:lang w:val="en-US"/>
+        </w:rPr>
+        <w:t xml:space="preserve">  return (</w:t>
+      </w:r>
+    </w:p>
+    <w:p>
+      <w:pPr>
+        <w:rPr>
+          <w:lang w:val="en-US"/>
+        </w:rPr>
+      </w:pPr>
+      <w:r>
+        <w:rPr>
+          <w:lang w:val="en-US"/>
+        </w:rPr>
+        <w:t xml:space="preserve">    &lt;Stack&gt;</w:t>
+      </w:r>
+    </w:p>
+    <w:p>
+      <w:pPr>
+        <w:rPr>
+          <w:lang w:val="en-US"/>
+        </w:rPr>
+      </w:pPr>
+      <w:r>
+        <w:rPr>
+          <w:lang w:val="en-US"/>
+        </w:rPr>
+        <w:t xml:space="preserve">      &lt;</w:t>
+      </w:r>
+      <w:proofErr w:type="spellStart"/>
+      <w:r>
+        <w:rPr>
+          <w:lang w:val="en-US"/>
+        </w:rPr>
+        <w:t>Stack.Screen</w:t>
+      </w:r>
+      <w:proofErr w:type="spellEnd"/>
+      <w:r>
+        <w:rPr>
+          <w:lang w:val="en-US"/>
+        </w:rPr>
+        <w:t xml:space="preserve"> name="index" options={{ </w:t>
+      </w:r>
+      <w:proofErr w:type="spellStart"/>
+      <w:r>
+        <w:rPr>
+          <w:lang w:val="en-US"/>
+        </w:rPr>
+        <w:t>headerShown</w:t>
+      </w:r>
+      <w:proofErr w:type="spellEnd"/>
+      <w:r>
+        <w:rPr>
+          <w:lang w:val="en-US"/>
+        </w:rPr>
+        <w:t>: false }} /&gt;</w:t>
+      </w:r>
+    </w:p>
+    <w:p>
+      <w:r>
+        <w:rPr>
+          <w:lang w:val="en-US"/>
+        </w:rPr>
+        <w:t xml:space="preserve">    </w:t>
+      </w:r>
+      <w:r>
+        <w:t>&lt;/Stack&gt;</w:t>
+      </w:r>
+    </w:p>
+    <w:p>
+      <w:r>
+        <w:t xml:space="preserve">  );</w:t>
+      </w:r>
+    </w:p>
+    <w:p>
+      <w:r>
+        <w:t>}</w:t>
+      </w:r>
+    </w:p>
+    <w:p>
+      <w:r>
+        <w:rPr>
+          <w:b/>
+          <w:bCs/>
+        </w:rPr>
+        <w:t>2. app/</w:t>
+      </w:r>
+      <w:proofErr w:type="spellStart"/>
+      <w:r>
+        <w:rPr>
+          <w:b/>
+          <w:bCs/>
+        </w:rPr>
+        <w:t>index.tsx</w:t>
+      </w:r>
+      <w:proofErr w:type="spellEnd"/>
       <w:r>
         <w:t xml:space="preserve"> (Tu primera pantalla)</w:t>
       </w:r>
@@ -1040,27 +1501,55 @@
         <w:rPr>
           <w:lang w:val="en-US"/>
         </w:rPr>
-        <w:t>import { View, Text, StyleSheet } from 'react-native';</w:t>
-      </w:r>
-    </w:p>
-    <w:p>
-      <w:pPr>
-        <w:rPr>
-          <w:lang w:val="en-US"/>
-        </w:rPr>
-      </w:pPr>
-    </w:p>
-    <w:p>
-      <w:pPr>
-        <w:rPr>
-          <w:lang w:val="en-US"/>
-        </w:rPr>
-      </w:pPr>
-      <w:r>
-        <w:rPr>
-          <w:lang w:val="en-US"/>
-        </w:rPr>
-        <w:t>export default function HomeScreen() {</w:t>
+        <w:t xml:space="preserve">import { View, Text, </w:t>
+      </w:r>
+      <w:proofErr w:type="spellStart"/>
+      <w:r>
+        <w:rPr>
+          <w:lang w:val="en-US"/>
+        </w:rPr>
+        <w:t>StyleSheet</w:t>
+      </w:r>
+      <w:proofErr w:type="spellEnd"/>
+      <w:r>
+        <w:rPr>
+          <w:lang w:val="en-US"/>
+        </w:rPr>
+        <w:t xml:space="preserve"> } from 'react-native';</w:t>
+      </w:r>
+    </w:p>
+    <w:p>
+      <w:pPr>
+        <w:rPr>
+          <w:lang w:val="en-US"/>
+        </w:rPr>
+      </w:pPr>
+    </w:p>
+    <w:p>
+      <w:pPr>
+        <w:rPr>
+          <w:lang w:val="en-US"/>
+        </w:rPr>
+      </w:pPr>
+      <w:r>
+        <w:rPr>
+          <w:lang w:val="en-US"/>
+        </w:rPr>
+        <w:t xml:space="preserve">export default function </w:t>
+      </w:r>
+      <w:proofErr w:type="spellStart"/>
+      <w:r>
+        <w:rPr>
+          <w:lang w:val="en-US"/>
+        </w:rPr>
+        <w:t>HomeScreen</w:t>
+      </w:r>
+      <w:proofErr w:type="spellEnd"/>
+      <w:r>
+        <w:rPr>
+          <w:lang w:val="en-US"/>
+        </w:rPr>
+        <w:t>() {</w:t>
       </w:r>
     </w:p>
     <w:p>
@@ -1087,20 +1576,62 @@
         <w:rPr>
           <w:lang w:val="en-US"/>
         </w:rPr>
-        <w:t xml:space="preserve">    &lt;View style={styles.container}&gt;</w:t>
-      </w:r>
-    </w:p>
-    <w:p>
-      <w:pPr>
-        <w:rPr>
-          <w:lang w:val="en-US"/>
-        </w:rPr>
-      </w:pPr>
-      <w:r>
-        <w:rPr>
-          <w:lang w:val="en-US"/>
-        </w:rPr>
-        <w:t xml:space="preserve">      &lt;Text style={styles.text}&gt;¡Aqua Mobile Inicializado!&lt;/Text&gt;</w:t>
+        <w:t xml:space="preserve">    &lt;View style={</w:t>
+      </w:r>
+      <w:proofErr w:type="spellStart"/>
+      <w:r>
+        <w:rPr>
+          <w:lang w:val="en-US"/>
+        </w:rPr>
+        <w:t>styles.container</w:t>
+      </w:r>
+      <w:proofErr w:type="spellEnd"/>
+      <w:r>
+        <w:rPr>
+          <w:lang w:val="en-US"/>
+        </w:rPr>
+        <w:t>}&gt;</w:t>
+      </w:r>
+    </w:p>
+    <w:p>
+      <w:pPr>
+        <w:rPr>
+          <w:lang w:val="en-US"/>
+        </w:rPr>
+      </w:pPr>
+      <w:r>
+        <w:rPr>
+          <w:lang w:val="en-US"/>
+        </w:rPr>
+        <w:t xml:space="preserve">      &lt;Text style={</w:t>
+      </w:r>
+      <w:proofErr w:type="spellStart"/>
+      <w:r>
+        <w:rPr>
+          <w:lang w:val="en-US"/>
+        </w:rPr>
+        <w:t>styles.text</w:t>
+      </w:r>
+      <w:proofErr w:type="spellEnd"/>
+      <w:r>
+        <w:rPr>
+          <w:lang w:val="en-US"/>
+        </w:rPr>
+        <w:t xml:space="preserve">}&gt;¡Aqua Mobile </w:t>
+      </w:r>
+      <w:proofErr w:type="spellStart"/>
+      <w:r>
+        <w:rPr>
+          <w:lang w:val="en-US"/>
+        </w:rPr>
+        <w:t>Inicializado</w:t>
+      </w:r>
+      <w:proofErr w:type="spellEnd"/>
+      <w:r>
+        <w:rPr>
+          <w:lang w:val="en-US"/>
+        </w:rPr>
+        <w:t>!&lt;/Text&gt;</w:t>
       </w:r>
     </w:p>
     <w:p>
@@ -1159,7 +1690,21 @@
         <w:rPr>
           <w:lang w:val="en-US"/>
         </w:rPr>
-        <w:t>const styles = StyleSheet.create({</w:t>
+        <w:t xml:space="preserve">const styles = </w:t>
+      </w:r>
+      <w:proofErr w:type="spellStart"/>
+      <w:r>
+        <w:rPr>
+          <w:lang w:val="en-US"/>
+        </w:rPr>
+        <w:t>StyleSheet.create</w:t>
+      </w:r>
+      <w:proofErr w:type="spellEnd"/>
+      <w:r>
+        <w:rPr>
+          <w:lang w:val="en-US"/>
+        </w:rPr>
+        <w:t>({</w:t>
       </w:r>
     </w:p>
     <w:p>
@@ -1198,33 +1743,75 @@
         <w:rPr>
           <w:lang w:val="en-US"/>
         </w:rPr>
-        <w:t xml:space="preserve">    justifyContent: 'center',</w:t>
-      </w:r>
-    </w:p>
-    <w:p>
-      <w:pPr>
-        <w:rPr>
-          <w:lang w:val="en-US"/>
-        </w:rPr>
-      </w:pPr>
-      <w:r>
-        <w:rPr>
-          <w:lang w:val="en-US"/>
-        </w:rPr>
-        <w:t xml:space="preserve">    alignItems: 'center',</w:t>
-      </w:r>
-    </w:p>
-    <w:p>
-      <w:pPr>
-        <w:rPr>
-          <w:lang w:val="en-US"/>
-        </w:rPr>
-      </w:pPr>
-      <w:r>
-        <w:rPr>
-          <w:lang w:val="en-US"/>
-        </w:rPr>
-        <w:t xml:space="preserve">    backgroundColor: '#f8fafc',</w:t>
+        <w:t xml:space="preserve">    </w:t>
+      </w:r>
+      <w:proofErr w:type="spellStart"/>
+      <w:r>
+        <w:rPr>
+          <w:lang w:val="en-US"/>
+        </w:rPr>
+        <w:t>justifyContent</w:t>
+      </w:r>
+      <w:proofErr w:type="spellEnd"/>
+      <w:r>
+        <w:rPr>
+          <w:lang w:val="en-US"/>
+        </w:rPr>
+        <w:t>: 'center',</w:t>
+      </w:r>
+    </w:p>
+    <w:p>
+      <w:pPr>
+        <w:rPr>
+          <w:lang w:val="en-US"/>
+        </w:rPr>
+      </w:pPr>
+      <w:r>
+        <w:rPr>
+          <w:lang w:val="en-US"/>
+        </w:rPr>
+        <w:t xml:space="preserve">    </w:t>
+      </w:r>
+      <w:proofErr w:type="spellStart"/>
+      <w:r>
+        <w:rPr>
+          <w:lang w:val="en-US"/>
+        </w:rPr>
+        <w:t>alignItems</w:t>
+      </w:r>
+      <w:proofErr w:type="spellEnd"/>
+      <w:r>
+        <w:rPr>
+          <w:lang w:val="en-US"/>
+        </w:rPr>
+        <w:t>: 'center',</w:t>
+      </w:r>
+    </w:p>
+    <w:p>
+      <w:pPr>
+        <w:rPr>
+          <w:lang w:val="en-US"/>
+        </w:rPr>
+      </w:pPr>
+      <w:r>
+        <w:rPr>
+          <w:lang w:val="en-US"/>
+        </w:rPr>
+        <w:t xml:space="preserve">    </w:t>
+      </w:r>
+      <w:proofErr w:type="spellStart"/>
+      <w:r>
+        <w:rPr>
+          <w:lang w:val="en-US"/>
+        </w:rPr>
+        <w:t>backgroundColor</w:t>
+      </w:r>
+      <w:proofErr w:type="spellEnd"/>
+      <w:r>
+        <w:rPr>
+          <w:lang w:val="en-US"/>
+        </w:rPr>
+        <w:t>: '#f8fafc',</w:t>
       </w:r>
     </w:p>
     <w:p>
@@ -1263,18 +1850,45 @@
         <w:rPr>
           <w:lang w:val="en-US"/>
         </w:rPr>
-        <w:t xml:space="preserve">    fontSize: 20,</w:t>
-      </w:r>
-    </w:p>
-    <w:p>
-      <w:r>
-        <w:rPr>
-          <w:lang w:val="en-US"/>
-        </w:rPr>
         <w:t xml:space="preserve">    </w:t>
       </w:r>
-      <w:r>
-        <w:t>fontWeight: 'bold',</w:t>
+      <w:proofErr w:type="spellStart"/>
+      <w:r>
+        <w:rPr>
+          <w:lang w:val="en-US"/>
+        </w:rPr>
+        <w:t>fontSize</w:t>
+      </w:r>
+      <w:proofErr w:type="spellEnd"/>
+      <w:r>
+        <w:rPr>
+          <w:lang w:val="en-US"/>
+        </w:rPr>
+        <w:t>: 20,</w:t>
+      </w:r>
+    </w:p>
+    <w:p>
+      <w:r>
+        <w:rPr>
+          <w:lang w:val="en-US"/>
+        </w:rPr>
+        <w:t xml:space="preserve">    </w:t>
+      </w:r>
+      <w:proofErr w:type="spellStart"/>
+      <w:r>
+        <w:t>fontWeight</w:t>
+      </w:r>
+      <w:proofErr w:type="spellEnd"/>
+      <w:r>
+        <w:t>: '</w:t>
+      </w:r>
+      <w:proofErr w:type="spellStart"/>
+      <w:r>
+        <w:t>bold</w:t>
+      </w:r>
+      <w:proofErr w:type="spellEnd"/>
+      <w:r>
+        <w:t>',</w:t>
       </w:r>
     </w:p>
     <w:p>
@@ -1318,8 +1932,21 @@
       </w:r>
     </w:p>
     <w:p>
-      <w:r>
-        <w:t>npx expo start -c</w:t>
+      <w:proofErr w:type="spellStart"/>
+      <w:r>
+        <w:t>npx</w:t>
+      </w:r>
+      <w:proofErr w:type="spellEnd"/>
+      <w:r>
+        <w:t xml:space="preserve"> expo </w:t>
+      </w:r>
+      <w:proofErr w:type="spellStart"/>
+      <w:r>
+        <w:t>start</w:t>
+      </w:r>
+      <w:proofErr w:type="spellEnd"/>
+      <w:r>
+        <w:t xml:space="preserve"> -c</w:t>
       </w:r>
     </w:p>
     <w:p>
@@ -1328,7 +1955,39 @@
           <w:i/>
           <w:iCs/>
         </w:rPr>
-        <w:t>(El flag -c limpia la caché de Metro para asegurar que toma tu nuevo package.json de forma correcta).</w:t>
+        <w:t xml:space="preserve">(El </w:t>
+      </w:r>
+      <w:proofErr w:type="spellStart"/>
+      <w:r>
+        <w:rPr>
+          <w:i/>
+          <w:iCs/>
+        </w:rPr>
+        <w:t>flag</w:t>
+      </w:r>
+      <w:proofErr w:type="spellEnd"/>
+      <w:r>
+        <w:rPr>
+          <w:i/>
+          <w:iCs/>
+        </w:rPr>
+        <w:t xml:space="preserve"> -c limpia la caché de Metro para asegurar que toma tu nuevo </w:t>
+      </w:r>
+      <w:proofErr w:type="spellStart"/>
+      <w:r>
+        <w:rPr>
+          <w:i/>
+          <w:iCs/>
+        </w:rPr>
+        <w:t>package.json</w:t>
+      </w:r>
+      <w:proofErr w:type="spellEnd"/>
+      <w:r>
+        <w:rPr>
+          <w:i/>
+          <w:iCs/>
+        </w:rPr>
+        <w:t xml:space="preserve"> de forma correcta).</w:t>
       </w:r>
     </w:p>
     <w:p>
@@ -1346,27 +2005,91 @@
           <w:b/>
           <w:bCs/>
         </w:rPr>
-        <w:t xml:space="preserve"> Recordatorio vital para conectar con tu backend:</w:t>
-      </w:r>
-    </w:p>
-    <w:p>
-      <w:r>
-        <w:t xml:space="preserve">Cuando comiences a migrar tu archivo src/services/api.ts o tus conexiones de socket.io-client, recuerda </w:t>
-      </w:r>
+        <w:t xml:space="preserve"> Recordatorio vital para conectar con tu </w:t>
+      </w:r>
+      <w:proofErr w:type="spellStart"/>
       <w:r>
         <w:rPr>
           <w:b/>
           <w:bCs/>
         </w:rPr>
+        <w:t>backend</w:t>
+      </w:r>
+      <w:proofErr w:type="spellEnd"/>
+      <w:r>
+        <w:rPr>
+          <w:b/>
+          <w:bCs/>
+        </w:rPr>
+        <w:t>:</w:t>
+      </w:r>
+    </w:p>
+    <w:p>
+      <w:r>
+        <w:t xml:space="preserve">Cuando comiences a migrar tu archivo </w:t>
+      </w:r>
+      <w:proofErr w:type="spellStart"/>
+      <w:r>
+        <w:t>src</w:t>
+      </w:r>
+      <w:proofErr w:type="spellEnd"/>
+      <w:r>
+        <w:t>/</w:t>
+      </w:r>
+      <w:proofErr w:type="spellStart"/>
+      <w:r>
+        <w:t>services</w:t>
+      </w:r>
+      <w:proofErr w:type="spellEnd"/>
+      <w:r>
+        <w:t>/</w:t>
+      </w:r>
+      <w:proofErr w:type="spellStart"/>
+      <w:r>
+        <w:t>api.ts</w:t>
+      </w:r>
+      <w:proofErr w:type="spellEnd"/>
+      <w:r>
+        <w:t xml:space="preserve"> o tus conexiones de socket.io-</w:t>
+      </w:r>
+      <w:proofErr w:type="spellStart"/>
+      <w:r>
+        <w:t>client</w:t>
+      </w:r>
+      <w:proofErr w:type="spellEnd"/>
+      <w:r>
+        <w:t xml:space="preserve">, recuerda </w:t>
+      </w:r>
+      <w:r>
+        <w:rPr>
+          <w:b/>
+          <w:bCs/>
+        </w:rPr>
         <w:t>no usar localhost</w:t>
       </w:r>
       <w:r>
-        <w:t>. Deberás usar la IP local de tu computadora en tu red Wi-Fi (ejemplo: http://192.168.1.XX:3000), ya que el emulador de Android o tu teléfono físico no entienden qué es el localhost de tu PC.</w:t>
-      </w:r>
-    </w:p>
-    <w:p>
-      <w:r>
-        <w:t>¡Avísame cuando veas el mensaje "¡Aqua Mobile Inicializado!" en tu pantalla y empezamos a migrar tu AuthContext y la pantalla de Login!</w:t>
+        <w:t xml:space="preserve">. Deberás usar la IP local de tu computadora en tu red </w:t>
+      </w:r>
+      <w:proofErr w:type="spellStart"/>
+      <w:r>
+        <w:t>Wi</w:t>
+      </w:r>
+      <w:proofErr w:type="spellEnd"/>
+      <w:r>
+        <w:t>-Fi (ejemplo: http://192.168.1.XX:3000), ya que el emulador de Android o tu teléfono físico no entienden qué es el localhost de tu PC.</w:t>
+      </w:r>
+    </w:p>
+    <w:p>
+      <w:r>
+        <w:t xml:space="preserve">¡Avísame cuando veas el mensaje "¡Aqua Mobile Inicializado!" en tu pantalla y empezamos a migrar tu </w:t>
+      </w:r>
+      <w:proofErr w:type="spellStart"/>
+      <w:r>
+        <w:t>AuthContext</w:t>
+      </w:r>
+      <w:proofErr w:type="spellEnd"/>
+      <w:r>
+        <w:t xml:space="preserve"> y la pantalla de Login!</w:t>
       </w:r>
     </w:p>
     <w:p/>
@@ -1380,7 +2103,21 @@
         <w:rPr>
           <w:lang w:val="en-US"/>
         </w:rPr>
-        <w:t>Microsoft Windows [Versión 10.0.26200.8246]</w:t>
+        <w:t>Microsoft Windows [</w:t>
+      </w:r>
+      <w:proofErr w:type="spellStart"/>
+      <w:r>
+        <w:rPr>
+          <w:lang w:val="en-US"/>
+        </w:rPr>
+        <w:t>Versión</w:t>
+      </w:r>
+      <w:proofErr w:type="spellEnd"/>
+      <w:r>
+        <w:rPr>
+          <w:lang w:val="en-US"/>
+        </w:rPr>
+        <w:t xml:space="preserve"> 10.0.26200.8246]</w:t>
       </w:r>
     </w:p>
     <w:p>
@@ -1397,8 +2134,21 @@
     <w:p/>
     <w:p>
       <w:r>
-        <w:t>C:\dev\aqua&gt;npx create-expo-app@latest aqua-mobile</w:t>
-      </w:r>
+        <w:t xml:space="preserve">C:\dev\aqua&gt;npx </w:t>
+      </w:r>
+      <w:proofErr w:type="spellStart"/>
+      <w:r>
+        <w:t>create-expo-app@latest</w:t>
+      </w:r>
+      <w:proofErr w:type="spellEnd"/>
+      <w:r>
+        <w:t xml:space="preserve"> </w:t>
+      </w:r>
+      <w:proofErr w:type="spellStart"/>
+      <w:r>
+        <w:t>aqua-mobile</w:t>
+      </w:r>
+      <w:proofErr w:type="spellEnd"/>
     </w:p>
     <w:p>
       <w:pPr>
@@ -1476,53 +2226,109 @@
         <w:rPr>
           <w:lang w:val="en-US"/>
         </w:rPr>
-        <w:t>To choose from all available templates (https://github.com/expo/expo/tree/main/templates) pass in the --template arg:</w:t>
-      </w:r>
-    </w:p>
-    <w:p>
-      <w:pPr>
-        <w:rPr>
-          <w:lang w:val="en-US"/>
-        </w:rPr>
-      </w:pPr>
-      <w:r>
-        <w:rPr>
-          <w:lang w:val="en-US"/>
-        </w:rPr>
-        <w:t xml:space="preserve">  $ npx create-expo-app --template</w:t>
-      </w:r>
-    </w:p>
-    <w:p>
-      <w:pPr>
-        <w:rPr>
-          <w:lang w:val="en-US"/>
-        </w:rPr>
-      </w:pPr>
-    </w:p>
-    <w:p>
-      <w:pPr>
-        <w:rPr>
-          <w:lang w:val="en-US"/>
-        </w:rPr>
-      </w:pPr>
-      <w:r>
-        <w:rPr>
-          <w:lang w:val="en-US"/>
-        </w:rPr>
-        <w:t>To choose from all available examples (https://github.com/expo/examples) pass in the --example arg:</w:t>
-      </w:r>
-    </w:p>
-    <w:p>
-      <w:pPr>
-        <w:rPr>
-          <w:lang w:val="en-US"/>
-        </w:rPr>
-      </w:pPr>
-      <w:r>
-        <w:rPr>
-          <w:lang w:val="en-US"/>
-        </w:rPr>
-        <w:t xml:space="preserve">  $ npx create-expo-app --example</w:t>
+        <w:t xml:space="preserve">To choose from all available templates (https://github.com/expo/expo/tree/main/templates) pass in the --template </w:t>
+      </w:r>
+      <w:proofErr w:type="spellStart"/>
+      <w:r>
+        <w:rPr>
+          <w:lang w:val="en-US"/>
+        </w:rPr>
+        <w:t>arg</w:t>
+      </w:r>
+      <w:proofErr w:type="spellEnd"/>
+      <w:r>
+        <w:rPr>
+          <w:lang w:val="en-US"/>
+        </w:rPr>
+        <w:t>:</w:t>
+      </w:r>
+    </w:p>
+    <w:p>
+      <w:pPr>
+        <w:rPr>
+          <w:lang w:val="en-US"/>
+        </w:rPr>
+      </w:pPr>
+      <w:r>
+        <w:rPr>
+          <w:lang w:val="en-US"/>
+        </w:rPr>
+        <w:t xml:space="preserve">  $ </w:t>
+      </w:r>
+      <w:proofErr w:type="spellStart"/>
+      <w:r>
+        <w:rPr>
+          <w:lang w:val="en-US"/>
+        </w:rPr>
+        <w:t>npx</w:t>
+      </w:r>
+      <w:proofErr w:type="spellEnd"/>
+      <w:r>
+        <w:rPr>
+          <w:lang w:val="en-US"/>
+        </w:rPr>
+        <w:t xml:space="preserve"> create-expo-app --template</w:t>
+      </w:r>
+    </w:p>
+    <w:p>
+      <w:pPr>
+        <w:rPr>
+          <w:lang w:val="en-US"/>
+        </w:rPr>
+      </w:pPr>
+    </w:p>
+    <w:p>
+      <w:pPr>
+        <w:rPr>
+          <w:lang w:val="en-US"/>
+        </w:rPr>
+      </w:pPr>
+      <w:r>
+        <w:rPr>
+          <w:lang w:val="en-US"/>
+        </w:rPr>
+        <w:t xml:space="preserve">To choose from all available examples (https://github.com/expo/examples) pass in the --example </w:t>
+      </w:r>
+      <w:proofErr w:type="spellStart"/>
+      <w:r>
+        <w:rPr>
+          <w:lang w:val="en-US"/>
+        </w:rPr>
+        <w:t>arg</w:t>
+      </w:r>
+      <w:proofErr w:type="spellEnd"/>
+      <w:r>
+        <w:rPr>
+          <w:lang w:val="en-US"/>
+        </w:rPr>
+        <w:t>:</w:t>
+      </w:r>
+    </w:p>
+    <w:p>
+      <w:pPr>
+        <w:rPr>
+          <w:lang w:val="en-US"/>
+        </w:rPr>
+      </w:pPr>
+      <w:r>
+        <w:rPr>
+          <w:lang w:val="en-US"/>
+        </w:rPr>
+        <w:t xml:space="preserve">  $ </w:t>
+      </w:r>
+      <w:proofErr w:type="spellStart"/>
+      <w:r>
+        <w:rPr>
+          <w:lang w:val="en-US"/>
+        </w:rPr>
+        <w:t>npx</w:t>
+      </w:r>
+      <w:proofErr w:type="spellEnd"/>
+      <w:r>
+        <w:rPr>
+          <w:lang w:val="en-US"/>
+        </w:rPr>
+        <w:t xml:space="preserve"> create-expo-app --example</w:t>
       </w:r>
     </w:p>
     <w:p>
@@ -1555,99 +2361,239 @@
         <w:rPr>
           <w:lang w:val="en-US"/>
         </w:rPr>
-        <w:t>&gt; npm install</w:t>
-      </w:r>
-    </w:p>
-    <w:p>
-      <w:pPr>
-        <w:rPr>
-          <w:lang w:val="en-US"/>
-        </w:rPr>
-      </w:pPr>
+        <w:t xml:space="preserve">&gt; </w:t>
+      </w:r>
+      <w:proofErr w:type="spellStart"/>
+      <w:r>
+        <w:rPr>
+          <w:lang w:val="en-US"/>
+        </w:rPr>
+        <w:t>npm</w:t>
+      </w:r>
+      <w:proofErr w:type="spellEnd"/>
+      <w:r>
+        <w:rPr>
+          <w:lang w:val="en-US"/>
+        </w:rPr>
+        <w:t xml:space="preserve"> install</w:t>
+      </w:r>
+    </w:p>
+    <w:p>
+      <w:pPr>
+        <w:rPr>
+          <w:lang w:val="en-US"/>
+        </w:rPr>
+      </w:pPr>
+      <w:proofErr w:type="spellStart"/>
       <w:r>
         <w:rPr>
           <w:lang w:val="en-US"/>
         </w:rPr>
         <w:lastRenderedPageBreak/>
-        <w:t>npm warn deprecated inflight@1.0.6: This module is not supported, and leaks memory. Do not use it. Check out lru-cache if you want a good and tested way to coalesce async requests by a key value, which is much more comprehensive and powerful.</w:t>
-      </w:r>
-    </w:p>
-    <w:p>
-      <w:pPr>
-        <w:rPr>
-          <w:lang w:val="en-US"/>
-        </w:rPr>
-      </w:pPr>
-      <w:r>
-        <w:rPr>
-          <w:lang w:val="en-US"/>
-        </w:rPr>
-        <w:t>npm warn deprecated rimraf@3.0.2: Rimraf versions prior to v4 are no longer supported</w:t>
-      </w:r>
-    </w:p>
-    <w:p>
-      <w:pPr>
-        <w:rPr>
-          <w:lang w:val="en-US"/>
-        </w:rPr>
-      </w:pPr>
-      <w:r>
-        <w:rPr>
-          <w:lang w:val="en-US"/>
-        </w:rPr>
-        <w:t>npm warn deprecated glob@7.2.3: Old versions of glob are not supported, and contain widely publicized security vulnerabilities, which have been fixed in the curen fixed in the current version. Please update. Support for old versions may be purchased (at exorbitant rates) by contacting i@izs.me</w:t>
-      </w:r>
-    </w:p>
-    <w:p>
-      <w:pPr>
-        <w:rPr>
-          <w:lang w:val="en-US"/>
-        </w:rPr>
-      </w:pPr>
-      <w:r>
-        <w:rPr>
-          <w:lang w:val="en-US"/>
-        </w:rPr>
-        <w:t>npm warn deprecated glob@7.2.3: Old versions of glob are not supported, and contain widely publicized security vulnerabilities, which have been fixed in the current version. Please update. Support for old versions may be purchased (at exorbitant rates) by contacting i@izs.me</w:t>
-      </w:r>
-    </w:p>
-    <w:p>
-      <w:pPr>
-        <w:rPr>
-          <w:lang w:val="en-US"/>
-        </w:rPr>
-      </w:pPr>
-      <w:r>
-        <w:rPr>
-          <w:lang w:val="en-US"/>
-        </w:rPr>
-        <w:t>npm warn deprecated glob@7.2.3: Old versions of glob are not supported, and contain widely publicized security vulnerabilities, which have been fixed in the current version. Please update. Support for old versions may be purchased (at exorbitant rates) by contacting i@izs.me</w:t>
-      </w:r>
-    </w:p>
-    <w:p>
-      <w:pPr>
-        <w:rPr>
-          <w:lang w:val="en-US"/>
-        </w:rPr>
-      </w:pPr>
-      <w:r>
-        <w:rPr>
-          <w:lang w:val="en-US"/>
-        </w:rPr>
-        <w:t>npm warn deprecated glob@7.2.3: Old versions of glob are not supported, and contain widely publicized security vulnerabilities, which have been fixed in the current version. Please update. Support for old versions may be purchased (at exorbitant rates) by contacting i@izs.me</w:t>
-      </w:r>
-    </w:p>
-    <w:p>
-      <w:pPr>
-        <w:rPr>
-          <w:lang w:val="en-US"/>
-        </w:rPr>
-      </w:pPr>
-      <w:r>
-        <w:rPr>
-          <w:lang w:val="en-US"/>
-        </w:rPr>
-        <w:t>npm warn deprecated uuid@7.0.3: uuid@10 and below is no longer supported.  For ESM codebases, update to uuid@latest.  For CommonJS codebases, use uuid@11 (but be aware this version will likely be deprecated in 2028).</w:t>
+        <w:t>npm</w:t>
+      </w:r>
+      <w:proofErr w:type="spellEnd"/>
+      <w:r>
+        <w:rPr>
+          <w:lang w:val="en-US"/>
+        </w:rPr>
+        <w:t xml:space="preserve"> warn deprecated inflight@1.0.6: This module is not supported, and leaks memory. Do not use it. Check out </w:t>
+      </w:r>
+      <w:proofErr w:type="spellStart"/>
+      <w:r>
+        <w:rPr>
+          <w:lang w:val="en-US"/>
+        </w:rPr>
+        <w:t>lru</w:t>
+      </w:r>
+      <w:proofErr w:type="spellEnd"/>
+      <w:r>
+        <w:rPr>
+          <w:lang w:val="en-US"/>
+        </w:rPr>
+        <w:t>-cache if you want a good and tested way to coalesce async requests by a key value, which is much more comprehensive and powerful.</w:t>
+      </w:r>
+    </w:p>
+    <w:p>
+      <w:pPr>
+        <w:rPr>
+          <w:lang w:val="en-US"/>
+        </w:rPr>
+      </w:pPr>
+      <w:proofErr w:type="spellStart"/>
+      <w:r>
+        <w:rPr>
+          <w:lang w:val="en-US"/>
+        </w:rPr>
+        <w:t>npm</w:t>
+      </w:r>
+      <w:proofErr w:type="spellEnd"/>
+      <w:r>
+        <w:rPr>
+          <w:lang w:val="en-US"/>
+        </w:rPr>
+        <w:t xml:space="preserve"> warn deprecated rimraf@3.0.2: </w:t>
+      </w:r>
+      <w:proofErr w:type="spellStart"/>
+      <w:r>
+        <w:rPr>
+          <w:lang w:val="en-US"/>
+        </w:rPr>
+        <w:t>Rimraf</w:t>
+      </w:r>
+      <w:proofErr w:type="spellEnd"/>
+      <w:r>
+        <w:rPr>
+          <w:lang w:val="en-US"/>
+        </w:rPr>
+        <w:t xml:space="preserve"> versions prior to v4 are no longer supported</w:t>
+      </w:r>
+    </w:p>
+    <w:p>
+      <w:pPr>
+        <w:rPr>
+          <w:lang w:val="en-US"/>
+        </w:rPr>
+      </w:pPr>
+      <w:proofErr w:type="spellStart"/>
+      <w:r>
+        <w:rPr>
+          <w:lang w:val="en-US"/>
+        </w:rPr>
+        <w:t>npm</w:t>
+      </w:r>
+      <w:proofErr w:type="spellEnd"/>
+      <w:r>
+        <w:rPr>
+          <w:lang w:val="en-US"/>
+        </w:rPr>
+        <w:t xml:space="preserve"> warn deprecated glob@7.2.3: Old versions of glob are not supported, and contain widely publicized security vulnerabilities, which have been fixed in the </w:t>
+      </w:r>
+      <w:proofErr w:type="spellStart"/>
+      <w:r>
+        <w:rPr>
+          <w:lang w:val="en-US"/>
+        </w:rPr>
+        <w:t>curen</w:t>
+      </w:r>
+      <w:proofErr w:type="spellEnd"/>
+      <w:r>
+        <w:rPr>
+          <w:lang w:val="en-US"/>
+        </w:rPr>
+        <w:t xml:space="preserve"> fixed in the current version. Please update. Support for old versions may be purchased (at exorbitant rates) by contacting i@izs.me</w:t>
+      </w:r>
+    </w:p>
+    <w:p>
+      <w:pPr>
+        <w:rPr>
+          <w:lang w:val="en-US"/>
+        </w:rPr>
+      </w:pPr>
+      <w:proofErr w:type="spellStart"/>
+      <w:r>
+        <w:rPr>
+          <w:lang w:val="en-US"/>
+        </w:rPr>
+        <w:t>npm</w:t>
+      </w:r>
+      <w:proofErr w:type="spellEnd"/>
+      <w:r>
+        <w:rPr>
+          <w:lang w:val="en-US"/>
+        </w:rPr>
+        <w:t xml:space="preserve"> warn deprecated glob@7.2.3: Old versions of glob are not supported, and contain widely publicized security vulnerabilities, which have been fixed in the current version. Please update. Support for old versions may be purchased (at exorbitant rates) by contacting i@izs.me</w:t>
+      </w:r>
+    </w:p>
+    <w:p>
+      <w:pPr>
+        <w:rPr>
+          <w:lang w:val="en-US"/>
+        </w:rPr>
+      </w:pPr>
+      <w:proofErr w:type="spellStart"/>
+      <w:r>
+        <w:rPr>
+          <w:lang w:val="en-US"/>
+        </w:rPr>
+        <w:t>npm</w:t>
+      </w:r>
+      <w:proofErr w:type="spellEnd"/>
+      <w:r>
+        <w:rPr>
+          <w:lang w:val="en-US"/>
+        </w:rPr>
+        <w:t xml:space="preserve"> warn deprecated glob@7.2.3: Old versions of glob are not supported, and contain widely publicized security vulnerabilities, which have been fixed in the current version. Please update. Support for old versions may be purchased (at exorbitant rates) by contacting i@izs.me</w:t>
+      </w:r>
+    </w:p>
+    <w:p>
+      <w:pPr>
+        <w:rPr>
+          <w:lang w:val="en-US"/>
+        </w:rPr>
+      </w:pPr>
+      <w:proofErr w:type="spellStart"/>
+      <w:r>
+        <w:rPr>
+          <w:lang w:val="en-US"/>
+        </w:rPr>
+        <w:t>npm</w:t>
+      </w:r>
+      <w:proofErr w:type="spellEnd"/>
+      <w:r>
+        <w:rPr>
+          <w:lang w:val="en-US"/>
+        </w:rPr>
+        <w:t xml:space="preserve"> warn deprecated glob@7.2.3: Old versions of glob are not supported, and contain widely publicized security vulnerabilities, which have been fixed in the current version. Please update. Support for old versions may be purchased (at exorbitant rates) by contacting i@izs.me</w:t>
+      </w:r>
+    </w:p>
+    <w:p>
+      <w:pPr>
+        <w:rPr>
+          <w:lang w:val="en-US"/>
+        </w:rPr>
+      </w:pPr>
+      <w:proofErr w:type="spellStart"/>
+      <w:r>
+        <w:rPr>
+          <w:lang w:val="en-US"/>
+        </w:rPr>
+        <w:t>npm</w:t>
+      </w:r>
+      <w:proofErr w:type="spellEnd"/>
+      <w:r>
+        <w:rPr>
+          <w:lang w:val="en-US"/>
+        </w:rPr>
+        <w:t xml:space="preserve"> warn deprecated uuid@7.0.3: uuid@10 and below is no longer supported.  For ESM codebases, update to </w:t>
+      </w:r>
+      <w:proofErr w:type="spellStart"/>
+      <w:r>
+        <w:rPr>
+          <w:lang w:val="en-US"/>
+        </w:rPr>
+        <w:t>uuid@latest</w:t>
+      </w:r>
+      <w:proofErr w:type="spellEnd"/>
+      <w:r>
+        <w:rPr>
+          <w:lang w:val="en-US"/>
+        </w:rPr>
+        <w:t xml:space="preserve">.  For </w:t>
+      </w:r>
+      <w:proofErr w:type="spellStart"/>
+      <w:r>
+        <w:rPr>
+          <w:lang w:val="en-US"/>
+        </w:rPr>
+        <w:t>CommonJS</w:t>
+      </w:r>
+      <w:proofErr w:type="spellEnd"/>
+      <w:r>
+        <w:rPr>
+          <w:lang w:val="en-US"/>
+        </w:rPr>
+        <w:t xml:space="preserve"> codebases, use uuid@11 (but be aware this version will likely be deprecated in 2028).</w:t>
       </w:r>
     </w:p>
     <w:p>
@@ -1700,7 +2646,21 @@
         <w:rPr>
           <w:lang w:val="en-US"/>
         </w:rPr>
-        <w:t xml:space="preserve">  run `npm fund` for details</w:t>
+        <w:t xml:space="preserve">  run `</w:t>
+      </w:r>
+      <w:proofErr w:type="spellStart"/>
+      <w:r>
+        <w:rPr>
+          <w:lang w:val="en-US"/>
+        </w:rPr>
+        <w:t>npm</w:t>
+      </w:r>
+      <w:proofErr w:type="spellEnd"/>
+      <w:r>
+        <w:rPr>
+          <w:lang w:val="en-US"/>
+        </w:rPr>
+        <w:t xml:space="preserve"> fund` for details</w:t>
       </w:r>
     </w:p>
     <w:p>
@@ -1753,27 +2713,55 @@
         <w:rPr>
           <w:lang w:val="en-US"/>
         </w:rPr>
-        <w:t xml:space="preserve">  npm audit fix --force</w:t>
-      </w:r>
-    </w:p>
-    <w:p>
-      <w:pPr>
-        <w:rPr>
-          <w:lang w:val="en-US"/>
-        </w:rPr>
-      </w:pPr>
-    </w:p>
-    <w:p>
-      <w:pPr>
-        <w:rPr>
-          <w:lang w:val="en-US"/>
-        </w:rPr>
-      </w:pPr>
-      <w:r>
-        <w:rPr>
-          <w:lang w:val="en-US"/>
-        </w:rPr>
-        <w:t>Run `npm audit` for details.</w:t>
+        <w:t xml:space="preserve">  </w:t>
+      </w:r>
+      <w:proofErr w:type="spellStart"/>
+      <w:r>
+        <w:rPr>
+          <w:lang w:val="en-US"/>
+        </w:rPr>
+        <w:t>npm</w:t>
+      </w:r>
+      <w:proofErr w:type="spellEnd"/>
+      <w:r>
+        <w:rPr>
+          <w:lang w:val="en-US"/>
+        </w:rPr>
+        <w:t xml:space="preserve"> audit fix --force</w:t>
+      </w:r>
+    </w:p>
+    <w:p>
+      <w:pPr>
+        <w:rPr>
+          <w:lang w:val="en-US"/>
+        </w:rPr>
+      </w:pPr>
+    </w:p>
+    <w:p>
+      <w:pPr>
+        <w:rPr>
+          <w:lang w:val="en-US"/>
+        </w:rPr>
+      </w:pPr>
+      <w:r>
+        <w:rPr>
+          <w:lang w:val="en-US"/>
+        </w:rPr>
+        <w:t>Run `</w:t>
+      </w:r>
+      <w:proofErr w:type="spellStart"/>
+      <w:r>
+        <w:rPr>
+          <w:lang w:val="en-US"/>
+        </w:rPr>
+        <w:t>npm</w:t>
+      </w:r>
+      <w:proofErr w:type="spellEnd"/>
+      <w:r>
+        <w:rPr>
+          <w:lang w:val="en-US"/>
+        </w:rPr>
+        <w:t xml:space="preserve"> audit` for details.</w:t>
       </w:r>
     </w:p>
     <w:p>
@@ -1820,7 +2808,21 @@
         <w:rPr>
           <w:lang w:val="en-US"/>
         </w:rPr>
-        <w:t>To run your project, navigate to the directory and run one of the following npm commands.</w:t>
+        <w:t xml:space="preserve">To run your project, navigate to the directory and run one of the following </w:t>
+      </w:r>
+      <w:proofErr w:type="spellStart"/>
+      <w:r>
+        <w:rPr>
+          <w:lang w:val="en-US"/>
+        </w:rPr>
+        <w:t>npm</w:t>
+      </w:r>
+      <w:proofErr w:type="spellEnd"/>
+      <w:r>
+        <w:rPr>
+          <w:lang w:val="en-US"/>
+        </w:rPr>
+        <w:t xml:space="preserve"> commands.</w:t>
       </w:r>
     </w:p>
     <w:p>
@@ -1853,33 +2855,89 @@
         <w:rPr>
           <w:lang w:val="en-US"/>
         </w:rPr>
-        <w:t>- npm run android</w:t>
-      </w:r>
-    </w:p>
-    <w:p>
-      <w:pPr>
-        <w:rPr>
-          <w:lang w:val="en-US"/>
-        </w:rPr>
-      </w:pPr>
-      <w:r>
-        <w:rPr>
-          <w:lang w:val="en-US"/>
-        </w:rPr>
-        <w:t>- npm run ios # you need to use macOS to build the iOS project - use the Expo app if you need to do iOS development without a Mac</w:t>
-      </w:r>
-    </w:p>
-    <w:p>
-      <w:pPr>
-        <w:rPr>
-          <w:lang w:val="en-US"/>
-        </w:rPr>
-      </w:pPr>
-      <w:r>
-        <w:rPr>
-          <w:lang w:val="en-US"/>
-        </w:rPr>
-        <w:t>- npm run web</w:t>
+        <w:t xml:space="preserve">- </w:t>
+      </w:r>
+      <w:proofErr w:type="spellStart"/>
+      <w:r>
+        <w:rPr>
+          <w:lang w:val="en-US"/>
+        </w:rPr>
+        <w:t>npm</w:t>
+      </w:r>
+      <w:proofErr w:type="spellEnd"/>
+      <w:r>
+        <w:rPr>
+          <w:lang w:val="en-US"/>
+        </w:rPr>
+        <w:t xml:space="preserve"> run android</w:t>
+      </w:r>
+    </w:p>
+    <w:p>
+      <w:pPr>
+        <w:rPr>
+          <w:lang w:val="en-US"/>
+        </w:rPr>
+      </w:pPr>
+      <w:r>
+        <w:rPr>
+          <w:lang w:val="en-US"/>
+        </w:rPr>
+        <w:t xml:space="preserve">- </w:t>
+      </w:r>
+      <w:proofErr w:type="spellStart"/>
+      <w:r>
+        <w:rPr>
+          <w:lang w:val="en-US"/>
+        </w:rPr>
+        <w:t>npm</w:t>
+      </w:r>
+      <w:proofErr w:type="spellEnd"/>
+      <w:r>
+        <w:rPr>
+          <w:lang w:val="en-US"/>
+        </w:rPr>
+        <w:t xml:space="preserve"> run </w:t>
+      </w:r>
+      <w:proofErr w:type="spellStart"/>
+      <w:r>
+        <w:rPr>
+          <w:lang w:val="en-US"/>
+        </w:rPr>
+        <w:t>ios</w:t>
+      </w:r>
+      <w:proofErr w:type="spellEnd"/>
+      <w:r>
+        <w:rPr>
+          <w:lang w:val="en-US"/>
+        </w:rPr>
+        <w:t xml:space="preserve"> # you need to use macOS to build the iOS project - use the Expo app if you need to do iOS development without a Mac</w:t>
+      </w:r>
+    </w:p>
+    <w:p>
+      <w:pPr>
+        <w:rPr>
+          <w:lang w:val="en-US"/>
+        </w:rPr>
+      </w:pPr>
+      <w:r>
+        <w:rPr>
+          <w:lang w:val="en-US"/>
+        </w:rPr>
+        <w:t xml:space="preserve">- </w:t>
+      </w:r>
+      <w:proofErr w:type="spellStart"/>
+      <w:r>
+        <w:rPr>
+          <w:lang w:val="en-US"/>
+        </w:rPr>
+        <w:t>npm</w:t>
+      </w:r>
+      <w:proofErr w:type="spellEnd"/>
+      <w:r>
+        <w:rPr>
+          <w:lang w:val="en-US"/>
+        </w:rPr>
+        <w:t xml:space="preserve"> run web</w:t>
       </w:r>
     </w:p>
     <w:p>
@@ -1919,12 +2977,42 @@
         <w:rPr>
           <w:lang w:val="en-US"/>
         </w:rPr>
-        <w:t>C:\dev\aqua\aqua-mobile&gt;rm -rf node_modules package-lock.json</w:t>
-      </w:r>
-    </w:p>
-    <w:p>
-      <w:r>
-        <w:t>"rm" no se reconoce como un comando interno o externo,</w:t>
+        <w:t xml:space="preserve">C:\dev\aqua\aqua-mobile&gt;rm -rf </w:t>
+      </w:r>
+      <w:proofErr w:type="spellStart"/>
+      <w:r>
+        <w:rPr>
+          <w:lang w:val="en-US"/>
+        </w:rPr>
+        <w:t>node_modules</w:t>
+      </w:r>
+      <w:proofErr w:type="spellEnd"/>
+      <w:r>
+        <w:rPr>
+          <w:lang w:val="en-US"/>
+        </w:rPr>
+        <w:t xml:space="preserve"> package-</w:t>
+      </w:r>
+      <w:proofErr w:type="spellStart"/>
+      <w:r>
+        <w:rPr>
+          <w:lang w:val="en-US"/>
+        </w:rPr>
+        <w:t>lock.json</w:t>
+      </w:r>
+      <w:proofErr w:type="spellEnd"/>
+    </w:p>
+    <w:p>
+      <w:r>
+        <w:t>"</w:t>
+      </w:r>
+      <w:proofErr w:type="spellStart"/>
+      <w:r>
+        <w:t>rm</w:t>
+      </w:r>
+      <w:proofErr w:type="spellEnd"/>
+      <w:r>
+        <w:t>" no se reconoce como un comando interno o externo,</w:t>
       </w:r>
     </w:p>
     <w:p>
@@ -1943,20 +3031,33 @@
         <w:rPr>
           <w:lang w:val="en-US"/>
         </w:rPr>
-        <w:t>C:\dev\aqua\aqua-mobile&gt;rmdir /s /q node_modules</w:t>
-      </w:r>
-    </w:p>
-    <w:p>
-      <w:pPr>
-        <w:rPr>
-          <w:lang w:val="en-US"/>
-        </w:rPr>
-      </w:pPr>
-    </w:p>
-    <w:p>
-      <w:r>
-        <w:t>C:\dev\aqua\aqua-mobile&gt;del package-lock.json</w:t>
-      </w:r>
+        <w:t xml:space="preserve">C:\dev\aqua\aqua-mobile&gt;rmdir /s /q </w:t>
+      </w:r>
+      <w:proofErr w:type="spellStart"/>
+      <w:r>
+        <w:rPr>
+          <w:lang w:val="en-US"/>
+        </w:rPr>
+        <w:t>node_modules</w:t>
+      </w:r>
+      <w:proofErr w:type="spellEnd"/>
+    </w:p>
+    <w:p>
+      <w:pPr>
+        <w:rPr>
+          <w:lang w:val="en-US"/>
+        </w:rPr>
+      </w:pPr>
+    </w:p>
+    <w:p>
+      <w:r>
+        <w:t xml:space="preserve">C:\dev\aqua\aqua-mobile&gt;del </w:t>
+      </w:r>
+      <w:proofErr w:type="spellStart"/>
+      <w:r>
+        <w:t>package-lock.json</w:t>
+      </w:r>
+      <w:proofErr w:type="spellEnd"/>
     </w:p>
     <w:p/>
     <w:p>
@@ -1979,89 +3080,201 @@
           <w:lang w:val="en-US"/>
         </w:rPr>
       </w:pPr>
-      <w:r>
-        <w:rPr>
-          <w:lang w:val="en-US"/>
-        </w:rPr>
-        <w:t>npm warn deprecated inflight@1.0.6: This module is not supported, and leaks memory. Do not use it. Check out lru-cache if you want a good and tested way to coalesce async requests by a key value, which is much more comprehensive and powerful.</w:t>
-      </w:r>
-    </w:p>
-    <w:p>
-      <w:pPr>
-        <w:rPr>
-          <w:lang w:val="en-US"/>
-        </w:rPr>
-      </w:pPr>
-      <w:r>
-        <w:rPr>
-          <w:lang w:val="en-US"/>
-        </w:rPr>
-        <w:t>npm warn deprecated rimraf@3.0.2: Rimraf versions prior to v4 are no longer supported</w:t>
-      </w:r>
-    </w:p>
-    <w:p>
-      <w:pPr>
-        <w:rPr>
-          <w:lang w:val="en-US"/>
-        </w:rPr>
-      </w:pPr>
-      <w:r>
-        <w:rPr>
-          <w:lang w:val="en-US"/>
-        </w:rPr>
-        <w:t>npm warn deprecated glob@7.2.3: Old versions of glob are not supported, and contain widely publicized security vulnerabilities, which have been fixed in the current version. Please update. Support for old versions may be purchased (at exorbitant rates) by contacting i@izs.me</w:t>
-      </w:r>
-    </w:p>
-    <w:p>
-      <w:pPr>
-        <w:rPr>
-          <w:lang w:val="en-US"/>
-        </w:rPr>
-      </w:pPr>
-      <w:r>
-        <w:rPr>
-          <w:lang w:val="en-US"/>
-        </w:rPr>
-        <w:t>npm warn deprecated glob@7.2.3: Old versions of glob are not supported, and contain widely publicized security vulnerabilities, which have been fixed in the current version. Please update. Support for old versions may be purchased (at exorbitant rates) by contacting i@izs.me</w:t>
-      </w:r>
-    </w:p>
-    <w:p>
-      <w:pPr>
-        <w:rPr>
-          <w:lang w:val="en-US"/>
-        </w:rPr>
-      </w:pPr>
-      <w:r>
-        <w:rPr>
-          <w:lang w:val="en-US"/>
-        </w:rPr>
-        <w:t>npm warn deprecated glob@7.2.3: Old versions of glob are not supported, and contain widely publicized security vulnerabilities, which have been fixed in the current version. Please update. Support for old versions may be purchased (at exorbitant rates) by contacting i@izs.me</w:t>
-      </w:r>
-    </w:p>
-    <w:p>
-      <w:pPr>
-        <w:rPr>
-          <w:lang w:val="en-US"/>
-        </w:rPr>
-      </w:pPr>
-      <w:r>
-        <w:rPr>
-          <w:lang w:val="en-US"/>
-        </w:rPr>
-        <w:t>npm warn deprecated glob@7.2.3: Old versions of glob are not supported, and contain widely publicized security vulnerabilities, which have been fixed in the current version. Please update. Support for old versions may be purchased (at exorbitant rates) by contacting i@izs.me</w:t>
-      </w:r>
-    </w:p>
-    <w:p>
-      <w:pPr>
-        <w:rPr>
-          <w:lang w:val="en-US"/>
-        </w:rPr>
-      </w:pPr>
-      <w:r>
-        <w:rPr>
-          <w:lang w:val="en-US"/>
-        </w:rPr>
-        <w:t>npm warn deprecated uuid@7.0.3: uuid@10 and below is no longer supported.  For ESM codebases, update to uuid@latest.  For CommonJS codebases, use uuid@11 (but be aware this version will likely be deprecated in 2028).</w:t>
+      <w:proofErr w:type="spellStart"/>
+      <w:r>
+        <w:rPr>
+          <w:lang w:val="en-US"/>
+        </w:rPr>
+        <w:t>npm</w:t>
+      </w:r>
+      <w:proofErr w:type="spellEnd"/>
+      <w:r>
+        <w:rPr>
+          <w:lang w:val="en-US"/>
+        </w:rPr>
+        <w:t xml:space="preserve"> warn deprecated inflight@1.0.6: This module is not supported, and leaks memory. Do not use it. Check out </w:t>
+      </w:r>
+      <w:proofErr w:type="spellStart"/>
+      <w:r>
+        <w:rPr>
+          <w:lang w:val="en-US"/>
+        </w:rPr>
+        <w:t>lru</w:t>
+      </w:r>
+      <w:proofErr w:type="spellEnd"/>
+      <w:r>
+        <w:rPr>
+          <w:lang w:val="en-US"/>
+        </w:rPr>
+        <w:t>-cache if you want a good and tested way to coalesce async requests by a key value, which is much more comprehensive and powerful.</w:t>
+      </w:r>
+    </w:p>
+    <w:p>
+      <w:pPr>
+        <w:rPr>
+          <w:lang w:val="en-US"/>
+        </w:rPr>
+      </w:pPr>
+      <w:proofErr w:type="spellStart"/>
+      <w:r>
+        <w:rPr>
+          <w:lang w:val="en-US"/>
+        </w:rPr>
+        <w:t>npm</w:t>
+      </w:r>
+      <w:proofErr w:type="spellEnd"/>
+      <w:r>
+        <w:rPr>
+          <w:lang w:val="en-US"/>
+        </w:rPr>
+        <w:t xml:space="preserve"> warn deprecated rimraf@3.0.2: </w:t>
+      </w:r>
+      <w:proofErr w:type="spellStart"/>
+      <w:r>
+        <w:rPr>
+          <w:lang w:val="en-US"/>
+        </w:rPr>
+        <w:t>Rimraf</w:t>
+      </w:r>
+      <w:proofErr w:type="spellEnd"/>
+      <w:r>
+        <w:rPr>
+          <w:lang w:val="en-US"/>
+        </w:rPr>
+        <w:t xml:space="preserve"> versions prior to v4 are no longer supported</w:t>
+      </w:r>
+    </w:p>
+    <w:p>
+      <w:pPr>
+        <w:rPr>
+          <w:lang w:val="en-US"/>
+        </w:rPr>
+      </w:pPr>
+      <w:proofErr w:type="spellStart"/>
+      <w:r>
+        <w:rPr>
+          <w:lang w:val="en-US"/>
+        </w:rPr>
+        <w:t>npm</w:t>
+      </w:r>
+      <w:proofErr w:type="spellEnd"/>
+      <w:r>
+        <w:rPr>
+          <w:lang w:val="en-US"/>
+        </w:rPr>
+        <w:t xml:space="preserve"> warn deprecated glob@7.2.3: Old versions of glob are not supported, and contain widely publicized security vulnerabilities, which have been fixed in the current version. Please update. Support for old versions may be purchased (at exorbitant rates) by contacting i@izs.me</w:t>
+      </w:r>
+    </w:p>
+    <w:p>
+      <w:pPr>
+        <w:rPr>
+          <w:lang w:val="en-US"/>
+        </w:rPr>
+      </w:pPr>
+      <w:proofErr w:type="spellStart"/>
+      <w:r>
+        <w:rPr>
+          <w:lang w:val="en-US"/>
+        </w:rPr>
+        <w:t>npm</w:t>
+      </w:r>
+      <w:proofErr w:type="spellEnd"/>
+      <w:r>
+        <w:rPr>
+          <w:lang w:val="en-US"/>
+        </w:rPr>
+        <w:t xml:space="preserve"> warn deprecated glob@7.2.3: Old versions of glob are not supported, and contain widely publicized security vulnerabilities, which have been fixed in the current version. Please update. Support for old versions may be purchased (at exorbitant rates) by contacting i@izs.me</w:t>
+      </w:r>
+    </w:p>
+    <w:p>
+      <w:pPr>
+        <w:rPr>
+          <w:lang w:val="en-US"/>
+        </w:rPr>
+      </w:pPr>
+      <w:proofErr w:type="spellStart"/>
+      <w:r>
+        <w:rPr>
+          <w:lang w:val="en-US"/>
+        </w:rPr>
+        <w:t>npm</w:t>
+      </w:r>
+      <w:proofErr w:type="spellEnd"/>
+      <w:r>
+        <w:rPr>
+          <w:lang w:val="en-US"/>
+        </w:rPr>
+        <w:t xml:space="preserve"> warn deprecated glob@7.2.3: Old versions of glob are not supported, and contain widely publicized security vulnerabilities, which have been fixed in the current version. Please update. Support for old versions may be purchased (at exorbitant rates) by contacting i@izs.me</w:t>
+      </w:r>
+    </w:p>
+    <w:p>
+      <w:pPr>
+        <w:rPr>
+          <w:lang w:val="en-US"/>
+        </w:rPr>
+      </w:pPr>
+      <w:proofErr w:type="spellStart"/>
+      <w:r>
+        <w:rPr>
+          <w:lang w:val="en-US"/>
+        </w:rPr>
+        <w:t>npm</w:t>
+      </w:r>
+      <w:proofErr w:type="spellEnd"/>
+      <w:r>
+        <w:rPr>
+          <w:lang w:val="en-US"/>
+        </w:rPr>
+        <w:t xml:space="preserve"> warn deprecated glob@7.2.3: Old versions of glob are not supported, and contain widely publicized security vulnerabilities, which have been fixed in the current version. Please update. Support for old versions may be purchased (at exorbitant rates) by contacting i@izs.me</w:t>
+      </w:r>
+    </w:p>
+    <w:p>
+      <w:pPr>
+        <w:rPr>
+          <w:lang w:val="en-US"/>
+        </w:rPr>
+      </w:pPr>
+      <w:proofErr w:type="spellStart"/>
+      <w:r>
+        <w:rPr>
+          <w:lang w:val="en-US"/>
+        </w:rPr>
+        <w:t>npm</w:t>
+      </w:r>
+      <w:proofErr w:type="spellEnd"/>
+      <w:r>
+        <w:rPr>
+          <w:lang w:val="en-US"/>
+        </w:rPr>
+        <w:t xml:space="preserve"> warn deprecated uuid@7.0.3: uuid@10 and below is no longer supported.  For ESM codebases, update to </w:t>
+      </w:r>
+      <w:proofErr w:type="spellStart"/>
+      <w:r>
+        <w:rPr>
+          <w:lang w:val="en-US"/>
+        </w:rPr>
+        <w:t>uuid@latest</w:t>
+      </w:r>
+      <w:proofErr w:type="spellEnd"/>
+      <w:r>
+        <w:rPr>
+          <w:lang w:val="en-US"/>
+        </w:rPr>
+        <w:t xml:space="preserve">.  For </w:t>
+      </w:r>
+      <w:proofErr w:type="spellStart"/>
+      <w:r>
+        <w:rPr>
+          <w:lang w:val="en-US"/>
+        </w:rPr>
+        <w:t>CommonJS</w:t>
+      </w:r>
+      <w:proofErr w:type="spellEnd"/>
+      <w:r>
+        <w:rPr>
+          <w:lang w:val="en-US"/>
+        </w:rPr>
+        <w:t xml:space="preserve"> codebases, use uuid@11 (but be aware this version will likely be deprecated in 2028).</w:t>
       </w:r>
     </w:p>
     <w:p>
@@ -2114,7 +3327,21 @@
         <w:rPr>
           <w:lang w:val="en-US"/>
         </w:rPr>
-        <w:t xml:space="preserve">  run `npm fund` for details</w:t>
+        <w:t xml:space="preserve">  run `</w:t>
+      </w:r>
+      <w:proofErr w:type="spellStart"/>
+      <w:r>
+        <w:rPr>
+          <w:lang w:val="en-US"/>
+        </w:rPr>
+        <w:t>npm</w:t>
+      </w:r>
+      <w:proofErr w:type="spellEnd"/>
+      <w:r>
+        <w:rPr>
+          <w:lang w:val="en-US"/>
+        </w:rPr>
+        <w:t xml:space="preserve"> fund` for details</w:t>
       </w:r>
     </w:p>
     <w:p>
@@ -2168,48 +3395,84 @@
         <w:rPr>
           <w:lang w:val="en-US"/>
         </w:rPr>
-        <w:t xml:space="preserve">  npm audit fix --force</w:t>
-      </w:r>
-    </w:p>
-    <w:p>
-      <w:pPr>
-        <w:rPr>
-          <w:lang w:val="en-US"/>
-        </w:rPr>
-      </w:pPr>
-    </w:p>
-    <w:p>
-      <w:pPr>
-        <w:rPr>
-          <w:lang w:val="en-US"/>
-        </w:rPr>
-      </w:pPr>
-      <w:r>
-        <w:rPr>
-          <w:lang w:val="en-US"/>
-        </w:rPr>
-        <w:t>Run `npm audit` for details.</w:t>
-      </w:r>
-    </w:p>
-    <w:p>
-      <w:pPr>
-        <w:rPr>
-          <w:lang w:val="en-US"/>
-        </w:rPr>
-      </w:pPr>
-    </w:p>
-    <w:p>
-      <w:pPr>
-        <w:rPr>
-          <w:lang w:val="en-US"/>
-        </w:rPr>
-      </w:pPr>
-      <w:r>
-        <w:rPr>
-          <w:lang w:val="en-US"/>
-        </w:rPr>
-        <w:t>C:\dev\aqua\aqua-mobile&gt;git init</w:t>
-      </w:r>
+        <w:t xml:space="preserve">  </w:t>
+      </w:r>
+      <w:proofErr w:type="spellStart"/>
+      <w:r>
+        <w:rPr>
+          <w:lang w:val="en-US"/>
+        </w:rPr>
+        <w:t>npm</w:t>
+      </w:r>
+      <w:proofErr w:type="spellEnd"/>
+      <w:r>
+        <w:rPr>
+          <w:lang w:val="en-US"/>
+        </w:rPr>
+        <w:t xml:space="preserve"> audit fix --force</w:t>
+      </w:r>
+    </w:p>
+    <w:p>
+      <w:pPr>
+        <w:rPr>
+          <w:lang w:val="en-US"/>
+        </w:rPr>
+      </w:pPr>
+    </w:p>
+    <w:p>
+      <w:pPr>
+        <w:rPr>
+          <w:lang w:val="en-US"/>
+        </w:rPr>
+      </w:pPr>
+      <w:r>
+        <w:rPr>
+          <w:lang w:val="en-US"/>
+        </w:rPr>
+        <w:t>Run `</w:t>
+      </w:r>
+      <w:proofErr w:type="spellStart"/>
+      <w:r>
+        <w:rPr>
+          <w:lang w:val="en-US"/>
+        </w:rPr>
+        <w:t>npm</w:t>
+      </w:r>
+      <w:proofErr w:type="spellEnd"/>
+      <w:r>
+        <w:rPr>
+          <w:lang w:val="en-US"/>
+        </w:rPr>
+        <w:t xml:space="preserve"> audit` for details.</w:t>
+      </w:r>
+    </w:p>
+    <w:p>
+      <w:pPr>
+        <w:rPr>
+          <w:lang w:val="en-US"/>
+        </w:rPr>
+      </w:pPr>
+    </w:p>
+    <w:p>
+      <w:pPr>
+        <w:rPr>
+          <w:lang w:val="en-US"/>
+        </w:rPr>
+      </w:pPr>
+      <w:r>
+        <w:rPr>
+          <w:lang w:val="en-US"/>
+        </w:rPr>
+        <w:t xml:space="preserve">C:\dev\aqua\aqua-mobile&gt;git </w:t>
+      </w:r>
+      <w:proofErr w:type="spellStart"/>
+      <w:r>
+        <w:rPr>
+          <w:lang w:val="en-US"/>
+        </w:rPr>
+        <w:t>init</w:t>
+      </w:r>
+      <w:proofErr w:type="spellEnd"/>
     </w:p>
     <w:p>
       <w:pPr>
@@ -2306,138 +3569,226 @@
         <w:rPr>
           <w:lang w:val="en-US"/>
         </w:rPr>
-        <w:t xml:space="preserve">        deleted:    app/(tabs)/_layout.tsx</w:t>
-      </w:r>
-    </w:p>
-    <w:p>
-      <w:pPr>
-        <w:rPr>
-          <w:lang w:val="en-US"/>
-        </w:rPr>
-      </w:pPr>
-      <w:r>
-        <w:rPr>
-          <w:lang w:val="en-US"/>
-        </w:rPr>
-        <w:t xml:space="preserve">        deleted:    app/(tabs)/explore.tsx</w:t>
-      </w:r>
-    </w:p>
-    <w:p>
-      <w:pPr>
-        <w:rPr>
-          <w:lang w:val="en-US"/>
-        </w:rPr>
-      </w:pPr>
-      <w:r>
-        <w:rPr>
-          <w:lang w:val="en-US"/>
-        </w:rPr>
-        <w:t xml:space="preserve">        deleted:    app/(tabs)/index.tsx</w:t>
-      </w:r>
-    </w:p>
-    <w:p>
-      <w:pPr>
-        <w:rPr>
-          <w:lang w:val="en-US"/>
-        </w:rPr>
-      </w:pPr>
-      <w:r>
-        <w:rPr>
-          <w:lang w:val="en-US"/>
-        </w:rPr>
-        <w:t xml:space="preserve">        modified:   app/_layout.tsx</w:t>
-      </w:r>
-    </w:p>
-    <w:p>
-      <w:pPr>
-        <w:rPr>
-          <w:lang w:val="en-US"/>
-        </w:rPr>
-      </w:pPr>
-      <w:r>
-        <w:rPr>
-          <w:lang w:val="en-US"/>
-        </w:rPr>
-        <w:t xml:space="preserve">        deleted:    app/modal.tsx</w:t>
-      </w:r>
-    </w:p>
-    <w:p>
-      <w:pPr>
-        <w:rPr>
-          <w:lang w:val="en-US"/>
-        </w:rPr>
-      </w:pPr>
-      <w:r>
-        <w:rPr>
-          <w:lang w:val="en-US"/>
-        </w:rPr>
-        <w:t xml:space="preserve">        deleted:    components/external-link.tsx</w:t>
-      </w:r>
-    </w:p>
-    <w:p>
-      <w:pPr>
-        <w:rPr>
-          <w:lang w:val="en-US"/>
-        </w:rPr>
-      </w:pPr>
-      <w:r>
-        <w:rPr>
-          <w:lang w:val="en-US"/>
-        </w:rPr>
-        <w:t xml:space="preserve">        deleted:    components/haptic-tab.tsx</w:t>
-      </w:r>
-    </w:p>
-    <w:p>
-      <w:pPr>
-        <w:rPr>
-          <w:lang w:val="en-US"/>
-        </w:rPr>
-      </w:pPr>
-      <w:r>
-        <w:rPr>
-          <w:lang w:val="en-US"/>
-        </w:rPr>
-        <w:t xml:space="preserve">        deleted:    components/hello-wave.tsx</w:t>
-      </w:r>
-    </w:p>
-    <w:p>
-      <w:pPr>
-        <w:rPr>
-          <w:lang w:val="en-US"/>
-        </w:rPr>
-      </w:pPr>
-      <w:r>
-        <w:rPr>
-          <w:lang w:val="en-US"/>
-        </w:rPr>
-        <w:t xml:space="preserve">        deleted:    components/parallax-scroll-view.tsx</w:t>
-      </w:r>
-    </w:p>
-    <w:p>
-      <w:pPr>
-        <w:rPr>
-          <w:lang w:val="en-US"/>
-        </w:rPr>
-      </w:pPr>
-      <w:r>
-        <w:rPr>
-          <w:lang w:val="en-US"/>
-        </w:rPr>
-        <w:t xml:space="preserve">        deleted:    components/themed-text.tsx</w:t>
-      </w:r>
-    </w:p>
-    <w:p>
-      <w:pPr>
-        <w:rPr>
-          <w:lang w:val="en-US"/>
-        </w:rPr>
-      </w:pPr>
-      <w:r>
-        <w:rPr>
-          <w:lang w:val="en-US"/>
-        </w:rPr>
-        <w:t xml:space="preserve">        deleted:    components/themed-view.tsx</w:t>
-      </w:r>
+        <w:t xml:space="preserve">        deleted:    app/(tabs)/_</w:t>
+      </w:r>
+      <w:proofErr w:type="spellStart"/>
+      <w:r>
+        <w:rPr>
+          <w:lang w:val="en-US"/>
+        </w:rPr>
+        <w:t>layout.tsx</w:t>
+      </w:r>
+      <w:proofErr w:type="spellEnd"/>
+    </w:p>
+    <w:p>
+      <w:pPr>
+        <w:rPr>
+          <w:lang w:val="en-US"/>
+        </w:rPr>
+      </w:pPr>
+      <w:r>
+        <w:rPr>
+          <w:lang w:val="en-US"/>
+        </w:rPr>
+        <w:t xml:space="preserve">        deleted:    app/(tabs)/</w:t>
+      </w:r>
+      <w:proofErr w:type="spellStart"/>
+      <w:r>
+        <w:rPr>
+          <w:lang w:val="en-US"/>
+        </w:rPr>
+        <w:t>explore.tsx</w:t>
+      </w:r>
+      <w:proofErr w:type="spellEnd"/>
+    </w:p>
+    <w:p>
+      <w:pPr>
+        <w:rPr>
+          <w:lang w:val="en-US"/>
+        </w:rPr>
+      </w:pPr>
+      <w:r>
+        <w:rPr>
+          <w:lang w:val="en-US"/>
+        </w:rPr>
+        <w:t xml:space="preserve">        deleted:    app/(tabs)/</w:t>
+      </w:r>
+      <w:proofErr w:type="spellStart"/>
+      <w:r>
+        <w:rPr>
+          <w:lang w:val="en-US"/>
+        </w:rPr>
+        <w:t>index.tsx</w:t>
+      </w:r>
+      <w:proofErr w:type="spellEnd"/>
+    </w:p>
+    <w:p>
+      <w:pPr>
+        <w:rPr>
+          <w:lang w:val="en-US"/>
+        </w:rPr>
+      </w:pPr>
+      <w:r>
+        <w:rPr>
+          <w:lang w:val="en-US"/>
+        </w:rPr>
+        <w:t xml:space="preserve">        modified:   app/_</w:t>
+      </w:r>
+      <w:proofErr w:type="spellStart"/>
+      <w:r>
+        <w:rPr>
+          <w:lang w:val="en-US"/>
+        </w:rPr>
+        <w:t>layout.tsx</w:t>
+      </w:r>
+      <w:proofErr w:type="spellEnd"/>
+    </w:p>
+    <w:p>
+      <w:pPr>
+        <w:rPr>
+          <w:lang w:val="en-US"/>
+        </w:rPr>
+      </w:pPr>
+      <w:r>
+        <w:rPr>
+          <w:lang w:val="en-US"/>
+        </w:rPr>
+        <w:t xml:space="preserve">        deleted:    app/</w:t>
+      </w:r>
+      <w:proofErr w:type="spellStart"/>
+      <w:r>
+        <w:rPr>
+          <w:lang w:val="en-US"/>
+        </w:rPr>
+        <w:t>modal.tsx</w:t>
+      </w:r>
+      <w:proofErr w:type="spellEnd"/>
+    </w:p>
+    <w:p>
+      <w:pPr>
+        <w:rPr>
+          <w:lang w:val="en-US"/>
+        </w:rPr>
+      </w:pPr>
+      <w:r>
+        <w:rPr>
+          <w:lang w:val="en-US"/>
+        </w:rPr>
+        <w:t xml:space="preserve">        deleted:    components/external-</w:t>
+      </w:r>
+      <w:proofErr w:type="spellStart"/>
+      <w:r>
+        <w:rPr>
+          <w:lang w:val="en-US"/>
+        </w:rPr>
+        <w:t>link.tsx</w:t>
+      </w:r>
+      <w:proofErr w:type="spellEnd"/>
+    </w:p>
+    <w:p>
+      <w:pPr>
+        <w:rPr>
+          <w:lang w:val="en-US"/>
+        </w:rPr>
+      </w:pPr>
+      <w:r>
+        <w:rPr>
+          <w:lang w:val="en-US"/>
+        </w:rPr>
+        <w:t xml:space="preserve">        deleted:    components/haptic-</w:t>
+      </w:r>
+      <w:proofErr w:type="spellStart"/>
+      <w:r>
+        <w:rPr>
+          <w:lang w:val="en-US"/>
+        </w:rPr>
+        <w:t>tab.tsx</w:t>
+      </w:r>
+      <w:proofErr w:type="spellEnd"/>
+    </w:p>
+    <w:p>
+      <w:pPr>
+        <w:rPr>
+          <w:lang w:val="en-US"/>
+        </w:rPr>
+      </w:pPr>
+      <w:r>
+        <w:rPr>
+          <w:lang w:val="en-US"/>
+        </w:rPr>
+        <w:t xml:space="preserve">        deleted:    components/hello-</w:t>
+      </w:r>
+      <w:proofErr w:type="spellStart"/>
+      <w:r>
+        <w:rPr>
+          <w:lang w:val="en-US"/>
+        </w:rPr>
+        <w:t>wave.tsx</w:t>
+      </w:r>
+      <w:proofErr w:type="spellEnd"/>
+    </w:p>
+    <w:p>
+      <w:pPr>
+        <w:rPr>
+          <w:lang w:val="en-US"/>
+        </w:rPr>
+      </w:pPr>
+      <w:r>
+        <w:rPr>
+          <w:lang w:val="en-US"/>
+        </w:rPr>
+        <w:t xml:space="preserve">        deleted:    components/parallax-scroll-</w:t>
+      </w:r>
+      <w:proofErr w:type="spellStart"/>
+      <w:r>
+        <w:rPr>
+          <w:lang w:val="en-US"/>
+        </w:rPr>
+        <w:t>view.tsx</w:t>
+      </w:r>
+      <w:proofErr w:type="spellEnd"/>
+    </w:p>
+    <w:p>
+      <w:pPr>
+        <w:rPr>
+          <w:lang w:val="en-US"/>
+        </w:rPr>
+      </w:pPr>
+      <w:r>
+        <w:rPr>
+          <w:lang w:val="en-US"/>
+        </w:rPr>
+        <w:t xml:space="preserve">        deleted:    components/themed-</w:t>
+      </w:r>
+      <w:proofErr w:type="spellStart"/>
+      <w:r>
+        <w:rPr>
+          <w:lang w:val="en-US"/>
+        </w:rPr>
+        <w:t>text.tsx</w:t>
+      </w:r>
+      <w:proofErr w:type="spellEnd"/>
+    </w:p>
+    <w:p>
+      <w:pPr>
+        <w:rPr>
+          <w:lang w:val="en-US"/>
+        </w:rPr>
+      </w:pPr>
+      <w:r>
+        <w:rPr>
+          <w:lang w:val="en-US"/>
+        </w:rPr>
+        <w:t xml:space="preserve">        deleted:    components/themed-</w:t>
+      </w:r>
+      <w:proofErr w:type="spellStart"/>
+      <w:r>
+        <w:rPr>
+          <w:lang w:val="en-US"/>
+        </w:rPr>
+        <w:t>view.tsx</w:t>
+      </w:r>
+      <w:proofErr w:type="spellEnd"/>
     </w:p>
     <w:p>
       <w:pPr>
@@ -2450,112 +3801,226 @@
           <w:lang w:val="en-US"/>
         </w:rPr>
         <w:lastRenderedPageBreak/>
-        <w:t xml:space="preserve">        deleted:    components/ui/collapsible.tsx</w:t>
-      </w:r>
-    </w:p>
-    <w:p>
-      <w:pPr>
-        <w:rPr>
-          <w:lang w:val="en-US"/>
-        </w:rPr>
-      </w:pPr>
-      <w:r>
-        <w:rPr>
-          <w:lang w:val="en-US"/>
-        </w:rPr>
-        <w:t xml:space="preserve">        deleted:    components/ui/icon-symbol.ios.tsx</w:t>
-      </w:r>
-    </w:p>
-    <w:p>
-      <w:pPr>
-        <w:rPr>
-          <w:lang w:val="en-US"/>
-        </w:rPr>
-      </w:pPr>
-      <w:r>
-        <w:rPr>
-          <w:lang w:val="en-US"/>
-        </w:rPr>
-        <w:t xml:space="preserve">        deleted:    components/ui/icon-symbol.tsx</w:t>
-      </w:r>
-    </w:p>
-    <w:p>
-      <w:pPr>
-        <w:rPr>
-          <w:lang w:val="en-US"/>
-        </w:rPr>
-      </w:pPr>
-      <w:r>
-        <w:rPr>
-          <w:lang w:val="en-US"/>
-        </w:rPr>
-        <w:t xml:space="preserve">        deleted:    constants/theme.ts</w:t>
-      </w:r>
-    </w:p>
-    <w:p>
-      <w:pPr>
-        <w:rPr>
-          <w:lang w:val="en-US"/>
-        </w:rPr>
-      </w:pPr>
-      <w:r>
-        <w:rPr>
-          <w:lang w:val="en-US"/>
-        </w:rPr>
-        <w:t xml:space="preserve">        deleted:    hooks/use-color-scheme.ts</w:t>
-      </w:r>
-    </w:p>
-    <w:p>
-      <w:pPr>
-        <w:rPr>
-          <w:lang w:val="en-US"/>
-        </w:rPr>
-      </w:pPr>
-      <w:r>
-        <w:rPr>
-          <w:lang w:val="en-US"/>
-        </w:rPr>
-        <w:t xml:space="preserve">        deleted:    hooks/use-color-scheme.web.ts</w:t>
-      </w:r>
-    </w:p>
-    <w:p>
-      <w:pPr>
-        <w:rPr>
-          <w:lang w:val="en-US"/>
-        </w:rPr>
-      </w:pPr>
-      <w:r>
-        <w:rPr>
-          <w:lang w:val="en-US"/>
-        </w:rPr>
-        <w:t xml:space="preserve">        deleted:    hooks/use-theme-color.ts</w:t>
-      </w:r>
-    </w:p>
-    <w:p>
-      <w:pPr>
-        <w:rPr>
-          <w:lang w:val="en-US"/>
-        </w:rPr>
-      </w:pPr>
-      <w:r>
-        <w:rPr>
-          <w:lang w:val="en-US"/>
-        </w:rPr>
-        <w:t xml:space="preserve">        modified:   package-lock.json</w:t>
-      </w:r>
-    </w:p>
-    <w:p>
-      <w:pPr>
-        <w:rPr>
-          <w:lang w:val="en-US"/>
-        </w:rPr>
-      </w:pPr>
-      <w:r>
-        <w:rPr>
-          <w:lang w:val="en-US"/>
-        </w:rPr>
-        <w:t xml:space="preserve">        modified:   package.json</w:t>
-      </w:r>
+        <w:t xml:space="preserve">        deleted:    components/</w:t>
+      </w:r>
+      <w:proofErr w:type="spellStart"/>
+      <w:r>
+        <w:rPr>
+          <w:lang w:val="en-US"/>
+        </w:rPr>
+        <w:t>ui</w:t>
+      </w:r>
+      <w:proofErr w:type="spellEnd"/>
+      <w:r>
+        <w:rPr>
+          <w:lang w:val="en-US"/>
+        </w:rPr>
+        <w:t>/</w:t>
+      </w:r>
+      <w:proofErr w:type="spellStart"/>
+      <w:r>
+        <w:rPr>
+          <w:lang w:val="en-US"/>
+        </w:rPr>
+        <w:t>collapsible.tsx</w:t>
+      </w:r>
+      <w:proofErr w:type="spellEnd"/>
+    </w:p>
+    <w:p>
+      <w:pPr>
+        <w:rPr>
+          <w:lang w:val="en-US"/>
+        </w:rPr>
+      </w:pPr>
+      <w:r>
+        <w:rPr>
+          <w:lang w:val="en-US"/>
+        </w:rPr>
+        <w:t xml:space="preserve">        deleted:    components/</w:t>
+      </w:r>
+      <w:proofErr w:type="spellStart"/>
+      <w:r>
+        <w:rPr>
+          <w:lang w:val="en-US"/>
+        </w:rPr>
+        <w:t>ui</w:t>
+      </w:r>
+      <w:proofErr w:type="spellEnd"/>
+      <w:r>
+        <w:rPr>
+          <w:lang w:val="en-US"/>
+        </w:rPr>
+        <w:t>/icon-</w:t>
+      </w:r>
+      <w:proofErr w:type="spellStart"/>
+      <w:r>
+        <w:rPr>
+          <w:lang w:val="en-US"/>
+        </w:rPr>
+        <w:t>symbol.ios.tsx</w:t>
+      </w:r>
+      <w:proofErr w:type="spellEnd"/>
+    </w:p>
+    <w:p>
+      <w:pPr>
+        <w:rPr>
+          <w:lang w:val="en-US"/>
+        </w:rPr>
+      </w:pPr>
+      <w:r>
+        <w:rPr>
+          <w:lang w:val="en-US"/>
+        </w:rPr>
+        <w:t xml:space="preserve">        deleted:    components/</w:t>
+      </w:r>
+      <w:proofErr w:type="spellStart"/>
+      <w:r>
+        <w:rPr>
+          <w:lang w:val="en-US"/>
+        </w:rPr>
+        <w:t>ui</w:t>
+      </w:r>
+      <w:proofErr w:type="spellEnd"/>
+      <w:r>
+        <w:rPr>
+          <w:lang w:val="en-US"/>
+        </w:rPr>
+        <w:t>/icon-</w:t>
+      </w:r>
+      <w:proofErr w:type="spellStart"/>
+      <w:r>
+        <w:rPr>
+          <w:lang w:val="en-US"/>
+        </w:rPr>
+        <w:t>symbol.tsx</w:t>
+      </w:r>
+      <w:proofErr w:type="spellEnd"/>
+    </w:p>
+    <w:p>
+      <w:pPr>
+        <w:rPr>
+          <w:lang w:val="en-US"/>
+        </w:rPr>
+      </w:pPr>
+      <w:r>
+        <w:rPr>
+          <w:lang w:val="en-US"/>
+        </w:rPr>
+        <w:t xml:space="preserve">        deleted:    constants/</w:t>
+      </w:r>
+      <w:proofErr w:type="spellStart"/>
+      <w:r>
+        <w:rPr>
+          <w:lang w:val="en-US"/>
+        </w:rPr>
+        <w:t>theme.ts</w:t>
+      </w:r>
+      <w:proofErr w:type="spellEnd"/>
+    </w:p>
+    <w:p>
+      <w:pPr>
+        <w:rPr>
+          <w:lang w:val="en-US"/>
+        </w:rPr>
+      </w:pPr>
+      <w:r>
+        <w:rPr>
+          <w:lang w:val="en-US"/>
+        </w:rPr>
+        <w:t xml:space="preserve">        deleted:    hooks/use-color-</w:t>
+      </w:r>
+      <w:proofErr w:type="spellStart"/>
+      <w:r>
+        <w:rPr>
+          <w:lang w:val="en-US"/>
+        </w:rPr>
+        <w:t>scheme.ts</w:t>
+      </w:r>
+      <w:proofErr w:type="spellEnd"/>
+    </w:p>
+    <w:p>
+      <w:pPr>
+        <w:rPr>
+          <w:lang w:val="en-US"/>
+        </w:rPr>
+      </w:pPr>
+      <w:r>
+        <w:rPr>
+          <w:lang w:val="en-US"/>
+        </w:rPr>
+        <w:t xml:space="preserve">        deleted:    hooks/use-color-</w:t>
+      </w:r>
+      <w:proofErr w:type="spellStart"/>
+      <w:r>
+        <w:rPr>
+          <w:lang w:val="en-US"/>
+        </w:rPr>
+        <w:t>scheme.web.ts</w:t>
+      </w:r>
+      <w:proofErr w:type="spellEnd"/>
+    </w:p>
+    <w:p>
+      <w:pPr>
+        <w:rPr>
+          <w:lang w:val="en-US"/>
+        </w:rPr>
+      </w:pPr>
+      <w:r>
+        <w:rPr>
+          <w:lang w:val="en-US"/>
+        </w:rPr>
+        <w:t xml:space="preserve">        deleted:    hooks/use-theme-</w:t>
+      </w:r>
+      <w:proofErr w:type="spellStart"/>
+      <w:r>
+        <w:rPr>
+          <w:lang w:val="en-US"/>
+        </w:rPr>
+        <w:t>color.ts</w:t>
+      </w:r>
+      <w:proofErr w:type="spellEnd"/>
+    </w:p>
+    <w:p>
+      <w:pPr>
+        <w:rPr>
+          <w:lang w:val="en-US"/>
+        </w:rPr>
+      </w:pPr>
+      <w:r>
+        <w:rPr>
+          <w:lang w:val="en-US"/>
+        </w:rPr>
+        <w:t xml:space="preserve">        modified:   package-</w:t>
+      </w:r>
+      <w:proofErr w:type="spellStart"/>
+      <w:r>
+        <w:rPr>
+          <w:lang w:val="en-US"/>
+        </w:rPr>
+        <w:t>lock.json</w:t>
+      </w:r>
+      <w:proofErr w:type="spellEnd"/>
+    </w:p>
+    <w:p>
+      <w:pPr>
+        <w:rPr>
+          <w:lang w:val="en-US"/>
+        </w:rPr>
+      </w:pPr>
+      <w:r>
+        <w:rPr>
+          <w:lang w:val="en-US"/>
+        </w:rPr>
+        <w:t xml:space="preserve">        modified:   </w:t>
+      </w:r>
+      <w:proofErr w:type="spellStart"/>
+      <w:r>
+        <w:rPr>
+          <w:lang w:val="en-US"/>
+        </w:rPr>
+        <w:t>package.json</w:t>
+      </w:r>
+      <w:proofErr w:type="spellEnd"/>
     </w:p>
     <w:p>
       <w:pPr>
@@ -2600,8 +4065,16 @@
         <w:rPr>
           <w:lang w:val="en-US"/>
         </w:rPr>
-        <w:t xml:space="preserve">        app/index.tsx</w:t>
-      </w:r>
+        <w:t xml:space="preserve">        app/</w:t>
+      </w:r>
+      <w:proofErr w:type="spellStart"/>
+      <w:r>
+        <w:rPr>
+          <w:lang w:val="en-US"/>
+        </w:rPr>
+        <w:t>index.tsx</w:t>
+      </w:r>
+      <w:proofErr w:type="spellEnd"/>
     </w:p>
     <w:p>
       <w:pPr>
@@ -2671,8 +4144,13 @@
     </w:p>
     <w:p>
       <w:r>
-        <w:t>C:\dev\aqua&gt;cd aqua-mobile</w:t>
-      </w:r>
+        <w:t xml:space="preserve">C:\dev\aqua&gt;cd </w:t>
+      </w:r>
+      <w:proofErr w:type="spellStart"/>
+      <w:r>
+        <w:t>aqua-mobile</w:t>
+      </w:r>
+      <w:proofErr w:type="spellEnd"/>
     </w:p>
     <w:p/>
     <w:p>
@@ -2725,7 +4203,21 @@
         <w:rPr>
           <w:lang w:val="en-US"/>
         </w:rPr>
-        <w:t xml:space="preserve">C:\dev\aqua&gt;git init </w:t>
+        <w:t xml:space="preserve">C:\dev\aqua&gt;git </w:t>
+      </w:r>
+      <w:proofErr w:type="spellStart"/>
+      <w:r>
+        <w:rPr>
+          <w:lang w:val="en-US"/>
+        </w:rPr>
+        <w:t>init</w:t>
+      </w:r>
+      <w:proofErr w:type="spellEnd"/>
+      <w:r>
+        <w:rPr>
+          <w:lang w:val="en-US"/>
+        </w:rPr>
+        <w:t xml:space="preserve"> </w:t>
       </w:r>
     </w:p>
     <w:p>
@@ -2837,20 +4329,42 @@
         <w:rPr>
           <w:lang w:val="en-US"/>
         </w:rPr>
-        <w:t xml:space="preserve">        .gitignore</w:t>
-      </w:r>
-    </w:p>
-    <w:p>
-      <w:pPr>
-        <w:rPr>
-          <w:lang w:val="en-US"/>
-        </w:rPr>
-      </w:pPr>
-      <w:r>
-        <w:rPr>
-          <w:lang w:val="en-US"/>
-        </w:rPr>
-        <w:t xml:space="preserve">        .vscode/</w:t>
+        <w:t xml:space="preserve">        .</w:t>
+      </w:r>
+      <w:proofErr w:type="spellStart"/>
+      <w:r>
+        <w:rPr>
+          <w:lang w:val="en-US"/>
+        </w:rPr>
+        <w:t>gitignore</w:t>
+      </w:r>
+      <w:proofErr w:type="spellEnd"/>
+    </w:p>
+    <w:p>
+      <w:pPr>
+        <w:rPr>
+          <w:lang w:val="en-US"/>
+        </w:rPr>
+      </w:pPr>
+      <w:r>
+        <w:rPr>
+          <w:lang w:val="en-US"/>
+        </w:rPr>
+        <w:t xml:space="preserve">        .</w:t>
+      </w:r>
+      <w:proofErr w:type="spellStart"/>
+      <w:r>
+        <w:rPr>
+          <w:lang w:val="en-US"/>
+        </w:rPr>
+        <w:t>vscode</w:t>
+      </w:r>
+      <w:proofErr w:type="spellEnd"/>
+      <w:r>
+        <w:rPr>
+          <w:lang w:val="en-US"/>
+        </w:rPr>
+        <w:t>/</w:t>
       </w:r>
     </w:p>
     <w:p>
@@ -2902,7 +4416,21 @@
         <w:rPr>
           <w:lang w:val="en-US"/>
         </w:rPr>
-        <w:t xml:space="preserve">        dctos/</w:t>
+        <w:t xml:space="preserve">        </w:t>
+      </w:r>
+      <w:proofErr w:type="spellStart"/>
+      <w:r>
+        <w:rPr>
+          <w:lang w:val="en-US"/>
+        </w:rPr>
+        <w:t>dctos</w:t>
+      </w:r>
+      <w:proofErr w:type="spellEnd"/>
+      <w:r>
+        <w:rPr>
+          <w:lang w:val="en-US"/>
+        </w:rPr>
+        <w:t>/</w:t>
       </w:r>
     </w:p>
     <w:p>
@@ -2955,20 +4483,62 @@
         <w:rPr>
           <w:lang w:val="en-US"/>
         </w:rPr>
-        <w:t>warning: in the working copy of '.gitignore', LF will be replaced by CRLF the next time Git touches it</w:t>
-      </w:r>
-    </w:p>
-    <w:p>
-      <w:pPr>
-        <w:rPr>
-          <w:lang w:val="en-US"/>
-        </w:rPr>
-      </w:pPr>
-      <w:r>
-        <w:rPr>
-          <w:lang w:val="en-US"/>
-        </w:rPr>
-        <w:t>warning: in the working copy of '.vscode/settings.json', LF will be replaced by CRLF the next time Git touches it</w:t>
+        <w:t>warning: in the working copy of '.</w:t>
+      </w:r>
+      <w:proofErr w:type="spellStart"/>
+      <w:r>
+        <w:rPr>
+          <w:lang w:val="en-US"/>
+        </w:rPr>
+        <w:t>gitignore</w:t>
+      </w:r>
+      <w:proofErr w:type="spellEnd"/>
+      <w:r>
+        <w:rPr>
+          <w:lang w:val="en-US"/>
+        </w:rPr>
+        <w:t>', LF will be replaced by CRLF the next time Git touches it</w:t>
+      </w:r>
+    </w:p>
+    <w:p>
+      <w:pPr>
+        <w:rPr>
+          <w:lang w:val="en-US"/>
+        </w:rPr>
+      </w:pPr>
+      <w:r>
+        <w:rPr>
+          <w:lang w:val="en-US"/>
+        </w:rPr>
+        <w:t>warning: in the working copy of '.</w:t>
+      </w:r>
+      <w:proofErr w:type="spellStart"/>
+      <w:r>
+        <w:rPr>
+          <w:lang w:val="en-US"/>
+        </w:rPr>
+        <w:t>vscode</w:t>
+      </w:r>
+      <w:proofErr w:type="spellEnd"/>
+      <w:r>
+        <w:rPr>
+          <w:lang w:val="en-US"/>
+        </w:rPr>
+        <w:t>/</w:t>
+      </w:r>
+      <w:proofErr w:type="spellStart"/>
+      <w:r>
+        <w:rPr>
+          <w:lang w:val="en-US"/>
+        </w:rPr>
+        <w:t>settings.json</w:t>
+      </w:r>
+      <w:proofErr w:type="spellEnd"/>
+      <w:r>
+        <w:rPr>
+          <w:lang w:val="en-US"/>
+        </w:rPr>
+        <w:t>', LF will be replaced by CRLF the next time Git touches it</w:t>
       </w:r>
     </w:p>
     <w:p>
@@ -2982,33 +4552,103 @@
           <w:lang w:val="en-US"/>
         </w:rPr>
         <w:lastRenderedPageBreak/>
-        <w:t>warning: in the working copy of 'aqua-mobile/.gitignore', LF will be replaced by CRLF the next time Git touches it</w:t>
-      </w:r>
-    </w:p>
-    <w:p>
-      <w:pPr>
-        <w:rPr>
-          <w:lang w:val="en-US"/>
-        </w:rPr>
-      </w:pPr>
-      <w:r>
-        <w:rPr>
-          <w:lang w:val="en-US"/>
-        </w:rPr>
-        <w:t>warning: in the working copy of 'aqua-mobile/.vscode/extensions.json', LF will be replaced by CRLF the next time Git touches it</w:t>
-      </w:r>
-    </w:p>
-    <w:p>
-      <w:pPr>
-        <w:rPr>
-          <w:lang w:val="en-US"/>
-        </w:rPr>
-      </w:pPr>
-      <w:r>
-        <w:rPr>
-          <w:lang w:val="en-US"/>
-        </w:rPr>
-        <w:t>warning: in the working copy of 'aqua-mobile/.vscode/settings.json', LF will be replaced by CRLF the next time Git touches it</w:t>
+        <w:t>warning: in the working copy of 'aqua-mobile/.</w:t>
+      </w:r>
+      <w:proofErr w:type="spellStart"/>
+      <w:r>
+        <w:rPr>
+          <w:lang w:val="en-US"/>
+        </w:rPr>
+        <w:t>gitignore</w:t>
+      </w:r>
+      <w:proofErr w:type="spellEnd"/>
+      <w:r>
+        <w:rPr>
+          <w:lang w:val="en-US"/>
+        </w:rPr>
+        <w:t>', LF will be replaced by CRLF the next time Git touches it</w:t>
+      </w:r>
+    </w:p>
+    <w:p>
+      <w:pPr>
+        <w:rPr>
+          <w:lang w:val="en-US"/>
+        </w:rPr>
+      </w:pPr>
+      <w:r>
+        <w:rPr>
+          <w:lang w:val="en-US"/>
+        </w:rPr>
+        <w:t>warning: in the working copy of 'aqua-mobile/.</w:t>
+      </w:r>
+      <w:proofErr w:type="spellStart"/>
+      <w:r>
+        <w:rPr>
+          <w:lang w:val="en-US"/>
+        </w:rPr>
+        <w:t>vscode</w:t>
+      </w:r>
+      <w:proofErr w:type="spellEnd"/>
+      <w:r>
+        <w:rPr>
+          <w:lang w:val="en-US"/>
+        </w:rPr>
+        <w:t>/</w:t>
+      </w:r>
+      <w:proofErr w:type="spellStart"/>
+      <w:r>
+        <w:rPr>
+          <w:lang w:val="en-US"/>
+        </w:rPr>
+        <w:t>extensions.json</w:t>
+      </w:r>
+      <w:proofErr w:type="spellEnd"/>
+      <w:r>
+        <w:rPr>
+          <w:lang w:val="en-US"/>
+        </w:rPr>
+        <w:t>', LF will be replaced by CRLF the next time Git touches it</w:t>
+      </w:r>
+    </w:p>
+    <w:p>
+      <w:pPr>
+        <w:rPr>
+          <w:lang w:val="en-US"/>
+        </w:rPr>
+      </w:pPr>
+      <w:r>
+        <w:rPr>
+          <w:lang w:val="en-US"/>
+        </w:rPr>
+        <w:t>warning: in the working copy of 'aqua-mobile/.</w:t>
+      </w:r>
+      <w:proofErr w:type="spellStart"/>
+      <w:r>
+        <w:rPr>
+          <w:lang w:val="en-US"/>
+        </w:rPr>
+        <w:t>vscode</w:t>
+      </w:r>
+      <w:proofErr w:type="spellEnd"/>
+      <w:r>
+        <w:rPr>
+          <w:lang w:val="en-US"/>
+        </w:rPr>
+        <w:t>/</w:t>
+      </w:r>
+      <w:proofErr w:type="spellStart"/>
+      <w:r>
+        <w:rPr>
+          <w:lang w:val="en-US"/>
+        </w:rPr>
+        <w:t>settings.json</w:t>
+      </w:r>
+      <w:proofErr w:type="spellEnd"/>
+      <w:r>
+        <w:rPr>
+          <w:lang w:val="en-US"/>
+        </w:rPr>
+        <w:t>', LF will be replaced by CRLF the next time Git touches it</w:t>
       </w:r>
     </w:p>
     <w:p>
@@ -3034,33 +4674,75 @@
         <w:rPr>
           <w:lang w:val="en-US"/>
         </w:rPr>
-        <w:t xml:space="preserve">warning: in the working copy of 'aqua-mobile/app.json', LF will be replaced by CRLF the next time Git touches it     </w:t>
-      </w:r>
-    </w:p>
-    <w:p>
-      <w:pPr>
-        <w:rPr>
-          <w:lang w:val="en-US"/>
-        </w:rPr>
-      </w:pPr>
-      <w:r>
-        <w:rPr>
-          <w:lang w:val="en-US"/>
-        </w:rPr>
-        <w:t>warning: in the working copy of 'aqua-mobile/app/_layout.tsx', LF will be replaced by CRLF the next time Git touches it</w:t>
-      </w:r>
-    </w:p>
-    <w:p>
-      <w:pPr>
-        <w:rPr>
-          <w:lang w:val="en-US"/>
-        </w:rPr>
-      </w:pPr>
-      <w:r>
-        <w:rPr>
-          <w:lang w:val="en-US"/>
-        </w:rPr>
-        <w:t>warning: in the working copy of 'aqua-mobile/app/index.tsx', LF will be replaced by CRLF the next time Git touches it</w:t>
+        <w:t>warning: in the working copy of 'aqua-mobile/</w:t>
+      </w:r>
+      <w:proofErr w:type="spellStart"/>
+      <w:r>
+        <w:rPr>
+          <w:lang w:val="en-US"/>
+        </w:rPr>
+        <w:t>app.json</w:t>
+      </w:r>
+      <w:proofErr w:type="spellEnd"/>
+      <w:r>
+        <w:rPr>
+          <w:lang w:val="en-US"/>
+        </w:rPr>
+        <w:t xml:space="preserve">', LF will be replaced by CRLF the next time Git touches it     </w:t>
+      </w:r>
+    </w:p>
+    <w:p>
+      <w:pPr>
+        <w:rPr>
+          <w:lang w:val="en-US"/>
+        </w:rPr>
+      </w:pPr>
+      <w:r>
+        <w:rPr>
+          <w:lang w:val="en-US"/>
+        </w:rPr>
+        <w:t>warning: in the working copy of 'aqua-mobile/app/_</w:t>
+      </w:r>
+      <w:proofErr w:type="spellStart"/>
+      <w:r>
+        <w:rPr>
+          <w:lang w:val="en-US"/>
+        </w:rPr>
+        <w:t>layout.tsx</w:t>
+      </w:r>
+      <w:proofErr w:type="spellEnd"/>
+      <w:r>
+        <w:rPr>
+          <w:lang w:val="en-US"/>
+        </w:rPr>
+        <w:t>', LF will be replaced by CRLF the next time Git touches it</w:t>
+      </w:r>
+    </w:p>
+    <w:p>
+      <w:pPr>
+        <w:rPr>
+          <w:lang w:val="en-US"/>
+        </w:rPr>
+      </w:pPr>
+      <w:r>
+        <w:rPr>
+          <w:lang w:val="en-US"/>
+        </w:rPr>
+        <w:t>warning: in the working copy of 'aqua-mobile/app/</w:t>
+      </w:r>
+      <w:proofErr w:type="spellStart"/>
+      <w:r>
+        <w:rPr>
+          <w:lang w:val="en-US"/>
+        </w:rPr>
+        <w:t>index.tsx</w:t>
+      </w:r>
+      <w:proofErr w:type="spellEnd"/>
+      <w:r>
+        <w:rPr>
+          <w:lang w:val="en-US"/>
+        </w:rPr>
+        <w:t>', LF will be replaced by CRLF the next time Git touches it</w:t>
       </w:r>
     </w:p>
     <w:p>
@@ -3086,85 +4768,197 @@
         <w:rPr>
           <w:lang w:val="en-US"/>
         </w:rPr>
-        <w:t>warning: in the working copy of 'aqua-mobile/package-lock.json', LF will be replaced by CRLF the next time Git touches it</w:t>
-      </w:r>
-    </w:p>
-    <w:p>
-      <w:pPr>
-        <w:rPr>
-          <w:lang w:val="en-US"/>
-        </w:rPr>
-      </w:pPr>
-      <w:r>
-        <w:rPr>
-          <w:lang w:val="en-US"/>
-        </w:rPr>
-        <w:t>warning: in the working copy of 'aqua-mobile/package.json', LF will be replaced by CRLF the next time Git touches it</w:t>
-      </w:r>
-    </w:p>
-    <w:p>
-      <w:pPr>
-        <w:rPr>
-          <w:lang w:val="en-US"/>
-        </w:rPr>
-      </w:pPr>
-      <w:r>
-        <w:rPr>
-          <w:lang w:val="en-US"/>
-        </w:rPr>
-        <w:t>warning: in the working copy of 'aqua-mobile/tsconfig.json', LF will be replaced by CRLF the next time Git touches it</w:t>
-      </w:r>
-    </w:p>
-    <w:p>
-      <w:pPr>
-        <w:rPr>
-          <w:lang w:val="en-US"/>
-        </w:rPr>
-      </w:pPr>
-      <w:r>
-        <w:rPr>
-          <w:lang w:val="en-US"/>
-        </w:rPr>
-        <w:t>warning: in the working copy of 'backend/package-lock.json', LF will be replaced by CRLF the next time Git touches it</w:t>
-      </w:r>
-    </w:p>
-    <w:p>
-      <w:pPr>
-        <w:rPr>
-          <w:lang w:val="en-US"/>
-        </w:rPr>
-      </w:pPr>
-      <w:r>
-        <w:rPr>
-          <w:lang w:val="en-US"/>
-        </w:rPr>
-        <w:t>warning: in the working copy of 'backend/package.json', LF will be replaced by CRLF the next time Git touches it</w:t>
-      </w:r>
-    </w:p>
-    <w:p>
-      <w:pPr>
-        <w:rPr>
-          <w:lang w:val="en-US"/>
-        </w:rPr>
-      </w:pPr>
-      <w:r>
-        <w:rPr>
-          <w:lang w:val="en-US"/>
-        </w:rPr>
-        <w:t xml:space="preserve">warning: in the working copy of 'backend/prisma.config.ts', LF will be replaced by CRLF the next time Git touches it </w:t>
-      </w:r>
-    </w:p>
-    <w:p>
-      <w:pPr>
-        <w:rPr>
-          <w:lang w:val="en-US"/>
-        </w:rPr>
-      </w:pPr>
-      <w:r>
-        <w:rPr>
-          <w:lang w:val="en-US"/>
-        </w:rPr>
-        <w:t>warning: in the working copy of 'backend/prisma/migrations/20260508214540_init/migration.sql', LF will be replaced by CRLF the next time Git touches it</w:t>
+        <w:t>warning: in the working copy of 'aqua-mobile/package-</w:t>
+      </w:r>
+      <w:proofErr w:type="spellStart"/>
+      <w:r>
+        <w:rPr>
+          <w:lang w:val="en-US"/>
+        </w:rPr>
+        <w:t>lock.json</w:t>
+      </w:r>
+      <w:proofErr w:type="spellEnd"/>
+      <w:r>
+        <w:rPr>
+          <w:lang w:val="en-US"/>
+        </w:rPr>
+        <w:t>', LF will be replaced by CRLF the next time Git touches it</w:t>
+      </w:r>
+    </w:p>
+    <w:p>
+      <w:pPr>
+        <w:rPr>
+          <w:lang w:val="en-US"/>
+        </w:rPr>
+      </w:pPr>
+      <w:r>
+        <w:rPr>
+          <w:lang w:val="en-US"/>
+        </w:rPr>
+        <w:t>warning: in the working copy of 'aqua-mobile/</w:t>
+      </w:r>
+      <w:proofErr w:type="spellStart"/>
+      <w:r>
+        <w:rPr>
+          <w:lang w:val="en-US"/>
+        </w:rPr>
+        <w:t>package.json</w:t>
+      </w:r>
+      <w:proofErr w:type="spellEnd"/>
+      <w:r>
+        <w:rPr>
+          <w:lang w:val="en-US"/>
+        </w:rPr>
+        <w:t>', LF will be replaced by CRLF the next time Git touches it</w:t>
+      </w:r>
+    </w:p>
+    <w:p>
+      <w:pPr>
+        <w:rPr>
+          <w:lang w:val="en-US"/>
+        </w:rPr>
+      </w:pPr>
+      <w:r>
+        <w:rPr>
+          <w:lang w:val="en-US"/>
+        </w:rPr>
+        <w:t>warning: in the working copy of 'aqua-mobile/</w:t>
+      </w:r>
+      <w:proofErr w:type="spellStart"/>
+      <w:r>
+        <w:rPr>
+          <w:lang w:val="en-US"/>
+        </w:rPr>
+        <w:t>tsconfig.json</w:t>
+      </w:r>
+      <w:proofErr w:type="spellEnd"/>
+      <w:r>
+        <w:rPr>
+          <w:lang w:val="en-US"/>
+        </w:rPr>
+        <w:t>', LF will be replaced by CRLF the next time Git touches it</w:t>
+      </w:r>
+    </w:p>
+    <w:p>
+      <w:pPr>
+        <w:rPr>
+          <w:lang w:val="en-US"/>
+        </w:rPr>
+      </w:pPr>
+      <w:r>
+        <w:rPr>
+          <w:lang w:val="en-US"/>
+        </w:rPr>
+        <w:t>warning: in the working copy of 'backend/package-</w:t>
+      </w:r>
+      <w:proofErr w:type="spellStart"/>
+      <w:r>
+        <w:rPr>
+          <w:lang w:val="en-US"/>
+        </w:rPr>
+        <w:t>lock.json</w:t>
+      </w:r>
+      <w:proofErr w:type="spellEnd"/>
+      <w:r>
+        <w:rPr>
+          <w:lang w:val="en-US"/>
+        </w:rPr>
+        <w:t>', LF will be replaced by CRLF the next time Git touches it</w:t>
+      </w:r>
+    </w:p>
+    <w:p>
+      <w:pPr>
+        <w:rPr>
+          <w:lang w:val="en-US"/>
+        </w:rPr>
+      </w:pPr>
+      <w:r>
+        <w:rPr>
+          <w:lang w:val="en-US"/>
+        </w:rPr>
+        <w:t>warning: in the working copy of 'backend/</w:t>
+      </w:r>
+      <w:proofErr w:type="spellStart"/>
+      <w:r>
+        <w:rPr>
+          <w:lang w:val="en-US"/>
+        </w:rPr>
+        <w:t>package.json</w:t>
+      </w:r>
+      <w:proofErr w:type="spellEnd"/>
+      <w:r>
+        <w:rPr>
+          <w:lang w:val="en-US"/>
+        </w:rPr>
+        <w:t>', LF will be replaced by CRLF the next time Git touches it</w:t>
+      </w:r>
+    </w:p>
+    <w:p>
+      <w:pPr>
+        <w:rPr>
+          <w:lang w:val="en-US"/>
+        </w:rPr>
+      </w:pPr>
+      <w:r>
+        <w:rPr>
+          <w:lang w:val="en-US"/>
+        </w:rPr>
+        <w:t>warning: in the working copy of 'backend/</w:t>
+      </w:r>
+      <w:proofErr w:type="spellStart"/>
+      <w:r>
+        <w:rPr>
+          <w:lang w:val="en-US"/>
+        </w:rPr>
+        <w:t>prisma.config.ts</w:t>
+      </w:r>
+      <w:proofErr w:type="spellEnd"/>
+      <w:r>
+        <w:rPr>
+          <w:lang w:val="en-US"/>
+        </w:rPr>
+        <w:t xml:space="preserve">', LF will be replaced by CRLF the next time Git touches it </w:t>
+      </w:r>
+    </w:p>
+    <w:p>
+      <w:pPr>
+        <w:rPr>
+          <w:lang w:val="en-US"/>
+        </w:rPr>
+      </w:pPr>
+      <w:r>
+        <w:rPr>
+          <w:lang w:val="en-US"/>
+        </w:rPr>
+        <w:t>warning: in the working copy of 'backend/</w:t>
+      </w:r>
+      <w:proofErr w:type="spellStart"/>
+      <w:r>
+        <w:rPr>
+          <w:lang w:val="en-US"/>
+        </w:rPr>
+        <w:t>prisma</w:t>
+      </w:r>
+      <w:proofErr w:type="spellEnd"/>
+      <w:r>
+        <w:rPr>
+          <w:lang w:val="en-US"/>
+        </w:rPr>
+        <w:t>/migrations/20260508214540_init/</w:t>
+      </w:r>
+      <w:proofErr w:type="spellStart"/>
+      <w:r>
+        <w:rPr>
+          <w:lang w:val="en-US"/>
+        </w:rPr>
+        <w:t>migration.sql</w:t>
+      </w:r>
+      <w:proofErr w:type="spellEnd"/>
+      <w:r>
+        <w:rPr>
+          <w:lang w:val="en-US"/>
+        </w:rPr>
+        <w:t>', LF will be replaced by CRLF the next time Git touches it</w:t>
       </w:r>
     </w:p>
     <w:p>
@@ -3178,124 +4972,404 @@
           <w:lang w:val="en-US"/>
         </w:rPr>
         <w:lastRenderedPageBreak/>
-        <w:t>warning: in the working copy of 'backend/prisma/migrations/migration_lock.toml', LF will be replaced by CRLF the next time Git touches it</w:t>
-      </w:r>
-    </w:p>
-    <w:p>
-      <w:pPr>
-        <w:rPr>
-          <w:lang w:val="en-US"/>
-        </w:rPr>
-      </w:pPr>
-      <w:r>
-        <w:rPr>
-          <w:lang w:val="en-US"/>
-        </w:rPr>
-        <w:t>warning: in the working copy of 'backend/prisma/schema.prisma', LF will be replaced by CRLF the next time Git touches it</w:t>
-      </w:r>
-    </w:p>
-    <w:p>
-      <w:pPr>
-        <w:rPr>
-          <w:lang w:val="en-US"/>
-        </w:rPr>
-      </w:pPr>
-      <w:r>
-        <w:rPr>
-          <w:lang w:val="en-US"/>
-        </w:rPr>
-        <w:t xml:space="preserve">warning: in the working copy of 'backend/prisma/seed.ts', LF will be replaced by CRLF the next time Git touches it   </w:t>
-      </w:r>
-    </w:p>
-    <w:p>
-      <w:pPr>
-        <w:rPr>
-          <w:lang w:val="en-US"/>
-        </w:rPr>
-      </w:pPr>
-      <w:r>
-        <w:rPr>
-          <w:lang w:val="en-US"/>
-        </w:rPr>
-        <w:t xml:space="preserve">warning: in the working copy of 'backend/src/app.ts', LF will be replaced by CRLF the next time Git touches it       </w:t>
-      </w:r>
-    </w:p>
-    <w:p>
-      <w:pPr>
-        <w:rPr>
-          <w:lang w:val="en-US"/>
-        </w:rPr>
-      </w:pPr>
-      <w:r>
-        <w:rPr>
-          <w:lang w:val="en-US"/>
-        </w:rPr>
-        <w:t>warning: in the working copy of 'backend/src/lib/prisma.ts', LF will be replaced by CRLF the next time Git touches it</w:t>
-      </w:r>
-    </w:p>
-    <w:p>
-      <w:pPr>
-        <w:rPr>
-          <w:lang w:val="en-US"/>
-        </w:rPr>
-      </w:pPr>
-      <w:r>
-        <w:rPr>
-          <w:lang w:val="en-US"/>
-        </w:rPr>
-        <w:t>warning: in the working copy of 'backend/src/middlewares/auth.middleware.ts', LF will be replaced by CRLF the next time Git touches it</w:t>
-      </w:r>
-    </w:p>
-    <w:p>
-      <w:pPr>
-        <w:rPr>
-          <w:lang w:val="en-US"/>
-        </w:rPr>
-      </w:pPr>
-      <w:r>
-        <w:rPr>
-          <w:lang w:val="en-US"/>
-        </w:rPr>
-        <w:t>warning: in the working copy of 'backend/src/modules/auth/auth.controller.ts', LF will be replaced by CRLF the next time Git touches it</w:t>
-      </w:r>
-    </w:p>
-    <w:p>
-      <w:pPr>
-        <w:rPr>
-          <w:lang w:val="en-US"/>
-        </w:rPr>
-      </w:pPr>
-      <w:r>
-        <w:rPr>
-          <w:lang w:val="en-US"/>
-        </w:rPr>
-        <w:t>warning: in the working copy of 'backend/src/modules/auth/auth.routes.ts', LF will be replaced by CRLF the next time Git touches it</w:t>
-      </w:r>
-    </w:p>
-    <w:p>
-      <w:pPr>
-        <w:rPr>
-          <w:lang w:val="en-US"/>
-        </w:rPr>
-      </w:pPr>
-      <w:r>
-        <w:rPr>
-          <w:lang w:val="en-US"/>
-        </w:rPr>
-        <w:t>warning: in the working copy of 'backend/src/server.ts', LF will be replaced by CRLF the next time Git touches it</w:t>
-      </w:r>
-    </w:p>
-    <w:p>
-      <w:pPr>
-        <w:rPr>
-          <w:lang w:val="en-US"/>
-        </w:rPr>
-      </w:pPr>
-      <w:r>
-        <w:rPr>
-          <w:lang w:val="en-US"/>
-        </w:rPr>
-        <w:t>warning: in the working copy of 'backend/tsconfig.json', LF will be replaced by CRLF the next time Git touches it</w:t>
+        <w:t>warning: in the working copy of 'backend/</w:t>
+      </w:r>
+      <w:proofErr w:type="spellStart"/>
+      <w:r>
+        <w:rPr>
+          <w:lang w:val="en-US"/>
+        </w:rPr>
+        <w:t>prisma</w:t>
+      </w:r>
+      <w:proofErr w:type="spellEnd"/>
+      <w:r>
+        <w:rPr>
+          <w:lang w:val="en-US"/>
+        </w:rPr>
+        <w:t>/migrations/</w:t>
+      </w:r>
+      <w:proofErr w:type="spellStart"/>
+      <w:r>
+        <w:rPr>
+          <w:lang w:val="en-US"/>
+        </w:rPr>
+        <w:t>migration_lock.toml</w:t>
+      </w:r>
+      <w:proofErr w:type="spellEnd"/>
+      <w:r>
+        <w:rPr>
+          <w:lang w:val="en-US"/>
+        </w:rPr>
+        <w:t>', LF will be replaced by CRLF the next time Git touches it</w:t>
+      </w:r>
+    </w:p>
+    <w:p>
+      <w:pPr>
+        <w:rPr>
+          <w:lang w:val="en-US"/>
+        </w:rPr>
+      </w:pPr>
+      <w:r>
+        <w:rPr>
+          <w:lang w:val="en-US"/>
+        </w:rPr>
+        <w:t>warning: in the working copy of 'backend/</w:t>
+      </w:r>
+      <w:proofErr w:type="spellStart"/>
+      <w:r>
+        <w:rPr>
+          <w:lang w:val="en-US"/>
+        </w:rPr>
+        <w:t>prisma</w:t>
+      </w:r>
+      <w:proofErr w:type="spellEnd"/>
+      <w:r>
+        <w:rPr>
+          <w:lang w:val="en-US"/>
+        </w:rPr>
+        <w:t>/</w:t>
+      </w:r>
+      <w:proofErr w:type="spellStart"/>
+      <w:r>
+        <w:rPr>
+          <w:lang w:val="en-US"/>
+        </w:rPr>
+        <w:t>schema.prisma</w:t>
+      </w:r>
+      <w:proofErr w:type="spellEnd"/>
+      <w:r>
+        <w:rPr>
+          <w:lang w:val="en-US"/>
+        </w:rPr>
+        <w:t>', LF will be replaced by CRLF the next time Git touches it</w:t>
+      </w:r>
+    </w:p>
+    <w:p>
+      <w:pPr>
+        <w:rPr>
+          <w:lang w:val="en-US"/>
+        </w:rPr>
+      </w:pPr>
+      <w:r>
+        <w:rPr>
+          <w:lang w:val="en-US"/>
+        </w:rPr>
+        <w:t>warning: in the working copy of 'backend/</w:t>
+      </w:r>
+      <w:proofErr w:type="spellStart"/>
+      <w:r>
+        <w:rPr>
+          <w:lang w:val="en-US"/>
+        </w:rPr>
+        <w:t>prisma</w:t>
+      </w:r>
+      <w:proofErr w:type="spellEnd"/>
+      <w:r>
+        <w:rPr>
+          <w:lang w:val="en-US"/>
+        </w:rPr>
+        <w:t>/</w:t>
+      </w:r>
+      <w:proofErr w:type="spellStart"/>
+      <w:r>
+        <w:rPr>
+          <w:lang w:val="en-US"/>
+        </w:rPr>
+        <w:t>seed.ts</w:t>
+      </w:r>
+      <w:proofErr w:type="spellEnd"/>
+      <w:r>
+        <w:rPr>
+          <w:lang w:val="en-US"/>
+        </w:rPr>
+        <w:t xml:space="preserve">', LF will be replaced by CRLF the next time Git touches it   </w:t>
+      </w:r>
+    </w:p>
+    <w:p>
+      <w:pPr>
+        <w:rPr>
+          <w:lang w:val="en-US"/>
+        </w:rPr>
+      </w:pPr>
+      <w:r>
+        <w:rPr>
+          <w:lang w:val="en-US"/>
+        </w:rPr>
+        <w:t>warning: in the working copy of 'backend/</w:t>
+      </w:r>
+      <w:proofErr w:type="spellStart"/>
+      <w:r>
+        <w:rPr>
+          <w:lang w:val="en-US"/>
+        </w:rPr>
+        <w:t>src</w:t>
+      </w:r>
+      <w:proofErr w:type="spellEnd"/>
+      <w:r>
+        <w:rPr>
+          <w:lang w:val="en-US"/>
+        </w:rPr>
+        <w:t>/</w:t>
+      </w:r>
+      <w:proofErr w:type="spellStart"/>
+      <w:r>
+        <w:rPr>
+          <w:lang w:val="en-US"/>
+        </w:rPr>
+        <w:t>app.ts</w:t>
+      </w:r>
+      <w:proofErr w:type="spellEnd"/>
+      <w:r>
+        <w:rPr>
+          <w:lang w:val="en-US"/>
+        </w:rPr>
+        <w:t xml:space="preserve">', LF will be replaced by CRLF the next time Git touches it       </w:t>
+      </w:r>
+    </w:p>
+    <w:p>
+      <w:pPr>
+        <w:rPr>
+          <w:lang w:val="en-US"/>
+        </w:rPr>
+      </w:pPr>
+      <w:r>
+        <w:rPr>
+          <w:lang w:val="en-US"/>
+        </w:rPr>
+        <w:t>warning: in the working copy of 'backend/</w:t>
+      </w:r>
+      <w:proofErr w:type="spellStart"/>
+      <w:r>
+        <w:rPr>
+          <w:lang w:val="en-US"/>
+        </w:rPr>
+        <w:t>src</w:t>
+      </w:r>
+      <w:proofErr w:type="spellEnd"/>
+      <w:r>
+        <w:rPr>
+          <w:lang w:val="en-US"/>
+        </w:rPr>
+        <w:t>/lib/</w:t>
+      </w:r>
+      <w:proofErr w:type="spellStart"/>
+      <w:r>
+        <w:rPr>
+          <w:lang w:val="en-US"/>
+        </w:rPr>
+        <w:t>prisma.ts</w:t>
+      </w:r>
+      <w:proofErr w:type="spellEnd"/>
+      <w:r>
+        <w:rPr>
+          <w:lang w:val="en-US"/>
+        </w:rPr>
+        <w:t>', LF will be replaced by CRLF the next time Git touches it</w:t>
+      </w:r>
+    </w:p>
+    <w:p>
+      <w:pPr>
+        <w:rPr>
+          <w:lang w:val="en-US"/>
+        </w:rPr>
+      </w:pPr>
+      <w:r>
+        <w:rPr>
+          <w:lang w:val="en-US"/>
+        </w:rPr>
+        <w:t>warning: in the working copy of 'backend/</w:t>
+      </w:r>
+      <w:proofErr w:type="spellStart"/>
+      <w:r>
+        <w:rPr>
+          <w:lang w:val="en-US"/>
+        </w:rPr>
+        <w:t>src</w:t>
+      </w:r>
+      <w:proofErr w:type="spellEnd"/>
+      <w:r>
+        <w:rPr>
+          <w:lang w:val="en-US"/>
+        </w:rPr>
+        <w:t>/</w:t>
+      </w:r>
+      <w:proofErr w:type="spellStart"/>
+      <w:r>
+        <w:rPr>
+          <w:lang w:val="en-US"/>
+        </w:rPr>
+        <w:t>middlewares</w:t>
+      </w:r>
+      <w:proofErr w:type="spellEnd"/>
+      <w:r>
+        <w:rPr>
+          <w:lang w:val="en-US"/>
+        </w:rPr>
+        <w:t>/</w:t>
+      </w:r>
+      <w:proofErr w:type="spellStart"/>
+      <w:r>
+        <w:rPr>
+          <w:lang w:val="en-US"/>
+        </w:rPr>
+        <w:t>auth.middleware.ts</w:t>
+      </w:r>
+      <w:proofErr w:type="spellEnd"/>
+      <w:r>
+        <w:rPr>
+          <w:lang w:val="en-US"/>
+        </w:rPr>
+        <w:t>', LF will be replaced by CRLF the next time Git touches it</w:t>
+      </w:r>
+    </w:p>
+    <w:p>
+      <w:pPr>
+        <w:rPr>
+          <w:lang w:val="en-US"/>
+        </w:rPr>
+      </w:pPr>
+      <w:r>
+        <w:rPr>
+          <w:lang w:val="en-US"/>
+        </w:rPr>
+        <w:t>warning: in the working copy of 'backend/</w:t>
+      </w:r>
+      <w:proofErr w:type="spellStart"/>
+      <w:r>
+        <w:rPr>
+          <w:lang w:val="en-US"/>
+        </w:rPr>
+        <w:t>src</w:t>
+      </w:r>
+      <w:proofErr w:type="spellEnd"/>
+      <w:r>
+        <w:rPr>
+          <w:lang w:val="en-US"/>
+        </w:rPr>
+        <w:t>/modules/auth/</w:t>
+      </w:r>
+      <w:proofErr w:type="spellStart"/>
+      <w:r>
+        <w:rPr>
+          <w:lang w:val="en-US"/>
+        </w:rPr>
+        <w:t>auth.controller.ts</w:t>
+      </w:r>
+      <w:proofErr w:type="spellEnd"/>
+      <w:r>
+        <w:rPr>
+          <w:lang w:val="en-US"/>
+        </w:rPr>
+        <w:t>', LF will be replaced by CRLF the next time Git touches it</w:t>
+      </w:r>
+    </w:p>
+    <w:p>
+      <w:pPr>
+        <w:rPr>
+          <w:lang w:val="en-US"/>
+        </w:rPr>
+      </w:pPr>
+      <w:r>
+        <w:rPr>
+          <w:lang w:val="en-US"/>
+        </w:rPr>
+        <w:t>warning: in the working copy of 'backend/</w:t>
+      </w:r>
+      <w:proofErr w:type="spellStart"/>
+      <w:r>
+        <w:rPr>
+          <w:lang w:val="en-US"/>
+        </w:rPr>
+        <w:t>src</w:t>
+      </w:r>
+      <w:proofErr w:type="spellEnd"/>
+      <w:r>
+        <w:rPr>
+          <w:lang w:val="en-US"/>
+        </w:rPr>
+        <w:t>/modules/auth/</w:t>
+      </w:r>
+      <w:proofErr w:type="spellStart"/>
+      <w:r>
+        <w:rPr>
+          <w:lang w:val="en-US"/>
+        </w:rPr>
+        <w:t>auth.routes.ts</w:t>
+      </w:r>
+      <w:proofErr w:type="spellEnd"/>
+      <w:r>
+        <w:rPr>
+          <w:lang w:val="en-US"/>
+        </w:rPr>
+        <w:t>', LF will be replaced by CRLF the next time Git touches it</w:t>
+      </w:r>
+    </w:p>
+    <w:p>
+      <w:pPr>
+        <w:rPr>
+          <w:lang w:val="en-US"/>
+        </w:rPr>
+      </w:pPr>
+      <w:r>
+        <w:rPr>
+          <w:lang w:val="en-US"/>
+        </w:rPr>
+        <w:t>warning: in the working copy of 'backend/</w:t>
+      </w:r>
+      <w:proofErr w:type="spellStart"/>
+      <w:r>
+        <w:rPr>
+          <w:lang w:val="en-US"/>
+        </w:rPr>
+        <w:t>src</w:t>
+      </w:r>
+      <w:proofErr w:type="spellEnd"/>
+      <w:r>
+        <w:rPr>
+          <w:lang w:val="en-US"/>
+        </w:rPr>
+        <w:t>/</w:t>
+      </w:r>
+      <w:proofErr w:type="spellStart"/>
+      <w:r>
+        <w:rPr>
+          <w:lang w:val="en-US"/>
+        </w:rPr>
+        <w:t>server.ts</w:t>
+      </w:r>
+      <w:proofErr w:type="spellEnd"/>
+      <w:r>
+        <w:rPr>
+          <w:lang w:val="en-US"/>
+        </w:rPr>
+        <w:t>', LF will be replaced by CRLF the next time Git touches it</w:t>
+      </w:r>
+    </w:p>
+    <w:p>
+      <w:pPr>
+        <w:rPr>
+          <w:lang w:val="en-US"/>
+        </w:rPr>
+      </w:pPr>
+      <w:r>
+        <w:rPr>
+          <w:lang w:val="en-US"/>
+        </w:rPr>
+        <w:t>warning: in the working copy of 'backend/</w:t>
+      </w:r>
+      <w:proofErr w:type="spellStart"/>
+      <w:r>
+        <w:rPr>
+          <w:lang w:val="en-US"/>
+        </w:rPr>
+        <w:t>tsconfig.json</w:t>
+      </w:r>
+      <w:proofErr w:type="spellEnd"/>
+      <w:r>
+        <w:rPr>
+          <w:lang w:val="en-US"/>
+        </w:rPr>
+        <w:t>', LF will be replaced by CRLF the next time Git touches it</w:t>
       </w:r>
     </w:p>
     <w:p>
@@ -3354,21 +5428,51 @@
         <w:rPr>
           <w:lang w:val="en-US"/>
         </w:rPr>
-        <w:t xml:space="preserve"> create mode 100644 .gitignore</w:t>
-      </w:r>
-    </w:p>
-    <w:p>
-      <w:pPr>
-        <w:rPr>
-          <w:lang w:val="en-US"/>
-        </w:rPr>
-      </w:pPr>
-      <w:r>
-        <w:rPr>
-          <w:lang w:val="en-US"/>
-        </w:rPr>
-        <w:t xml:space="preserve"> create mode 100644 .vscode/settings.json</w:t>
-      </w:r>
+        <w:t xml:space="preserve"> create mode 100644 .</w:t>
+      </w:r>
+      <w:proofErr w:type="spellStart"/>
+      <w:r>
+        <w:rPr>
+          <w:lang w:val="en-US"/>
+        </w:rPr>
+        <w:t>gitignore</w:t>
+      </w:r>
+      <w:proofErr w:type="spellEnd"/>
+    </w:p>
+    <w:p>
+      <w:pPr>
+        <w:rPr>
+          <w:lang w:val="en-US"/>
+        </w:rPr>
+      </w:pPr>
+      <w:r>
+        <w:rPr>
+          <w:lang w:val="en-US"/>
+        </w:rPr>
+        <w:t xml:space="preserve"> create mode 100644 .</w:t>
+      </w:r>
+      <w:proofErr w:type="spellStart"/>
+      <w:r>
+        <w:rPr>
+          <w:lang w:val="en-US"/>
+        </w:rPr>
+        <w:t>vscode</w:t>
+      </w:r>
+      <w:proofErr w:type="spellEnd"/>
+      <w:r>
+        <w:rPr>
+          <w:lang w:val="en-US"/>
+        </w:rPr>
+        <w:t>/</w:t>
+      </w:r>
+      <w:proofErr w:type="spellStart"/>
+      <w:r>
+        <w:rPr>
+          <w:lang w:val="en-US"/>
+        </w:rPr>
+        <w:t>settings.json</w:t>
+      </w:r>
+      <w:proofErr w:type="spellEnd"/>
     </w:p>
     <w:p>
       <w:pPr>
@@ -3393,21 +5497,51 @@
         <w:rPr>
           <w:lang w:val="en-US"/>
         </w:rPr>
-        <w:t xml:space="preserve"> create mode 100644 aqua-mobile/.gitignore</w:t>
-      </w:r>
-    </w:p>
-    <w:p>
-      <w:pPr>
-        <w:rPr>
-          <w:lang w:val="en-US"/>
-        </w:rPr>
-      </w:pPr>
-      <w:r>
-        <w:rPr>
-          <w:lang w:val="en-US"/>
-        </w:rPr>
-        <w:t xml:space="preserve"> create mode 100644 aqua-mobile/.vscode/extensions.json</w:t>
-      </w:r>
+        <w:t xml:space="preserve"> create mode 100644 aqua-mobile/.</w:t>
+      </w:r>
+      <w:proofErr w:type="spellStart"/>
+      <w:r>
+        <w:rPr>
+          <w:lang w:val="en-US"/>
+        </w:rPr>
+        <w:t>gitignore</w:t>
+      </w:r>
+      <w:proofErr w:type="spellEnd"/>
+    </w:p>
+    <w:p>
+      <w:pPr>
+        <w:rPr>
+          <w:lang w:val="en-US"/>
+        </w:rPr>
+      </w:pPr>
+      <w:r>
+        <w:rPr>
+          <w:lang w:val="en-US"/>
+        </w:rPr>
+        <w:t xml:space="preserve"> create mode 100644 aqua-mobile/.</w:t>
+      </w:r>
+      <w:proofErr w:type="spellStart"/>
+      <w:r>
+        <w:rPr>
+          <w:lang w:val="en-US"/>
+        </w:rPr>
+        <w:t>vscode</w:t>
+      </w:r>
+      <w:proofErr w:type="spellEnd"/>
+      <w:r>
+        <w:rPr>
+          <w:lang w:val="en-US"/>
+        </w:rPr>
+        <w:t>/</w:t>
+      </w:r>
+      <w:proofErr w:type="spellStart"/>
+      <w:r>
+        <w:rPr>
+          <w:lang w:val="en-US"/>
+        </w:rPr>
+        <w:t>extensions.json</w:t>
+      </w:r>
+      <w:proofErr w:type="spellEnd"/>
     </w:p>
     <w:p>
       <w:pPr>
@@ -3420,8 +5554,30 @@
           <w:lang w:val="en-US"/>
         </w:rPr>
         <w:lastRenderedPageBreak/>
-        <w:t xml:space="preserve"> create mode 100644 aqua-mobile/.vscode/settings.json</w:t>
-      </w:r>
+        <w:t xml:space="preserve"> create mode 100644 aqua-mobile/.</w:t>
+      </w:r>
+      <w:proofErr w:type="spellStart"/>
+      <w:r>
+        <w:rPr>
+          <w:lang w:val="en-US"/>
+        </w:rPr>
+        <w:t>vscode</w:t>
+      </w:r>
+      <w:proofErr w:type="spellEnd"/>
+      <w:r>
+        <w:rPr>
+          <w:lang w:val="en-US"/>
+        </w:rPr>
+        <w:t>/</w:t>
+      </w:r>
+      <w:proofErr w:type="spellStart"/>
+      <w:r>
+        <w:rPr>
+          <w:lang w:val="en-US"/>
+        </w:rPr>
+        <w:t>settings.json</w:t>
+      </w:r>
+      <w:proofErr w:type="spellEnd"/>
     </w:p>
     <w:p>
       <w:pPr>
@@ -3446,34 +5602,58 @@
         <w:rPr>
           <w:lang w:val="en-US"/>
         </w:rPr>
-        <w:t xml:space="preserve"> create mode 100644 aqua-mobile/app.json</w:t>
-      </w:r>
-    </w:p>
-    <w:p>
-      <w:pPr>
-        <w:rPr>
-          <w:lang w:val="en-US"/>
-        </w:rPr>
-      </w:pPr>
-      <w:r>
-        <w:rPr>
-          <w:lang w:val="en-US"/>
-        </w:rPr>
-        <w:t xml:space="preserve"> create mode 100644 aqua-mobile/app/_layout.tsx</w:t>
-      </w:r>
-    </w:p>
-    <w:p>
-      <w:pPr>
-        <w:rPr>
-          <w:lang w:val="en-US"/>
-        </w:rPr>
-      </w:pPr>
-      <w:r>
-        <w:rPr>
-          <w:lang w:val="en-US"/>
-        </w:rPr>
-        <w:t xml:space="preserve"> create mode 100644 aqua-mobile/app/index.tsx</w:t>
-      </w:r>
+        <w:t xml:space="preserve"> create mode 100644 aqua-mobile/</w:t>
+      </w:r>
+      <w:proofErr w:type="spellStart"/>
+      <w:r>
+        <w:rPr>
+          <w:lang w:val="en-US"/>
+        </w:rPr>
+        <w:t>app.json</w:t>
+      </w:r>
+      <w:proofErr w:type="spellEnd"/>
+    </w:p>
+    <w:p>
+      <w:pPr>
+        <w:rPr>
+          <w:lang w:val="en-US"/>
+        </w:rPr>
+      </w:pPr>
+      <w:r>
+        <w:rPr>
+          <w:lang w:val="en-US"/>
+        </w:rPr>
+        <w:t xml:space="preserve"> create mode 100644 aqua-mobile/app/_</w:t>
+      </w:r>
+      <w:proofErr w:type="spellStart"/>
+      <w:r>
+        <w:rPr>
+          <w:lang w:val="en-US"/>
+        </w:rPr>
+        <w:t>layout.tsx</w:t>
+      </w:r>
+      <w:proofErr w:type="spellEnd"/>
+    </w:p>
+    <w:p>
+      <w:pPr>
+        <w:rPr>
+          <w:lang w:val="en-US"/>
+        </w:rPr>
+      </w:pPr>
+      <w:r>
+        <w:rPr>
+          <w:lang w:val="en-US"/>
+        </w:rPr>
+        <w:t xml:space="preserve"> create mode 100644 aqua-mobile/app/</w:t>
+      </w:r>
+      <w:proofErr w:type="spellStart"/>
+      <w:r>
+        <w:rPr>
+          <w:lang w:val="en-US"/>
+        </w:rPr>
+        <w:t>index.tsx</w:t>
+      </w:r>
+      <w:proofErr w:type="spellEnd"/>
     </w:p>
     <w:p>
       <w:pPr>
@@ -3628,125 +5808,247 @@
         <w:rPr>
           <w:lang w:val="en-US"/>
         </w:rPr>
-        <w:t xml:space="preserve"> create mode 100644 aqua-mobile/package-lock.json</w:t>
-      </w:r>
-    </w:p>
-    <w:p>
-      <w:pPr>
-        <w:rPr>
-          <w:lang w:val="en-US"/>
-        </w:rPr>
-      </w:pPr>
-      <w:r>
-        <w:rPr>
-          <w:lang w:val="en-US"/>
-        </w:rPr>
-        <w:t xml:space="preserve"> create mode 100644 aqua-mobile/package.json</w:t>
-      </w:r>
-    </w:p>
-    <w:p>
-      <w:pPr>
-        <w:rPr>
-          <w:lang w:val="en-US"/>
-        </w:rPr>
-      </w:pPr>
-      <w:r>
-        <w:rPr>
-          <w:lang w:val="en-US"/>
-        </w:rPr>
-        <w:t xml:space="preserve"> create mode 100644 aqua-mobile/tsconfig.json</w:t>
-      </w:r>
-    </w:p>
-    <w:p>
-      <w:pPr>
-        <w:rPr>
-          <w:lang w:val="en-US"/>
-        </w:rPr>
-      </w:pPr>
-      <w:r>
-        <w:rPr>
-          <w:lang w:val="en-US"/>
-        </w:rPr>
-        <w:t xml:space="preserve"> create mode 100644 backend/docker-compose.yml</w:t>
-      </w:r>
-    </w:p>
-    <w:p>
-      <w:pPr>
-        <w:rPr>
-          <w:lang w:val="en-US"/>
-        </w:rPr>
-      </w:pPr>
-      <w:r>
-        <w:rPr>
-          <w:lang w:val="en-US"/>
-        </w:rPr>
-        <w:t xml:space="preserve"> create mode 100644 backend/package-lock.json</w:t>
-      </w:r>
-    </w:p>
-    <w:p>
-      <w:pPr>
-        <w:rPr>
-          <w:lang w:val="en-US"/>
-        </w:rPr>
-      </w:pPr>
-      <w:r>
-        <w:rPr>
-          <w:lang w:val="en-US"/>
-        </w:rPr>
-        <w:t xml:space="preserve"> create mode 100644 backend/package.json</w:t>
-      </w:r>
-    </w:p>
-    <w:p>
-      <w:pPr>
-        <w:rPr>
-          <w:lang w:val="en-US"/>
-        </w:rPr>
-      </w:pPr>
-      <w:r>
-        <w:rPr>
-          <w:lang w:val="en-US"/>
-        </w:rPr>
-        <w:t xml:space="preserve"> create mode 100644 backend/prisma.config.ts</w:t>
-      </w:r>
-    </w:p>
-    <w:p>
-      <w:pPr>
-        <w:rPr>
-          <w:lang w:val="en-US"/>
-        </w:rPr>
-      </w:pPr>
-      <w:r>
-        <w:rPr>
-          <w:lang w:val="en-US"/>
-        </w:rPr>
-        <w:t xml:space="preserve"> create mode 100644 backend/prisma/migrations/20260508214540_init/migration.sql</w:t>
-      </w:r>
-    </w:p>
-    <w:p>
-      <w:pPr>
-        <w:rPr>
-          <w:lang w:val="en-US"/>
-        </w:rPr>
-      </w:pPr>
-      <w:r>
-        <w:rPr>
-          <w:lang w:val="en-US"/>
-        </w:rPr>
-        <w:t xml:space="preserve"> create mode 100644 backend/prisma/migrations/migration_lock.toml</w:t>
-      </w:r>
-    </w:p>
-    <w:p>
-      <w:pPr>
-        <w:rPr>
-          <w:lang w:val="en-US"/>
-        </w:rPr>
-      </w:pPr>
-      <w:r>
-        <w:rPr>
-          <w:lang w:val="en-US"/>
-        </w:rPr>
-        <w:t xml:space="preserve"> create mode 100644 backend/prisma/schema.prisma</w:t>
-      </w:r>
+        <w:t xml:space="preserve"> create mode 100644 aqua-mobile/package-</w:t>
+      </w:r>
+      <w:proofErr w:type="spellStart"/>
+      <w:r>
+        <w:rPr>
+          <w:lang w:val="en-US"/>
+        </w:rPr>
+        <w:t>lock.json</w:t>
+      </w:r>
+      <w:proofErr w:type="spellEnd"/>
+    </w:p>
+    <w:p>
+      <w:pPr>
+        <w:rPr>
+          <w:lang w:val="en-US"/>
+        </w:rPr>
+      </w:pPr>
+      <w:r>
+        <w:rPr>
+          <w:lang w:val="en-US"/>
+        </w:rPr>
+        <w:t xml:space="preserve"> create mode 100644 aqua-mobile/</w:t>
+      </w:r>
+      <w:proofErr w:type="spellStart"/>
+      <w:r>
+        <w:rPr>
+          <w:lang w:val="en-US"/>
+        </w:rPr>
+        <w:t>package.json</w:t>
+      </w:r>
+      <w:proofErr w:type="spellEnd"/>
+    </w:p>
+    <w:p>
+      <w:pPr>
+        <w:rPr>
+          <w:lang w:val="en-US"/>
+        </w:rPr>
+      </w:pPr>
+      <w:r>
+        <w:rPr>
+          <w:lang w:val="en-US"/>
+        </w:rPr>
+        <w:t xml:space="preserve"> create mode 100644 aqua-mobile/</w:t>
+      </w:r>
+      <w:proofErr w:type="spellStart"/>
+      <w:r>
+        <w:rPr>
+          <w:lang w:val="en-US"/>
+        </w:rPr>
+        <w:t>tsconfig.json</w:t>
+      </w:r>
+      <w:proofErr w:type="spellEnd"/>
+    </w:p>
+    <w:p>
+      <w:pPr>
+        <w:rPr>
+          <w:lang w:val="en-US"/>
+        </w:rPr>
+      </w:pPr>
+      <w:r>
+        <w:rPr>
+          <w:lang w:val="en-US"/>
+        </w:rPr>
+        <w:t xml:space="preserve"> create mode 100644 backend/docker-</w:t>
+      </w:r>
+      <w:proofErr w:type="spellStart"/>
+      <w:r>
+        <w:rPr>
+          <w:lang w:val="en-US"/>
+        </w:rPr>
+        <w:t>compose.yml</w:t>
+      </w:r>
+      <w:proofErr w:type="spellEnd"/>
+    </w:p>
+    <w:p>
+      <w:pPr>
+        <w:rPr>
+          <w:lang w:val="en-US"/>
+        </w:rPr>
+      </w:pPr>
+      <w:r>
+        <w:rPr>
+          <w:lang w:val="en-US"/>
+        </w:rPr>
+        <w:t xml:space="preserve"> create mode 100644 backend/package-</w:t>
+      </w:r>
+      <w:proofErr w:type="spellStart"/>
+      <w:r>
+        <w:rPr>
+          <w:lang w:val="en-US"/>
+        </w:rPr>
+        <w:t>lock.json</w:t>
+      </w:r>
+      <w:proofErr w:type="spellEnd"/>
+    </w:p>
+    <w:p>
+      <w:pPr>
+        <w:rPr>
+          <w:lang w:val="en-US"/>
+        </w:rPr>
+      </w:pPr>
+      <w:r>
+        <w:rPr>
+          <w:lang w:val="en-US"/>
+        </w:rPr>
+        <w:t xml:space="preserve"> create mode 100644 backend/</w:t>
+      </w:r>
+      <w:proofErr w:type="spellStart"/>
+      <w:r>
+        <w:rPr>
+          <w:lang w:val="en-US"/>
+        </w:rPr>
+        <w:t>package.json</w:t>
+      </w:r>
+      <w:proofErr w:type="spellEnd"/>
+    </w:p>
+    <w:p>
+      <w:pPr>
+        <w:rPr>
+          <w:lang w:val="en-US"/>
+        </w:rPr>
+      </w:pPr>
+      <w:r>
+        <w:rPr>
+          <w:lang w:val="en-US"/>
+        </w:rPr>
+        <w:t xml:space="preserve"> create mode 100644 backend/</w:t>
+      </w:r>
+      <w:proofErr w:type="spellStart"/>
+      <w:r>
+        <w:rPr>
+          <w:lang w:val="en-US"/>
+        </w:rPr>
+        <w:t>prisma.config.ts</w:t>
+      </w:r>
+      <w:proofErr w:type="spellEnd"/>
+    </w:p>
+    <w:p>
+      <w:pPr>
+        <w:rPr>
+          <w:lang w:val="en-US"/>
+        </w:rPr>
+      </w:pPr>
+      <w:r>
+        <w:rPr>
+          <w:lang w:val="en-US"/>
+        </w:rPr>
+        <w:t xml:space="preserve"> create mode 100644 backend/</w:t>
+      </w:r>
+      <w:proofErr w:type="spellStart"/>
+      <w:r>
+        <w:rPr>
+          <w:lang w:val="en-US"/>
+        </w:rPr>
+        <w:t>prisma</w:t>
+      </w:r>
+      <w:proofErr w:type="spellEnd"/>
+      <w:r>
+        <w:rPr>
+          <w:lang w:val="en-US"/>
+        </w:rPr>
+        <w:t>/migrations/20260508214540_init/</w:t>
+      </w:r>
+      <w:proofErr w:type="spellStart"/>
+      <w:r>
+        <w:rPr>
+          <w:lang w:val="en-US"/>
+        </w:rPr>
+        <w:t>migration.sql</w:t>
+      </w:r>
+      <w:proofErr w:type="spellEnd"/>
+    </w:p>
+    <w:p>
+      <w:pPr>
+        <w:rPr>
+          <w:lang w:val="en-US"/>
+        </w:rPr>
+      </w:pPr>
+      <w:r>
+        <w:rPr>
+          <w:lang w:val="en-US"/>
+        </w:rPr>
+        <w:t xml:space="preserve"> create mode 100644 backend/</w:t>
+      </w:r>
+      <w:proofErr w:type="spellStart"/>
+      <w:r>
+        <w:rPr>
+          <w:lang w:val="en-US"/>
+        </w:rPr>
+        <w:t>prisma</w:t>
+      </w:r>
+      <w:proofErr w:type="spellEnd"/>
+      <w:r>
+        <w:rPr>
+          <w:lang w:val="en-US"/>
+        </w:rPr>
+        <w:t>/migrations/</w:t>
+      </w:r>
+      <w:proofErr w:type="spellStart"/>
+      <w:r>
+        <w:rPr>
+          <w:lang w:val="en-US"/>
+        </w:rPr>
+        <w:t>migration_lock.toml</w:t>
+      </w:r>
+      <w:proofErr w:type="spellEnd"/>
+    </w:p>
+    <w:p>
+      <w:pPr>
+        <w:rPr>
+          <w:lang w:val="en-US"/>
+        </w:rPr>
+      </w:pPr>
+      <w:r>
+        <w:rPr>
+          <w:lang w:val="en-US"/>
+        </w:rPr>
+        <w:t xml:space="preserve"> create mode 100644 backend/</w:t>
+      </w:r>
+      <w:proofErr w:type="spellStart"/>
+      <w:r>
+        <w:rPr>
+          <w:lang w:val="en-US"/>
+        </w:rPr>
+        <w:t>prisma</w:t>
+      </w:r>
+      <w:proofErr w:type="spellEnd"/>
+      <w:r>
+        <w:rPr>
+          <w:lang w:val="en-US"/>
+        </w:rPr>
+        <w:t>/</w:t>
+      </w:r>
+      <w:proofErr w:type="spellStart"/>
+      <w:r>
+        <w:rPr>
+          <w:lang w:val="en-US"/>
+        </w:rPr>
+        <w:t>schema.prisma</w:t>
+      </w:r>
+      <w:proofErr w:type="spellEnd"/>
     </w:p>
     <w:p>
       <w:pPr>
@@ -3759,241 +6061,671 @@
           <w:lang w:val="en-US"/>
         </w:rPr>
         <w:lastRenderedPageBreak/>
-        <w:t xml:space="preserve"> create mode 100644 backend/prisma/seed.ts</w:t>
-      </w:r>
-    </w:p>
-    <w:p>
-      <w:pPr>
-        <w:rPr>
-          <w:lang w:val="en-US"/>
-        </w:rPr>
-      </w:pPr>
-      <w:r>
-        <w:rPr>
-          <w:lang w:val="en-US"/>
-        </w:rPr>
-        <w:t xml:space="preserve"> create mode 100644 backend/src/app.ts</w:t>
-      </w:r>
-    </w:p>
-    <w:p>
-      <w:pPr>
-        <w:rPr>
-          <w:lang w:val="en-US"/>
-        </w:rPr>
-      </w:pPr>
-      <w:r>
-        <w:rPr>
-          <w:lang w:val="en-US"/>
-        </w:rPr>
-        <w:t xml:space="preserve"> create mode 100644 backend/src/lib/prisma.ts</w:t>
-      </w:r>
-    </w:p>
-    <w:p>
-      <w:pPr>
-        <w:rPr>
-          <w:lang w:val="en-US"/>
-        </w:rPr>
-      </w:pPr>
-      <w:r>
-        <w:rPr>
-          <w:lang w:val="en-US"/>
-        </w:rPr>
-        <w:t xml:space="preserve"> create mode 100644 backend/src/middlewares/auth.middleware.ts</w:t>
-      </w:r>
-    </w:p>
-    <w:p>
-      <w:pPr>
-        <w:rPr>
-          <w:lang w:val="en-US"/>
-        </w:rPr>
-      </w:pPr>
-      <w:r>
-        <w:rPr>
-          <w:lang w:val="en-US"/>
-        </w:rPr>
-        <w:t xml:space="preserve"> create mode 100644 backend/src/middlewares/requireSuperadmin.ts</w:t>
-      </w:r>
-    </w:p>
-    <w:p>
-      <w:pPr>
-        <w:rPr>
-          <w:lang w:val="en-US"/>
-        </w:rPr>
-      </w:pPr>
-      <w:r>
-        <w:rPr>
-          <w:lang w:val="en-US"/>
-        </w:rPr>
-        <w:t xml:space="preserve"> create mode 100644 backend/src/modules/auth/auth.controller.ts</w:t>
-      </w:r>
-    </w:p>
-    <w:p>
-      <w:pPr>
-        <w:rPr>
-          <w:lang w:val="en-US"/>
-        </w:rPr>
-      </w:pPr>
-      <w:r>
-        <w:rPr>
-          <w:lang w:val="en-US"/>
-        </w:rPr>
-        <w:t xml:space="preserve"> create mode 100644 backend/src/modules/auth/auth.routes.ts</w:t>
-      </w:r>
-    </w:p>
-    <w:p>
-      <w:pPr>
-        <w:rPr>
-          <w:lang w:val="en-US"/>
-        </w:rPr>
-      </w:pPr>
-      <w:r>
-        <w:rPr>
-          <w:lang w:val="en-US"/>
-        </w:rPr>
-        <w:t xml:space="preserve"> create mode 100644 backend/src/modules/iot/iot.service.ts</w:t>
-      </w:r>
-    </w:p>
-    <w:p>
-      <w:pPr>
-        <w:rPr>
-          <w:lang w:val="en-US"/>
-        </w:rPr>
-      </w:pPr>
-      <w:r>
-        <w:rPr>
-          <w:lang w:val="en-US"/>
-        </w:rPr>
-        <w:t xml:space="preserve"> create mode 100644 backend/src/modules/tenants/tenant.controller.ts</w:t>
-      </w:r>
-    </w:p>
-    <w:p>
-      <w:pPr>
-        <w:rPr>
-          <w:lang w:val="en-US"/>
-        </w:rPr>
-      </w:pPr>
-      <w:r>
-        <w:rPr>
-          <w:lang w:val="en-US"/>
-        </w:rPr>
-        <w:t xml:space="preserve"> create mode 100644 backend/src/modules/tenants/tenant.routes.ts</w:t>
-      </w:r>
-    </w:p>
-    <w:p>
-      <w:pPr>
-        <w:rPr>
-          <w:lang w:val="en-US"/>
-        </w:rPr>
-      </w:pPr>
-      <w:r>
-        <w:rPr>
-          <w:lang w:val="en-US"/>
-        </w:rPr>
-        <w:t xml:space="preserve"> create mode 100644 backend/src/modules/tenants/tenant.service.ts</w:t>
-      </w:r>
-    </w:p>
-    <w:p>
-      <w:pPr>
-        <w:rPr>
-          <w:lang w:val="en-US"/>
-        </w:rPr>
-      </w:pPr>
-      <w:r>
-        <w:rPr>
-          <w:lang w:val="en-US"/>
-        </w:rPr>
-        <w:t xml:space="preserve"> create mode 100644 backend/src/modules/users/user.controller.ts</w:t>
-      </w:r>
-    </w:p>
-    <w:p>
-      <w:pPr>
-        <w:rPr>
-          <w:lang w:val="en-US"/>
-        </w:rPr>
-      </w:pPr>
-      <w:r>
-        <w:rPr>
-          <w:lang w:val="en-US"/>
-        </w:rPr>
-        <w:t xml:space="preserve"> create mode 100644 backend/src/modules/users/user.routes.ts</w:t>
-      </w:r>
-    </w:p>
-    <w:p>
-      <w:pPr>
-        <w:rPr>
-          <w:lang w:val="en-US"/>
-        </w:rPr>
-      </w:pPr>
-      <w:r>
-        <w:rPr>
-          <w:lang w:val="en-US"/>
-        </w:rPr>
-        <w:t xml:space="preserve"> create mode 100644 backend/src/modules/users/user.service.ts</w:t>
-      </w:r>
-    </w:p>
-    <w:p>
-      <w:pPr>
-        <w:rPr>
-          <w:lang w:val="en-US"/>
-        </w:rPr>
-      </w:pPr>
-      <w:r>
-        <w:rPr>
-          <w:lang w:val="en-US"/>
-        </w:rPr>
-        <w:t xml:space="preserve"> create mode 100644 backend/src/server.ts</w:t>
-      </w:r>
-    </w:p>
-    <w:p>
-      <w:pPr>
-        <w:rPr>
-          <w:lang w:val="en-US"/>
-        </w:rPr>
-      </w:pPr>
-      <w:r>
-        <w:rPr>
-          <w:lang w:val="en-US"/>
-        </w:rPr>
-        <w:t xml:space="preserve"> create mode 100644 backend/src/types/express.d.ts</w:t>
-      </w:r>
-    </w:p>
-    <w:p>
-      <w:pPr>
-        <w:rPr>
-          <w:lang w:val="en-US"/>
-        </w:rPr>
-      </w:pPr>
-      <w:r>
-        <w:rPr>
-          <w:lang w:val="en-US"/>
-        </w:rPr>
-        <w:t xml:space="preserve"> create mode 100644 backend/tsconfig.json</w:t>
-      </w:r>
-    </w:p>
-    <w:p>
-      <w:pPr>
-        <w:rPr>
-          <w:lang w:val="en-US"/>
-        </w:rPr>
-      </w:pPr>
-      <w:r>
-        <w:rPr>
-          <w:lang w:val="en-US"/>
-        </w:rPr>
-        <w:t xml:space="preserve"> create mode 100644 dctos/app react native expo go.docx</w:t>
-      </w:r>
-    </w:p>
-    <w:p>
-      <w:pPr>
-        <w:rPr>
-          <w:lang w:val="en-US"/>
-        </w:rPr>
-      </w:pPr>
-      <w:r>
-        <w:rPr>
-          <w:lang w:val="en-US"/>
-        </w:rPr>
-        <w:t xml:space="preserve"> create mode 100644 dctos/~$p react native expo go.docx</w:t>
+        <w:t xml:space="preserve"> create mode 100644 backend/</w:t>
+      </w:r>
+      <w:proofErr w:type="spellStart"/>
+      <w:r>
+        <w:rPr>
+          <w:lang w:val="en-US"/>
+        </w:rPr>
+        <w:t>prisma</w:t>
+      </w:r>
+      <w:proofErr w:type="spellEnd"/>
+      <w:r>
+        <w:rPr>
+          <w:lang w:val="en-US"/>
+        </w:rPr>
+        <w:t>/</w:t>
+      </w:r>
+      <w:proofErr w:type="spellStart"/>
+      <w:r>
+        <w:rPr>
+          <w:lang w:val="en-US"/>
+        </w:rPr>
+        <w:t>seed.ts</w:t>
+      </w:r>
+      <w:proofErr w:type="spellEnd"/>
+    </w:p>
+    <w:p>
+      <w:pPr>
+        <w:rPr>
+          <w:lang w:val="en-US"/>
+        </w:rPr>
+      </w:pPr>
+      <w:r>
+        <w:rPr>
+          <w:lang w:val="en-US"/>
+        </w:rPr>
+        <w:t xml:space="preserve"> create mode 100644 backend/</w:t>
+      </w:r>
+      <w:proofErr w:type="spellStart"/>
+      <w:r>
+        <w:rPr>
+          <w:lang w:val="en-US"/>
+        </w:rPr>
+        <w:t>src</w:t>
+      </w:r>
+      <w:proofErr w:type="spellEnd"/>
+      <w:r>
+        <w:rPr>
+          <w:lang w:val="en-US"/>
+        </w:rPr>
+        <w:t>/</w:t>
+      </w:r>
+      <w:proofErr w:type="spellStart"/>
+      <w:r>
+        <w:rPr>
+          <w:lang w:val="en-US"/>
+        </w:rPr>
+        <w:t>app.ts</w:t>
+      </w:r>
+      <w:proofErr w:type="spellEnd"/>
+    </w:p>
+    <w:p>
+      <w:pPr>
+        <w:rPr>
+          <w:lang w:val="en-US"/>
+        </w:rPr>
+      </w:pPr>
+      <w:r>
+        <w:rPr>
+          <w:lang w:val="en-US"/>
+        </w:rPr>
+        <w:t xml:space="preserve"> create mode 100644 backend/</w:t>
+      </w:r>
+      <w:proofErr w:type="spellStart"/>
+      <w:r>
+        <w:rPr>
+          <w:lang w:val="en-US"/>
+        </w:rPr>
+        <w:t>src</w:t>
+      </w:r>
+      <w:proofErr w:type="spellEnd"/>
+      <w:r>
+        <w:rPr>
+          <w:lang w:val="en-US"/>
+        </w:rPr>
+        <w:t>/lib/</w:t>
+      </w:r>
+      <w:proofErr w:type="spellStart"/>
+      <w:r>
+        <w:rPr>
+          <w:lang w:val="en-US"/>
+        </w:rPr>
+        <w:t>prisma.ts</w:t>
+      </w:r>
+      <w:proofErr w:type="spellEnd"/>
+    </w:p>
+    <w:p>
+      <w:pPr>
+        <w:rPr>
+          <w:lang w:val="en-US"/>
+        </w:rPr>
+      </w:pPr>
+      <w:r>
+        <w:rPr>
+          <w:lang w:val="en-US"/>
+        </w:rPr>
+        <w:t xml:space="preserve"> create mode 100644 backend/</w:t>
+      </w:r>
+      <w:proofErr w:type="spellStart"/>
+      <w:r>
+        <w:rPr>
+          <w:lang w:val="en-US"/>
+        </w:rPr>
+        <w:t>src</w:t>
+      </w:r>
+      <w:proofErr w:type="spellEnd"/>
+      <w:r>
+        <w:rPr>
+          <w:lang w:val="en-US"/>
+        </w:rPr>
+        <w:t>/</w:t>
+      </w:r>
+      <w:proofErr w:type="spellStart"/>
+      <w:r>
+        <w:rPr>
+          <w:lang w:val="en-US"/>
+        </w:rPr>
+        <w:t>middlewares</w:t>
+      </w:r>
+      <w:proofErr w:type="spellEnd"/>
+      <w:r>
+        <w:rPr>
+          <w:lang w:val="en-US"/>
+        </w:rPr>
+        <w:t>/</w:t>
+      </w:r>
+      <w:proofErr w:type="spellStart"/>
+      <w:r>
+        <w:rPr>
+          <w:lang w:val="en-US"/>
+        </w:rPr>
+        <w:t>auth.middleware.ts</w:t>
+      </w:r>
+      <w:proofErr w:type="spellEnd"/>
+    </w:p>
+    <w:p>
+      <w:pPr>
+        <w:rPr>
+          <w:lang w:val="en-US"/>
+        </w:rPr>
+      </w:pPr>
+      <w:r>
+        <w:rPr>
+          <w:lang w:val="en-US"/>
+        </w:rPr>
+        <w:t xml:space="preserve"> create mode 100644 backend/</w:t>
+      </w:r>
+      <w:proofErr w:type="spellStart"/>
+      <w:r>
+        <w:rPr>
+          <w:lang w:val="en-US"/>
+        </w:rPr>
+        <w:t>src</w:t>
+      </w:r>
+      <w:proofErr w:type="spellEnd"/>
+      <w:r>
+        <w:rPr>
+          <w:lang w:val="en-US"/>
+        </w:rPr>
+        <w:t>/</w:t>
+      </w:r>
+      <w:proofErr w:type="spellStart"/>
+      <w:r>
+        <w:rPr>
+          <w:lang w:val="en-US"/>
+        </w:rPr>
+        <w:t>middlewares</w:t>
+      </w:r>
+      <w:proofErr w:type="spellEnd"/>
+      <w:r>
+        <w:rPr>
+          <w:lang w:val="en-US"/>
+        </w:rPr>
+        <w:t>/</w:t>
+      </w:r>
+      <w:proofErr w:type="spellStart"/>
+      <w:r>
+        <w:rPr>
+          <w:lang w:val="en-US"/>
+        </w:rPr>
+        <w:t>requireSuperadmin.ts</w:t>
+      </w:r>
+      <w:proofErr w:type="spellEnd"/>
+    </w:p>
+    <w:p>
+      <w:pPr>
+        <w:rPr>
+          <w:lang w:val="en-US"/>
+        </w:rPr>
+      </w:pPr>
+      <w:r>
+        <w:rPr>
+          <w:lang w:val="en-US"/>
+        </w:rPr>
+        <w:t xml:space="preserve"> create mode 100644 backend/</w:t>
+      </w:r>
+      <w:proofErr w:type="spellStart"/>
+      <w:r>
+        <w:rPr>
+          <w:lang w:val="en-US"/>
+        </w:rPr>
+        <w:t>src</w:t>
+      </w:r>
+      <w:proofErr w:type="spellEnd"/>
+      <w:r>
+        <w:rPr>
+          <w:lang w:val="en-US"/>
+        </w:rPr>
+        <w:t>/modules/auth/</w:t>
+      </w:r>
+      <w:proofErr w:type="spellStart"/>
+      <w:r>
+        <w:rPr>
+          <w:lang w:val="en-US"/>
+        </w:rPr>
+        <w:t>auth.controller.ts</w:t>
+      </w:r>
+      <w:proofErr w:type="spellEnd"/>
+    </w:p>
+    <w:p>
+      <w:pPr>
+        <w:rPr>
+          <w:lang w:val="en-US"/>
+        </w:rPr>
+      </w:pPr>
+      <w:r>
+        <w:rPr>
+          <w:lang w:val="en-US"/>
+        </w:rPr>
+        <w:t xml:space="preserve"> create mode 100644 backend/</w:t>
+      </w:r>
+      <w:proofErr w:type="spellStart"/>
+      <w:r>
+        <w:rPr>
+          <w:lang w:val="en-US"/>
+        </w:rPr>
+        <w:t>src</w:t>
+      </w:r>
+      <w:proofErr w:type="spellEnd"/>
+      <w:r>
+        <w:rPr>
+          <w:lang w:val="en-US"/>
+        </w:rPr>
+        <w:t>/modules/auth/</w:t>
+      </w:r>
+      <w:proofErr w:type="spellStart"/>
+      <w:r>
+        <w:rPr>
+          <w:lang w:val="en-US"/>
+        </w:rPr>
+        <w:t>auth.routes.ts</w:t>
+      </w:r>
+      <w:proofErr w:type="spellEnd"/>
+    </w:p>
+    <w:p>
+      <w:pPr>
+        <w:rPr>
+          <w:lang w:val="en-US"/>
+        </w:rPr>
+      </w:pPr>
+      <w:r>
+        <w:rPr>
+          <w:lang w:val="en-US"/>
+        </w:rPr>
+        <w:t xml:space="preserve"> create mode 100644 backend/</w:t>
+      </w:r>
+      <w:proofErr w:type="spellStart"/>
+      <w:r>
+        <w:rPr>
+          <w:lang w:val="en-US"/>
+        </w:rPr>
+        <w:t>src</w:t>
+      </w:r>
+      <w:proofErr w:type="spellEnd"/>
+      <w:r>
+        <w:rPr>
+          <w:lang w:val="en-US"/>
+        </w:rPr>
+        <w:t>/modules/</w:t>
+      </w:r>
+      <w:proofErr w:type="spellStart"/>
+      <w:r>
+        <w:rPr>
+          <w:lang w:val="en-US"/>
+        </w:rPr>
+        <w:t>iot</w:t>
+      </w:r>
+      <w:proofErr w:type="spellEnd"/>
+      <w:r>
+        <w:rPr>
+          <w:lang w:val="en-US"/>
+        </w:rPr>
+        <w:t>/</w:t>
+      </w:r>
+      <w:proofErr w:type="spellStart"/>
+      <w:r>
+        <w:rPr>
+          <w:lang w:val="en-US"/>
+        </w:rPr>
+        <w:t>iot.service.ts</w:t>
+      </w:r>
+      <w:proofErr w:type="spellEnd"/>
+    </w:p>
+    <w:p>
+      <w:pPr>
+        <w:rPr>
+          <w:lang w:val="en-US"/>
+        </w:rPr>
+      </w:pPr>
+      <w:r>
+        <w:rPr>
+          <w:lang w:val="en-US"/>
+        </w:rPr>
+        <w:t xml:space="preserve"> create mode 100644 backend/</w:t>
+      </w:r>
+      <w:proofErr w:type="spellStart"/>
+      <w:r>
+        <w:rPr>
+          <w:lang w:val="en-US"/>
+        </w:rPr>
+        <w:t>src</w:t>
+      </w:r>
+      <w:proofErr w:type="spellEnd"/>
+      <w:r>
+        <w:rPr>
+          <w:lang w:val="en-US"/>
+        </w:rPr>
+        <w:t>/modules/tenants/</w:t>
+      </w:r>
+      <w:proofErr w:type="spellStart"/>
+      <w:r>
+        <w:rPr>
+          <w:lang w:val="en-US"/>
+        </w:rPr>
+        <w:t>tenant.controller.ts</w:t>
+      </w:r>
+      <w:proofErr w:type="spellEnd"/>
+    </w:p>
+    <w:p>
+      <w:pPr>
+        <w:rPr>
+          <w:lang w:val="en-US"/>
+        </w:rPr>
+      </w:pPr>
+      <w:r>
+        <w:rPr>
+          <w:lang w:val="en-US"/>
+        </w:rPr>
+        <w:t xml:space="preserve"> create mode 100644 backend/</w:t>
+      </w:r>
+      <w:proofErr w:type="spellStart"/>
+      <w:r>
+        <w:rPr>
+          <w:lang w:val="en-US"/>
+        </w:rPr>
+        <w:t>src</w:t>
+      </w:r>
+      <w:proofErr w:type="spellEnd"/>
+      <w:r>
+        <w:rPr>
+          <w:lang w:val="en-US"/>
+        </w:rPr>
+        <w:t>/modules/tenants/</w:t>
+      </w:r>
+      <w:proofErr w:type="spellStart"/>
+      <w:r>
+        <w:rPr>
+          <w:lang w:val="en-US"/>
+        </w:rPr>
+        <w:t>tenant.routes.ts</w:t>
+      </w:r>
+      <w:proofErr w:type="spellEnd"/>
+    </w:p>
+    <w:p>
+      <w:pPr>
+        <w:rPr>
+          <w:lang w:val="en-US"/>
+        </w:rPr>
+      </w:pPr>
+      <w:r>
+        <w:rPr>
+          <w:lang w:val="en-US"/>
+        </w:rPr>
+        <w:t xml:space="preserve"> create mode 100644 backend/</w:t>
+      </w:r>
+      <w:proofErr w:type="spellStart"/>
+      <w:r>
+        <w:rPr>
+          <w:lang w:val="en-US"/>
+        </w:rPr>
+        <w:t>src</w:t>
+      </w:r>
+      <w:proofErr w:type="spellEnd"/>
+      <w:r>
+        <w:rPr>
+          <w:lang w:val="en-US"/>
+        </w:rPr>
+        <w:t>/modules/tenants/</w:t>
+      </w:r>
+      <w:proofErr w:type="spellStart"/>
+      <w:r>
+        <w:rPr>
+          <w:lang w:val="en-US"/>
+        </w:rPr>
+        <w:t>tenant.service.ts</w:t>
+      </w:r>
+      <w:proofErr w:type="spellEnd"/>
+    </w:p>
+    <w:p>
+      <w:pPr>
+        <w:rPr>
+          <w:lang w:val="en-US"/>
+        </w:rPr>
+      </w:pPr>
+      <w:r>
+        <w:rPr>
+          <w:lang w:val="en-US"/>
+        </w:rPr>
+        <w:t xml:space="preserve"> create mode 100644 backend/</w:t>
+      </w:r>
+      <w:proofErr w:type="spellStart"/>
+      <w:r>
+        <w:rPr>
+          <w:lang w:val="en-US"/>
+        </w:rPr>
+        <w:t>src</w:t>
+      </w:r>
+      <w:proofErr w:type="spellEnd"/>
+      <w:r>
+        <w:rPr>
+          <w:lang w:val="en-US"/>
+        </w:rPr>
+        <w:t>/modules/users/</w:t>
+      </w:r>
+      <w:proofErr w:type="spellStart"/>
+      <w:r>
+        <w:rPr>
+          <w:lang w:val="en-US"/>
+        </w:rPr>
+        <w:t>user.controller.ts</w:t>
+      </w:r>
+      <w:proofErr w:type="spellEnd"/>
+    </w:p>
+    <w:p>
+      <w:pPr>
+        <w:rPr>
+          <w:lang w:val="en-US"/>
+        </w:rPr>
+      </w:pPr>
+      <w:r>
+        <w:rPr>
+          <w:lang w:val="en-US"/>
+        </w:rPr>
+        <w:t xml:space="preserve"> create mode 100644 backend/</w:t>
+      </w:r>
+      <w:proofErr w:type="spellStart"/>
+      <w:r>
+        <w:rPr>
+          <w:lang w:val="en-US"/>
+        </w:rPr>
+        <w:t>src</w:t>
+      </w:r>
+      <w:proofErr w:type="spellEnd"/>
+      <w:r>
+        <w:rPr>
+          <w:lang w:val="en-US"/>
+        </w:rPr>
+        <w:t>/modules/users/</w:t>
+      </w:r>
+      <w:proofErr w:type="spellStart"/>
+      <w:r>
+        <w:rPr>
+          <w:lang w:val="en-US"/>
+        </w:rPr>
+        <w:t>user.routes.ts</w:t>
+      </w:r>
+      <w:proofErr w:type="spellEnd"/>
+    </w:p>
+    <w:p>
+      <w:pPr>
+        <w:rPr>
+          <w:lang w:val="en-US"/>
+        </w:rPr>
+      </w:pPr>
+      <w:r>
+        <w:rPr>
+          <w:lang w:val="en-US"/>
+        </w:rPr>
+        <w:t xml:space="preserve"> create mode 100644 backend/</w:t>
+      </w:r>
+      <w:proofErr w:type="spellStart"/>
+      <w:r>
+        <w:rPr>
+          <w:lang w:val="en-US"/>
+        </w:rPr>
+        <w:t>src</w:t>
+      </w:r>
+      <w:proofErr w:type="spellEnd"/>
+      <w:r>
+        <w:rPr>
+          <w:lang w:val="en-US"/>
+        </w:rPr>
+        <w:t>/modules/users/</w:t>
+      </w:r>
+      <w:proofErr w:type="spellStart"/>
+      <w:r>
+        <w:rPr>
+          <w:lang w:val="en-US"/>
+        </w:rPr>
+        <w:t>user.service.ts</w:t>
+      </w:r>
+      <w:proofErr w:type="spellEnd"/>
+    </w:p>
+    <w:p>
+      <w:pPr>
+        <w:rPr>
+          <w:lang w:val="en-US"/>
+        </w:rPr>
+      </w:pPr>
+      <w:r>
+        <w:rPr>
+          <w:lang w:val="en-US"/>
+        </w:rPr>
+        <w:t xml:space="preserve"> create mode 100644 backend/</w:t>
+      </w:r>
+      <w:proofErr w:type="spellStart"/>
+      <w:r>
+        <w:rPr>
+          <w:lang w:val="en-US"/>
+        </w:rPr>
+        <w:t>src</w:t>
+      </w:r>
+      <w:proofErr w:type="spellEnd"/>
+      <w:r>
+        <w:rPr>
+          <w:lang w:val="en-US"/>
+        </w:rPr>
+        <w:t>/</w:t>
+      </w:r>
+      <w:proofErr w:type="spellStart"/>
+      <w:r>
+        <w:rPr>
+          <w:lang w:val="en-US"/>
+        </w:rPr>
+        <w:t>server.ts</w:t>
+      </w:r>
+      <w:proofErr w:type="spellEnd"/>
+    </w:p>
+    <w:p>
+      <w:pPr>
+        <w:rPr>
+          <w:lang w:val="en-US"/>
+        </w:rPr>
+      </w:pPr>
+      <w:r>
+        <w:rPr>
+          <w:lang w:val="en-US"/>
+        </w:rPr>
+        <w:t xml:space="preserve"> create mode 100644 backend/</w:t>
+      </w:r>
+      <w:proofErr w:type="spellStart"/>
+      <w:r>
+        <w:rPr>
+          <w:lang w:val="en-US"/>
+        </w:rPr>
+        <w:t>src</w:t>
+      </w:r>
+      <w:proofErr w:type="spellEnd"/>
+      <w:r>
+        <w:rPr>
+          <w:lang w:val="en-US"/>
+        </w:rPr>
+        <w:t>/types/</w:t>
+      </w:r>
+      <w:proofErr w:type="spellStart"/>
+      <w:r>
+        <w:rPr>
+          <w:lang w:val="en-US"/>
+        </w:rPr>
+        <w:t>express.d.ts</w:t>
+      </w:r>
+      <w:proofErr w:type="spellEnd"/>
+    </w:p>
+    <w:p>
+      <w:pPr>
+        <w:rPr>
+          <w:lang w:val="en-US"/>
+        </w:rPr>
+      </w:pPr>
+      <w:r>
+        <w:rPr>
+          <w:lang w:val="en-US"/>
+        </w:rPr>
+        <w:t xml:space="preserve"> create mode 100644 backend/</w:t>
+      </w:r>
+      <w:proofErr w:type="spellStart"/>
+      <w:r>
+        <w:rPr>
+          <w:lang w:val="en-US"/>
+        </w:rPr>
+        <w:t>tsconfig.json</w:t>
+      </w:r>
+      <w:proofErr w:type="spellEnd"/>
+    </w:p>
+    <w:p>
+      <w:pPr>
+        <w:rPr>
+          <w:lang w:val="en-US"/>
+        </w:rPr>
+      </w:pPr>
+      <w:r>
+        <w:rPr>
+          <w:lang w:val="en-US"/>
+        </w:rPr>
+        <w:t xml:space="preserve"> create mode 100644 </w:t>
+      </w:r>
+      <w:proofErr w:type="spellStart"/>
+      <w:r>
+        <w:rPr>
+          <w:lang w:val="en-US"/>
+        </w:rPr>
+        <w:t>dctos</w:t>
+      </w:r>
+      <w:proofErr w:type="spellEnd"/>
+      <w:r>
+        <w:rPr>
+          <w:lang w:val="en-US"/>
+        </w:rPr>
+        <w:t>/app react native expo go.docx</w:t>
+      </w:r>
+    </w:p>
+    <w:p>
+      <w:pPr>
+        <w:rPr>
+          <w:lang w:val="en-US"/>
+        </w:rPr>
+      </w:pPr>
+      <w:r>
+        <w:rPr>
+          <w:lang w:val="en-US"/>
+        </w:rPr>
+        <w:t xml:space="preserve"> create mode 100644 </w:t>
+      </w:r>
+      <w:proofErr w:type="spellStart"/>
+      <w:r>
+        <w:rPr>
+          <w:lang w:val="en-US"/>
+        </w:rPr>
+        <w:t>dctos</w:t>
+      </w:r>
+      <w:proofErr w:type="spellEnd"/>
+      <w:r>
+        <w:rPr>
+          <w:lang w:val="en-US"/>
+        </w:rPr>
+        <w:t>/~$p react native expo go.docx</w:t>
       </w:r>
     </w:p>
     <w:p>
@@ -4200,6 +6932,2536 @@
       </w:r>
     </w:p>
     <w:p/>
+    <w:p>
+      <w:pPr>
+        <w:rPr>
+          <w:lang w:val="en-US"/>
+        </w:rPr>
+      </w:pPr>
+      <w:r>
+        <w:rPr>
+          <w:lang w:val="en-US"/>
+        </w:rPr>
+        <w:t>Viewed _layout.tsx:1-22</w:t>
+      </w:r>
+    </w:p>
+    <w:p>
+      <w:pPr>
+        <w:rPr>
+          <w:lang w:val="en-US"/>
+        </w:rPr>
+      </w:pPr>
+      <w:r>
+        <w:rPr>
+          <w:lang w:val="en-US"/>
+        </w:rPr>
+        <w:t>Listed directory %28dashboard%29</w:t>
+      </w:r>
+    </w:p>
+    <w:p>
+      <w:proofErr w:type="spellStart"/>
+      <w:r>
+        <w:t>Viewed</w:t>
+      </w:r>
+      <w:proofErr w:type="spellEnd"/>
+      <w:r>
+        <w:t xml:space="preserve"> _layout.tsx:1-18</w:t>
+      </w:r>
+    </w:p>
+    <w:p/>
+    <w:p>
+      <w:r>
+        <w:t xml:space="preserve">Es totalmente normal que te desconcierte al principio, pero **sí, está 100% correcto**. De hecho, es la arquitectura recomendada y la mejor práctica cuando usas **Expo </w:t>
+      </w:r>
+      <w:proofErr w:type="spellStart"/>
+      <w:r>
+        <w:t>Router</w:t>
+      </w:r>
+      <w:proofErr w:type="spellEnd"/>
+      <w:r>
+        <w:t>**.</w:t>
+      </w:r>
+    </w:p>
+    <w:p/>
+    <w:p>
+      <w:r>
+        <w:t xml:space="preserve">En Expo </w:t>
+      </w:r>
+      <w:proofErr w:type="spellStart"/>
+      <w:r>
+        <w:t>Router</w:t>
+      </w:r>
+      <w:proofErr w:type="spellEnd"/>
+      <w:r>
+        <w:t>, los archivos `_</w:t>
+      </w:r>
+      <w:proofErr w:type="spellStart"/>
+      <w:r>
+        <w:t>layout.tsx</w:t>
+      </w:r>
+      <w:proofErr w:type="spellEnd"/>
+      <w:r>
+        <w:t>` actúan como "envoltorios" (</w:t>
+      </w:r>
+      <w:proofErr w:type="spellStart"/>
+      <w:r>
+        <w:t>wrappers</w:t>
+      </w:r>
+      <w:proofErr w:type="spellEnd"/>
+      <w:r>
+        <w:t>) para las pantallas que están en su misma carpeta y en sus subcarpetas. Al tener dos, cada uno cumple un rol muy específico y diferente:</w:t>
+      </w:r>
+    </w:p>
+    <w:p/>
+    <w:p>
+      <w:pPr>
+        <w:rPr>
+          <w:lang w:val="en-US"/>
+        </w:rPr>
+      </w:pPr>
+      <w:r>
+        <w:rPr>
+          <w:lang w:val="en-US"/>
+        </w:rPr>
+        <w:t>### 1. `app/_</w:t>
+      </w:r>
+      <w:proofErr w:type="spellStart"/>
+      <w:r>
+        <w:rPr>
+          <w:lang w:val="en-US"/>
+        </w:rPr>
+        <w:t>layout.tsx</w:t>
+      </w:r>
+      <w:proofErr w:type="spellEnd"/>
+      <w:r>
+        <w:rPr>
+          <w:lang w:val="en-US"/>
+        </w:rPr>
+        <w:t>` (El Layout Principal o "Root Layout")</w:t>
+      </w:r>
+    </w:p>
+    <w:p>
+      <w:r>
+        <w:t xml:space="preserve">Este es el envoltorio **global** de toda tu aplicación. </w:t>
+      </w:r>
+    </w:p>
+    <w:p>
+      <w:r>
+        <w:lastRenderedPageBreak/>
+        <w:t>- **Su objetivo principal es proveer contexto y seguridad.**</w:t>
+      </w:r>
+    </w:p>
+    <w:p>
+      <w:r>
+        <w:t>- Como viste en el código, aquí es donde inyectas el `</w:t>
+      </w:r>
+      <w:proofErr w:type="spellStart"/>
+      <w:r>
+        <w:t>AuthProvider</w:t>
+      </w:r>
+      <w:proofErr w:type="spellEnd"/>
+      <w:r>
+        <w:t>` y el `</w:t>
+      </w:r>
+      <w:proofErr w:type="spellStart"/>
+      <w:r>
+        <w:t>ThemeProvider</w:t>
+      </w:r>
+      <w:proofErr w:type="spellEnd"/>
+      <w:r>
+        <w:t>` para que toda la app sepa quién es el usuario y qué tema usar.</w:t>
+      </w:r>
+    </w:p>
+    <w:p>
+      <w:r>
+        <w:t>- También actúa como el "guardia de seguridad" global (`</w:t>
+      </w:r>
+      <w:proofErr w:type="spellStart"/>
+      <w:r>
+        <w:t>RootNavigation</w:t>
+      </w:r>
+      <w:proofErr w:type="spellEnd"/>
+      <w:r>
+        <w:t xml:space="preserve">`): decide si debe mandarte a la pantalla de </w:t>
+      </w:r>
+      <w:proofErr w:type="spellStart"/>
+      <w:r>
+        <w:t>login</w:t>
+      </w:r>
+      <w:proofErr w:type="spellEnd"/>
+      <w:r>
+        <w:t xml:space="preserve"> (que probablemente esté en un grupo `(</w:t>
+      </w:r>
+      <w:proofErr w:type="spellStart"/>
+      <w:r>
+        <w:t>auth</w:t>
+      </w:r>
+      <w:proofErr w:type="spellEnd"/>
+      <w:r>
+        <w:t xml:space="preserve">)`) o dejarte pasar al </w:t>
+      </w:r>
+      <w:proofErr w:type="spellStart"/>
+      <w:r>
+        <w:t>dashboard</w:t>
+      </w:r>
+      <w:proofErr w:type="spellEnd"/>
+      <w:r>
+        <w:t>, dependiendo de si tienes un token o no.</w:t>
+      </w:r>
+    </w:p>
+    <w:p>
+      <w:r>
+        <w:t>- **No define un diseño visual estricto**, simplemente dice "aquí va el contenido" usando el componente `&lt;Slot /&gt;` (o a veces un `&lt;Stack /&gt;` muy básico).</w:t>
+      </w:r>
+    </w:p>
+    <w:p/>
+    <w:p>
+      <w:pPr>
+        <w:rPr>
+          <w:lang w:val="en-US"/>
+        </w:rPr>
+      </w:pPr>
+      <w:r>
+        <w:rPr>
+          <w:lang w:val="en-US"/>
+        </w:rPr>
+        <w:t>### 2. `app/(dashboard)/_</w:t>
+      </w:r>
+      <w:proofErr w:type="spellStart"/>
+      <w:r>
+        <w:rPr>
+          <w:lang w:val="en-US"/>
+        </w:rPr>
+        <w:t>layout.tsx</w:t>
+      </w:r>
+      <w:proofErr w:type="spellEnd"/>
+      <w:r>
+        <w:rPr>
+          <w:lang w:val="en-US"/>
+        </w:rPr>
+        <w:t>` (El Layout del Grupo "Dashboard")</w:t>
+      </w:r>
+    </w:p>
+    <w:p>
+      <w:r>
+        <w:t>Los paréntesis en `(</w:t>
+      </w:r>
+      <w:proofErr w:type="spellStart"/>
+      <w:r>
+        <w:t>dashboard</w:t>
+      </w:r>
+      <w:proofErr w:type="spellEnd"/>
+      <w:r>
+        <w:t>)` significan que es un "Grupo de Rutas". No afecta la URL, pero sirve para agrupar pantallas que comparten un mismo diseño o forma de navegar.</w:t>
+      </w:r>
+    </w:p>
+    <w:p>
+      <w:r>
+        <w:t>- **Su objetivo principal es visual y de navegación.**</w:t>
+      </w:r>
+    </w:p>
+    <w:p>
+      <w:r>
+        <w:t>- Al revisar este archivo, veo que utiliza un `&lt;Stack&gt;` (una pila de navegación).</w:t>
+      </w:r>
+    </w:p>
+    <w:p>
+      <w:r>
+        <w:t>- Solo envuelve a las pantallas que están dentro de su carpeta: `</w:t>
+      </w:r>
+      <w:proofErr w:type="spellStart"/>
+      <w:r>
+        <w:t>home.tsx</w:t>
+      </w:r>
+      <w:proofErr w:type="spellEnd"/>
+      <w:r>
+        <w:t>`, `</w:t>
+      </w:r>
+      <w:proofErr w:type="spellStart"/>
+      <w:r>
+        <w:t>users.tsx</w:t>
+      </w:r>
+      <w:proofErr w:type="spellEnd"/>
+      <w:r>
+        <w:t>` y `</w:t>
+      </w:r>
+      <w:proofErr w:type="spellStart"/>
+      <w:r>
+        <w:t>reports.tsx</w:t>
+      </w:r>
+      <w:proofErr w:type="spellEnd"/>
+      <w:r>
+        <w:t>`.</w:t>
+      </w:r>
+    </w:p>
+    <w:p>
+      <w:r>
+        <w:t xml:space="preserve">- Define **cómo se ven y cómo se </w:t>
+      </w:r>
+      <w:proofErr w:type="spellStart"/>
+      <w:r>
+        <w:t>transicionan</w:t>
+      </w:r>
+      <w:proofErr w:type="spellEnd"/>
+      <w:r>
+        <w:t>** esas pantallas específicas (por ejemplo, establece el fondo azul oscuro `#0f172a`, define qué pantallas tienen la barra superior visible, sus colores, y la animación de deslizamiento).</w:t>
+      </w:r>
+    </w:p>
+    <w:p/>
+    <w:p>
+      <w:r>
+        <w:t>### En resumen:</w:t>
+      </w:r>
+    </w:p>
+    <w:p>
+      <w:r>
+        <w:t>Es como un edificio de máxima seguridad:</w:t>
+      </w:r>
+    </w:p>
+    <w:p>
+      <w:r>
+        <w:t>* **El `app/_</w:t>
+      </w:r>
+      <w:proofErr w:type="spellStart"/>
+      <w:r>
+        <w:t>layout.tsx</w:t>
+      </w:r>
+      <w:proofErr w:type="spellEnd"/>
+      <w:r>
+        <w:t>`** es la puerta principal del edificio y la recepción. Revisa tu credencial (token) y te da los servicios básicos de luz y agua (Contextos).</w:t>
+      </w:r>
+    </w:p>
+    <w:p>
+      <w:r>
+        <w:t>* **El `app/(</w:t>
+      </w:r>
+      <w:proofErr w:type="spellStart"/>
+      <w:r>
+        <w:t>dashboard</w:t>
+      </w:r>
+      <w:proofErr w:type="spellEnd"/>
+      <w:r>
+        <w:t>)/_</w:t>
+      </w:r>
+      <w:proofErr w:type="spellStart"/>
+      <w:r>
+        <w:t>layout.tsx</w:t>
+      </w:r>
+      <w:proofErr w:type="spellEnd"/>
+      <w:r>
+        <w:t xml:space="preserve">`** es el pasillo del piso de oficinas. Una vez que ya entraste (porque el </w:t>
+      </w:r>
+      <w:proofErr w:type="spellStart"/>
+      <w:r>
+        <w:t>root</w:t>
+      </w:r>
+      <w:proofErr w:type="spellEnd"/>
+      <w:r>
+        <w:t xml:space="preserve"> </w:t>
+      </w:r>
+      <w:proofErr w:type="spellStart"/>
+      <w:r>
+        <w:t>layout</w:t>
+      </w:r>
+      <w:proofErr w:type="spellEnd"/>
+      <w:r>
+        <w:t xml:space="preserve"> te dejó), este archivo decide de qué color están pintadas las paredes de tu oficina, si hay puertas y cómo caminas entre las salas (`home`, `</w:t>
+      </w:r>
+      <w:proofErr w:type="spellStart"/>
+      <w:r>
+        <w:t>users</w:t>
+      </w:r>
+      <w:proofErr w:type="spellEnd"/>
+      <w:r>
+        <w:t>`, `</w:t>
+      </w:r>
+      <w:proofErr w:type="spellStart"/>
+      <w:r>
+        <w:t>reports</w:t>
+      </w:r>
+      <w:proofErr w:type="spellEnd"/>
+      <w:r>
+        <w:t>`).</w:t>
+      </w:r>
+    </w:p>
+    <w:p/>
+    <w:p>
+      <w:r>
+        <w:lastRenderedPageBreak/>
+        <w:t xml:space="preserve">Mantenerlos separados te permite que, por ejemplo, tus pantallas de Login no tengan la barra superior del </w:t>
+      </w:r>
+      <w:proofErr w:type="spellStart"/>
+      <w:r>
+        <w:t>dashboard</w:t>
+      </w:r>
+      <w:proofErr w:type="spellEnd"/>
+      <w:r>
+        <w:t>, pero sigan teniendo acceso a los contextos globales. ¡Tu estructura está perfecta!</w:t>
+      </w:r>
+    </w:p>
+    <w:p/>
+    <w:p>
+      <w:pPr>
+        <w:rPr>
+          <w:lang w:val="en-US"/>
+        </w:rPr>
+      </w:pPr>
+      <w:r>
+        <w:rPr>
+          <w:lang w:val="en-US"/>
+        </w:rPr>
+        <w:t>Viewed reports.tsx:30-51</w:t>
+      </w:r>
+    </w:p>
+    <w:p>
+      <w:pPr>
+        <w:rPr>
+          <w:lang w:val="en-US"/>
+        </w:rPr>
+      </w:pPr>
+      <w:r>
+        <w:rPr>
+          <w:lang w:val="en-US"/>
+        </w:rPr>
+        <w:t>Viewed package.json:1-49</w:t>
+      </w:r>
+    </w:p>
+    <w:p>
+      <w:pPr>
+        <w:rPr>
+          <w:lang w:val="en-US"/>
+        </w:rPr>
+      </w:pPr>
+      <w:r>
+        <w:rPr>
+          <w:lang w:val="en-US"/>
+        </w:rPr>
+        <w:t>Viewed reports.tsx:1-70</w:t>
+      </w:r>
+    </w:p>
+    <w:p>
+      <w:pPr>
+        <w:rPr>
+          <w:lang w:val="en-US"/>
+        </w:rPr>
+      </w:pPr>
+      <w:r>
+        <w:rPr>
+          <w:lang w:val="en-US"/>
+        </w:rPr>
+        <w:t>Searched for "io\.on"</w:t>
+      </w:r>
+    </w:p>
+    <w:p>
+      <w:pPr>
+        <w:rPr>
+          <w:lang w:val="en-US"/>
+        </w:rPr>
+      </w:pPr>
+      <w:r>
+        <w:rPr>
+          <w:lang w:val="en-US"/>
+        </w:rPr>
+        <w:t>Searched for "socket"</w:t>
+      </w:r>
+    </w:p>
+    <w:p>
+      <w:pPr>
+        <w:rPr>
+          <w:lang w:val="en-US"/>
+        </w:rPr>
+      </w:pPr>
+      <w:r>
+        <w:rPr>
+          <w:lang w:val="en-US"/>
+        </w:rPr>
+        <w:t>Viewed server.ts:1-32</w:t>
+      </w:r>
+    </w:p>
+    <w:p>
+      <w:pPr>
+        <w:rPr>
+          <w:lang w:val="en-US"/>
+        </w:rPr>
+      </w:pPr>
+      <w:r>
+        <w:rPr>
+          <w:lang w:val="en-US"/>
+        </w:rPr>
+        <w:t>Viewed AuthContext.tsx:1-120</w:t>
+      </w:r>
+    </w:p>
+    <w:p>
+      <w:pPr>
+        <w:rPr>
+          <w:lang w:val="en-US"/>
+        </w:rPr>
+      </w:pPr>
+      <w:r>
+        <w:rPr>
+          <w:lang w:val="en-US"/>
+        </w:rPr>
+        <w:t>Viewed server.ts:17-25</w:t>
+      </w:r>
+    </w:p>
+    <w:p>
+      <w:pPr>
+        <w:rPr>
+          <w:lang w:val="en-US"/>
+        </w:rPr>
+      </w:pPr>
+      <w:r>
+        <w:rPr>
+          <w:lang w:val="en-US"/>
+        </w:rPr>
+        <w:t xml:space="preserve">Edited </w:t>
+      </w:r>
+      <w:proofErr w:type="spellStart"/>
+      <w:r>
+        <w:rPr>
+          <w:lang w:val="en-US"/>
+        </w:rPr>
+        <w:t>server.ts</w:t>
+      </w:r>
+      <w:proofErr w:type="spellEnd"/>
+    </w:p>
+    <w:p>
+      <w:pPr>
+        <w:rPr>
+          <w:lang w:val="en-US"/>
+        </w:rPr>
+      </w:pPr>
+      <w:r>
+        <w:rPr>
+          <w:lang w:val="en-US"/>
+        </w:rPr>
+        <w:t xml:space="preserve">Edited </w:t>
+      </w:r>
+      <w:proofErr w:type="spellStart"/>
+      <w:r>
+        <w:rPr>
+          <w:lang w:val="en-US"/>
+        </w:rPr>
+        <w:t>reports.tsx</w:t>
+      </w:r>
+      <w:proofErr w:type="spellEnd"/>
+    </w:p>
+    <w:p>
+      <w:pPr>
+        <w:rPr>
+          <w:lang w:val="en-US"/>
+        </w:rPr>
+      </w:pPr>
+    </w:p>
+    <w:p>
+      <w:r>
+        <w:t xml:space="preserve">¡Hecho! He implementado la conexión en tiempo real con </w:t>
+      </w:r>
+      <w:proofErr w:type="spellStart"/>
+      <w:r>
+        <w:t>WebSockets</w:t>
+      </w:r>
+      <w:proofErr w:type="spellEnd"/>
+      <w:r>
+        <w:t xml:space="preserve"> entre tu </w:t>
+      </w:r>
+      <w:proofErr w:type="spellStart"/>
+      <w:r>
+        <w:t>backend</w:t>
+      </w:r>
+      <w:proofErr w:type="spellEnd"/>
+      <w:r>
+        <w:t xml:space="preserve"> y la aplicación móvil.</w:t>
+      </w:r>
+    </w:p>
+    <w:p/>
+    <w:p>
+      <w:r>
+        <w:t>Esto es lo que hice en cada lado para que funcione perfectamente:</w:t>
+      </w:r>
+    </w:p>
+    <w:p/>
+    <w:p>
+      <w:pPr>
+        <w:rPr>
+          <w:lang w:val="en-US"/>
+        </w:rPr>
+      </w:pPr>
+      <w:r>
+        <w:rPr>
+          <w:lang w:val="en-US"/>
+        </w:rPr>
+        <w:t xml:space="preserve">### 1. En </w:t>
+      </w:r>
+      <w:proofErr w:type="spellStart"/>
+      <w:r>
+        <w:rPr>
+          <w:lang w:val="en-US"/>
+        </w:rPr>
+        <w:t>el</w:t>
+      </w:r>
+      <w:proofErr w:type="spellEnd"/>
+      <w:r>
+        <w:rPr>
+          <w:lang w:val="en-US"/>
+        </w:rPr>
+        <w:t xml:space="preserve"> Backend (`backend/</w:t>
+      </w:r>
+      <w:proofErr w:type="spellStart"/>
+      <w:r>
+        <w:rPr>
+          <w:lang w:val="en-US"/>
+        </w:rPr>
+        <w:t>src</w:t>
+      </w:r>
+      <w:proofErr w:type="spellEnd"/>
+      <w:r>
+        <w:rPr>
+          <w:lang w:val="en-US"/>
+        </w:rPr>
+        <w:t>/</w:t>
+      </w:r>
+      <w:proofErr w:type="spellStart"/>
+      <w:r>
+        <w:rPr>
+          <w:lang w:val="en-US"/>
+        </w:rPr>
+        <w:t>server.ts</w:t>
+      </w:r>
+      <w:proofErr w:type="spellEnd"/>
+      <w:r>
+        <w:rPr>
+          <w:lang w:val="en-US"/>
+        </w:rPr>
+        <w:t>`)</w:t>
+      </w:r>
+    </w:p>
+    <w:p>
+      <w:r>
+        <w:t xml:space="preserve">El </w:t>
+      </w:r>
+      <w:proofErr w:type="spellStart"/>
+      <w:r>
+        <w:t>backend</w:t>
+      </w:r>
+      <w:proofErr w:type="spellEnd"/>
+      <w:r>
+        <w:t xml:space="preserve"> ya estaba emitiendo el evento usando salas específicas por Tenant (`io.to('tenant_1').</w:t>
+      </w:r>
+      <w:proofErr w:type="spellStart"/>
+      <w:r>
+        <w:t>emit</w:t>
+      </w:r>
+      <w:proofErr w:type="spellEnd"/>
+      <w:r>
+        <w:t xml:space="preserve">(...)`), pero **le faltaba la lógica para meter al cliente móvil a esa sala**. </w:t>
+      </w:r>
+    </w:p>
+    <w:p>
+      <w:r>
+        <w:t xml:space="preserve">Añadí un nuevo </w:t>
+      </w:r>
+      <w:proofErr w:type="spellStart"/>
+      <w:r>
+        <w:t>listener</w:t>
+      </w:r>
+      <w:proofErr w:type="spellEnd"/>
+      <w:r>
+        <w:t xml:space="preserve"> en el servidor: cuando el cliente se conecta, emite un evento `"</w:t>
+      </w:r>
+      <w:proofErr w:type="spellStart"/>
+      <w:r>
+        <w:t>unirse_tenant</w:t>
+      </w:r>
+      <w:proofErr w:type="spellEnd"/>
+      <w:r>
+        <w:t xml:space="preserve">"` con su ID de </w:t>
+      </w:r>
+      <w:proofErr w:type="spellStart"/>
+      <w:r>
+        <w:t>tenant</w:t>
+      </w:r>
+      <w:proofErr w:type="spellEnd"/>
+      <w:r>
+        <w:t>, y el servidor lo mete en la sala correspondiente para que escuche solo su propia telemetría.</w:t>
+      </w:r>
+    </w:p>
+    <w:p/>
+    <w:p>
+      <w:r>
+        <w:lastRenderedPageBreak/>
+        <w:t>### 2. En la App Móvil (`</w:t>
+      </w:r>
+      <w:proofErr w:type="spellStart"/>
+      <w:r>
+        <w:t>aqua-mobile</w:t>
+      </w:r>
+      <w:proofErr w:type="spellEnd"/>
+      <w:r>
+        <w:t>/app/(</w:t>
+      </w:r>
+      <w:proofErr w:type="spellStart"/>
+      <w:r>
+        <w:t>dashboard</w:t>
+      </w:r>
+      <w:proofErr w:type="spellEnd"/>
+      <w:r>
+        <w:t>)/</w:t>
+      </w:r>
+      <w:proofErr w:type="spellStart"/>
+      <w:r>
+        <w:t>reports.tsx</w:t>
+      </w:r>
+      <w:proofErr w:type="spellEnd"/>
+      <w:r>
+        <w:t>`)</w:t>
+      </w:r>
+    </w:p>
+    <w:p>
+      <w:r>
+        <w:t>Modifiqué la pantalla de reportes para convertirse en un cliente reactivo:</w:t>
+      </w:r>
+    </w:p>
+    <w:p>
+      <w:r>
+        <w:t>- **Conexión:** Importamos `socket.io-</w:t>
+      </w:r>
+      <w:proofErr w:type="spellStart"/>
+      <w:r>
+        <w:t>client</w:t>
+      </w:r>
+      <w:proofErr w:type="spellEnd"/>
+      <w:r>
+        <w:t>` y nos conectamos a tu servidor usando la misma IP base que configuramos antes en tu `.</w:t>
+      </w:r>
+      <w:proofErr w:type="spellStart"/>
+      <w:r>
+        <w:t>env</w:t>
+      </w:r>
+      <w:proofErr w:type="spellEnd"/>
+      <w:r>
+        <w:t>`.</w:t>
+      </w:r>
+    </w:p>
+    <w:p>
+      <w:r>
+        <w:t>- **Autenticación en sala:** Usamos el `</w:t>
+      </w:r>
+      <w:proofErr w:type="spellStart"/>
+      <w:r>
+        <w:t>AuthContext</w:t>
+      </w:r>
+      <w:proofErr w:type="spellEnd"/>
+      <w:r>
+        <w:t>` para obtener el `</w:t>
+      </w:r>
+      <w:proofErr w:type="spellStart"/>
+      <w:r>
+        <w:t>tenantId</w:t>
+      </w:r>
+      <w:proofErr w:type="spellEnd"/>
+      <w:r>
+        <w:t xml:space="preserve">` del usuario actual y le decimos al servidor "Oye, méteme a la sala de mi </w:t>
+      </w:r>
+      <w:proofErr w:type="spellStart"/>
+      <w:r>
+        <w:t>tenant</w:t>
+      </w:r>
+      <w:proofErr w:type="spellEnd"/>
+      <w:r>
+        <w:t>".</w:t>
+      </w:r>
+    </w:p>
+    <w:p>
+      <w:r>
+        <w:t xml:space="preserve">- **Estado Dinámico (State):** Añadí dos estados de </w:t>
+      </w:r>
+      <w:proofErr w:type="spellStart"/>
+      <w:r>
+        <w:t>React</w:t>
+      </w:r>
+      <w:proofErr w:type="spellEnd"/>
+      <w:r>
+        <w:t xml:space="preserve"> (`</w:t>
+      </w:r>
+      <w:proofErr w:type="spellStart"/>
+      <w:r>
+        <w:t>telemetria</w:t>
+      </w:r>
+      <w:proofErr w:type="spellEnd"/>
+      <w:r>
+        <w:t>` y `</w:t>
+      </w:r>
+      <w:proofErr w:type="spellStart"/>
+      <w:r>
+        <w:t>lastSync</w:t>
+      </w:r>
+      <w:proofErr w:type="spellEnd"/>
+      <w:r>
+        <w:t>`). Al montar el componente (`</w:t>
+      </w:r>
+      <w:proofErr w:type="spellStart"/>
+      <w:r>
+        <w:t>useEffect</w:t>
+      </w:r>
+      <w:proofErr w:type="spellEnd"/>
+      <w:r>
+        <w:t xml:space="preserve">`), el </w:t>
+      </w:r>
+      <w:proofErr w:type="spellStart"/>
+      <w:r>
+        <w:t>websocket</w:t>
+      </w:r>
+      <w:proofErr w:type="spellEnd"/>
+      <w:r>
+        <w:t xml:space="preserve"> se queda escuchando el evento `'</w:t>
+      </w:r>
+      <w:proofErr w:type="spellStart"/>
+      <w:r>
+        <w:t>actualizacion_sensores</w:t>
+      </w:r>
+      <w:proofErr w:type="spellEnd"/>
+      <w:r>
+        <w:t>'`.</w:t>
+      </w:r>
+    </w:p>
+    <w:p>
+      <w:r>
+        <w:t>- **UI Reactiva:** Modifiqué tu `</w:t>
+      </w:r>
+      <w:proofErr w:type="spellStart"/>
+      <w:r>
+        <w:t>infoCard</w:t>
+      </w:r>
+      <w:proofErr w:type="spellEnd"/>
+      <w:r>
+        <w:t xml:space="preserve">`. Mientras no haya datos, mostrará un icono naranja que dice "Buscando datos del sensor..." y "Esperando conexión...". En cuanto llegue un dato del simulador (o del Azure </w:t>
+      </w:r>
+      <w:proofErr w:type="spellStart"/>
+      <w:r>
+        <w:t>IoT</w:t>
+      </w:r>
+      <w:proofErr w:type="spellEnd"/>
+      <w:r>
+        <w:t xml:space="preserve"> en un futuro), cambiará a verde, te mostrará el nivel porcentual del estanque, si la bomba está ON/OFF, y el texto calculará dinámicamente hace cuántos minutos (o segundos) fue la última sincronización.</w:t>
+      </w:r>
+    </w:p>
+    <w:p/>
+    <w:p>
+      <w:r>
+        <w:t>### Pasos a seguir:</w:t>
+      </w:r>
+    </w:p>
+    <w:p>
+      <w:r>
+        <w:t xml:space="preserve">1. **Reinicia tu </w:t>
+      </w:r>
+      <w:proofErr w:type="spellStart"/>
+      <w:r>
+        <w:t>backend</w:t>
+      </w:r>
+      <w:proofErr w:type="spellEnd"/>
+      <w:r>
+        <w:t>:** Como modifiqué `</w:t>
+      </w:r>
+      <w:proofErr w:type="spellStart"/>
+      <w:r>
+        <w:t>server.ts</w:t>
+      </w:r>
+      <w:proofErr w:type="spellEnd"/>
+      <w:r>
+        <w:t xml:space="preserve">`, detén tu </w:t>
+      </w:r>
+      <w:proofErr w:type="spellStart"/>
+      <w:r>
+        <w:t>backend</w:t>
+      </w:r>
+      <w:proofErr w:type="spellEnd"/>
+      <w:r>
+        <w:t xml:space="preserve"> y vuélvelo a arrancar (`</w:t>
+      </w:r>
+      <w:proofErr w:type="spellStart"/>
+      <w:r>
+        <w:t>npm</w:t>
+      </w:r>
+      <w:proofErr w:type="spellEnd"/>
+      <w:r>
+        <w:t xml:space="preserve"> run </w:t>
+      </w:r>
+      <w:proofErr w:type="spellStart"/>
+      <w:r>
+        <w:t>dev</w:t>
+      </w:r>
+      <w:proofErr w:type="spellEnd"/>
+      <w:r>
+        <w:t>`).</w:t>
+      </w:r>
+    </w:p>
+    <w:p>
+      <w:r>
+        <w:t xml:space="preserve">2. **Asegúrate de que el </w:t>
+      </w:r>
+      <w:proofErr w:type="spellStart"/>
+      <w:r>
+        <w:t>backend</w:t>
+      </w:r>
+      <w:proofErr w:type="spellEnd"/>
+      <w:r>
+        <w:t xml:space="preserve"> tenga el simulador activo:** Verifica que en </w:t>
+      </w:r>
+      <w:proofErr w:type="spellStart"/>
+      <w:r>
+        <w:t>el</w:t>
+      </w:r>
+      <w:proofErr w:type="spellEnd"/>
+      <w:r>
+        <w:t xml:space="preserve"> `.</w:t>
+      </w:r>
+      <w:proofErr w:type="spellStart"/>
+      <w:r>
+        <w:t>env</w:t>
+      </w:r>
+      <w:proofErr w:type="spellEnd"/>
+      <w:r>
+        <w:t xml:space="preserve">` del </w:t>
+      </w:r>
+      <w:proofErr w:type="spellStart"/>
+      <w:r>
+        <w:t>backend</w:t>
+      </w:r>
+      <w:proofErr w:type="spellEnd"/>
+      <w:r>
+        <w:t xml:space="preserve"> siga estando `USE_MOCK_IOT="true"` (si usas `</w:t>
+      </w:r>
+      <w:proofErr w:type="spellStart"/>
+      <w:r>
+        <w:t>null</w:t>
+      </w:r>
+      <w:proofErr w:type="spellEnd"/>
+      <w:r>
+        <w:t>` no emitirá nada porque se pausa).</w:t>
+      </w:r>
+    </w:p>
+    <w:p>
+      <w:r>
+        <w:t>3. **Reinicia tu app móvil (opcional pero recomendado):** Puedes presionar `R` en la terminal de Expo para recargar.</w:t>
+      </w:r>
+    </w:p>
+    <w:p>
+      <w:r>
+        <w:t>4. Navega a la pestaña "Reportes y Estadísticas". Deberías ver que cada 5 segundos la interfaz se actualiza sola con un nuevo nivel del estanque y bomba.</w:t>
+      </w:r>
+    </w:p>
+    <w:p/>
+    <w:p>
+      <w:pPr>
+        <w:rPr>
+          <w:lang w:val="en-US"/>
+        </w:rPr>
+      </w:pPr>
+      <w:r>
+        <w:rPr>
+          <w:lang w:val="en-US"/>
+        </w:rPr>
+        <w:t>Viewed reports.tsx:4-25</w:t>
+      </w:r>
+    </w:p>
+    <w:p>
+      <w:pPr>
+        <w:rPr>
+          <w:lang w:val="en-US"/>
+        </w:rPr>
+      </w:pPr>
+      <w:r>
+        <w:rPr>
+          <w:lang w:val="en-US"/>
+        </w:rPr>
+        <w:t>Viewed iot.service.ts:40-60</w:t>
+      </w:r>
+    </w:p>
+    <w:p>
+      <w:pPr>
+        <w:rPr>
+          <w:lang w:val="en-US"/>
+        </w:rPr>
+      </w:pPr>
+    </w:p>
+    <w:p>
+      <w:r>
+        <w:lastRenderedPageBreak/>
+        <w:t xml:space="preserve">Basándome en el código de tu </w:t>
+      </w:r>
+      <w:proofErr w:type="spellStart"/>
+      <w:r>
+        <w:t>backend</w:t>
+      </w:r>
+      <w:proofErr w:type="spellEnd"/>
+      <w:r>
+        <w:t xml:space="preserve"> (`</w:t>
+      </w:r>
+      <w:proofErr w:type="spellStart"/>
+      <w:r>
+        <w:t>backend</w:t>
+      </w:r>
+      <w:proofErr w:type="spellEnd"/>
+      <w:r>
+        <w:t>/</w:t>
+      </w:r>
+      <w:proofErr w:type="spellStart"/>
+      <w:r>
+        <w:t>src</w:t>
+      </w:r>
+      <w:proofErr w:type="spellEnd"/>
+      <w:r>
+        <w:t>/modules/</w:t>
+      </w:r>
+      <w:proofErr w:type="spellStart"/>
+      <w:r>
+        <w:t>iot</w:t>
+      </w:r>
+      <w:proofErr w:type="spellEnd"/>
+      <w:r>
+        <w:t>/</w:t>
+      </w:r>
+      <w:proofErr w:type="spellStart"/>
+      <w:r>
+        <w:t>iot.service.ts</w:t>
+      </w:r>
+      <w:proofErr w:type="spellEnd"/>
+      <w:r>
+        <w:t>`) y en la captura de pantalla de tu base de datos (Prisma Studio), aquí tienes el análisis detallado de cómo está configurada la generación y el guardado de telemetría en tu simulador:</w:t>
+      </w:r>
+    </w:p>
+    <w:p/>
+    <w:p>
+      <w:r>
+        <w:t>### 1. ¿Cómo se generan los datos actualmente?</w:t>
+      </w:r>
+    </w:p>
+    <w:p>
+      <w:r>
+        <w:t>El simulador local se enciende cuando en tu archivo `.</w:t>
+      </w:r>
+      <w:proofErr w:type="spellStart"/>
+      <w:r>
+        <w:t>env</w:t>
+      </w:r>
+      <w:proofErr w:type="spellEnd"/>
+      <w:r>
+        <w:t xml:space="preserve">` del </w:t>
+      </w:r>
+      <w:proofErr w:type="spellStart"/>
+      <w:r>
+        <w:t>backend</w:t>
+      </w:r>
+      <w:proofErr w:type="spellEnd"/>
+      <w:r>
+        <w:t xml:space="preserve"> pones `USE_MOCK_IOT="true"`. Al estar encendido, ejecuta una función interna cada **5 segundos** (5000 milisegundos).</w:t>
+      </w:r>
+    </w:p>
+    <w:p/>
+    <w:p>
+      <w:r>
+        <w:t>Esta función construye un objeto JSON (`</w:t>
+      </w:r>
+      <w:proofErr w:type="spellStart"/>
+      <w:r>
+        <w:t>datoFalso</w:t>
+      </w:r>
+      <w:proofErr w:type="spellEnd"/>
+      <w:r>
+        <w:t>`) con la siguiente forma:</w:t>
+      </w:r>
+    </w:p>
+    <w:p>
+      <w:r>
+        <w:t>- **`</w:t>
+      </w:r>
+      <w:proofErr w:type="spellStart"/>
+      <w:r>
+        <w:t>tenantId</w:t>
+      </w:r>
+      <w:proofErr w:type="spellEnd"/>
+      <w:r>
+        <w:t xml:space="preserve">`**: Actualmente **NO oscila**. Está configurado de forma estática siempre al </w:t>
+      </w:r>
+      <w:proofErr w:type="spellStart"/>
+      <w:r>
+        <w:t>tenant</w:t>
+      </w:r>
+      <w:proofErr w:type="spellEnd"/>
+      <w:r>
+        <w:t xml:space="preserve"> con `ID: 1` (`</w:t>
+      </w:r>
+      <w:proofErr w:type="spellStart"/>
+      <w:r>
+        <w:t>tenantId</w:t>
+      </w:r>
+      <w:proofErr w:type="spellEnd"/>
+      <w:r>
+        <w:t>: 1`). Esto significa que todos los datos de prueba se le están asignando a esa comunidad.</w:t>
+      </w:r>
+    </w:p>
+    <w:p>
+      <w:r>
+        <w:t>- **`nivel` (Nivel del estanque)**: Genera un número entero completamente aleatorio entre **0 y 99** (usando `</w:t>
+      </w:r>
+      <w:proofErr w:type="spellStart"/>
+      <w:r>
+        <w:t>Math.floor</w:t>
+      </w:r>
+      <w:proofErr w:type="spellEnd"/>
+      <w:r>
+        <w:t>(</w:t>
+      </w:r>
+      <w:proofErr w:type="spellStart"/>
+      <w:r>
+        <w:t>Math.random</w:t>
+      </w:r>
+      <w:proofErr w:type="spellEnd"/>
+      <w:r>
+        <w:t>() * 100)`).</w:t>
+      </w:r>
+    </w:p>
+    <w:p>
+      <w:r>
+        <w:t>- **`</w:t>
+      </w:r>
+      <w:proofErr w:type="spellStart"/>
+      <w:r>
+        <w:t>bomba_activa</w:t>
+      </w:r>
+      <w:proofErr w:type="spellEnd"/>
+      <w:r>
+        <w:t>`**: Es un valor booleano (`true` o `false`) generado al azar, con un 50% de probabilidad para cada estado.</w:t>
+      </w:r>
+    </w:p>
+    <w:p/>
+    <w:p>
+      <w:r>
+        <w:t>### 2. ¿Qué se hace con ese dato?</w:t>
+      </w:r>
+    </w:p>
+    <w:p>
+      <w:r>
+        <w:t>Inmediatamente después de generar el objeto, el simulador se lo envía a tu función central llamada `</w:t>
+      </w:r>
+      <w:proofErr w:type="spellStart"/>
+      <w:r>
+        <w:t>procesarDatoTelemetria</w:t>
+      </w:r>
+      <w:proofErr w:type="spellEnd"/>
+      <w:r>
+        <w:t xml:space="preserve">()`. Esta es la misma función que usaría Azure </w:t>
+      </w:r>
+      <w:proofErr w:type="spellStart"/>
+      <w:r>
+        <w:t>IoT</w:t>
+      </w:r>
+      <w:proofErr w:type="spellEnd"/>
+      <w:r>
+        <w:t xml:space="preserve"> en la vida real.</w:t>
+      </w:r>
+    </w:p>
+    <w:p/>
+    <w:p>
+      <w:r>
+        <w:t>Esta función hace dos cosas súper importantes:</w:t>
+      </w:r>
+    </w:p>
+    <w:p>
+      <w:r>
+        <w:t>1. **Lo almacena en la Base de Datos:** Usando Prisma (`</w:t>
+      </w:r>
+      <w:proofErr w:type="spellStart"/>
+      <w:r>
+        <w:t>prisma.telemetria.create</w:t>
+      </w:r>
+      <w:proofErr w:type="spellEnd"/>
+      <w:r>
+        <w:t>`), inserta este dato directamente en tu tabla **`</w:t>
+      </w:r>
+      <w:proofErr w:type="spellStart"/>
+      <w:r>
+        <w:t>Telemetria</w:t>
+      </w:r>
+      <w:proofErr w:type="spellEnd"/>
+      <w:r>
+        <w:t>`** de PostgreSQL.</w:t>
+      </w:r>
+    </w:p>
+    <w:p>
+      <w:r>
+        <w:t xml:space="preserve">2. **Lo emite por </w:t>
+      </w:r>
+      <w:proofErr w:type="spellStart"/>
+      <w:r>
+        <w:t>WebSocket</w:t>
+      </w:r>
+      <w:proofErr w:type="spellEnd"/>
+      <w:r>
+        <w:t>:** Toma ese mismo dato y lo grita (hace un *broadcast* o *</w:t>
+      </w:r>
+      <w:proofErr w:type="spellStart"/>
+      <w:r>
+        <w:t>emit</w:t>
+      </w:r>
+      <w:proofErr w:type="spellEnd"/>
+      <w:r>
+        <w:t xml:space="preserve">*) por el canal `tenant_1` de tu servidor </w:t>
+      </w:r>
+      <w:proofErr w:type="spellStart"/>
+      <w:r>
+        <w:t>WebSocket</w:t>
+      </w:r>
+      <w:proofErr w:type="spellEnd"/>
+      <w:r>
+        <w:t>, que es justamente lo que configuramos recién en tu App móvil para que se actualice sola.</w:t>
+      </w:r>
+    </w:p>
+    <w:p/>
+    <w:p>
+      <w:r>
+        <w:t>### 3. ¿Dónde se almacena exactamente?</w:t>
+      </w:r>
+    </w:p>
+    <w:p>
+      <w:r>
+        <w:t>Tal cual como muestras en tu captura de Prisma Studio, los datos se guardan como un histórico infinito en la tabla **`</w:t>
+      </w:r>
+      <w:proofErr w:type="spellStart"/>
+      <w:r>
+        <w:t>Telemetria</w:t>
+      </w:r>
+      <w:proofErr w:type="spellEnd"/>
+      <w:r>
+        <w:t>`** de tu base de datos, mapeando los campos así:</w:t>
+      </w:r>
+    </w:p>
+    <w:p>
+      <w:r>
+        <w:t xml:space="preserve">*   `nivel` </w:t>
+      </w:r>
+      <w:r>
+        <w:rPr>
+          <w:rFonts w:ascii="Segoe UI Emoji" w:hAnsi="Segoe UI Emoji" w:cs="Segoe UI Emoji"/>
+        </w:rPr>
+        <w:t>➡️</w:t>
+      </w:r>
+      <w:r>
+        <w:t xml:space="preserve"> se guarda en la columna **`</w:t>
+      </w:r>
+      <w:proofErr w:type="spellStart"/>
+      <w:r>
+        <w:t>nivelEstanque</w:t>
+      </w:r>
+      <w:proofErr w:type="spellEnd"/>
+      <w:r>
+        <w:t>`** (ej. 19, 48, 40).</w:t>
+      </w:r>
+    </w:p>
+    <w:p>
+      <w:r>
+        <w:t>*   `</w:t>
+      </w:r>
+      <w:proofErr w:type="spellStart"/>
+      <w:r>
+        <w:t>bomba_activa</w:t>
+      </w:r>
+      <w:proofErr w:type="spellEnd"/>
+      <w:r>
+        <w:t xml:space="preserve">` </w:t>
+      </w:r>
+      <w:r>
+        <w:rPr>
+          <w:rFonts w:ascii="Segoe UI Emoji" w:hAnsi="Segoe UI Emoji" w:cs="Segoe UI Emoji"/>
+        </w:rPr>
+        <w:t>➡️</w:t>
+      </w:r>
+      <w:r>
+        <w:t xml:space="preserve"> se guarda en la columna **`</w:t>
+      </w:r>
+      <w:proofErr w:type="spellStart"/>
+      <w:r>
+        <w:t>bombaActiva</w:t>
+      </w:r>
+      <w:proofErr w:type="spellEnd"/>
+      <w:r>
+        <w:t>`** (ej. true o false).</w:t>
+      </w:r>
+    </w:p>
+    <w:p>
+      <w:r>
+        <w:t>*   Se genera automáticamente la columna **`</w:t>
+      </w:r>
+      <w:proofErr w:type="spellStart"/>
+      <w:r>
+        <w:t>fechaLectura</w:t>
+      </w:r>
+      <w:proofErr w:type="spellEnd"/>
+      <w:r>
+        <w:t>`** (</w:t>
+      </w:r>
+      <w:proofErr w:type="spellStart"/>
+      <w:r>
+        <w:t>timestamp</w:t>
+      </w:r>
+      <w:proofErr w:type="spellEnd"/>
+      <w:r>
+        <w:t xml:space="preserve"> exacto del momento en que se guardó).</w:t>
+      </w:r>
+    </w:p>
+    <w:p>
+      <w:r>
+        <w:t>*   La llave foránea **`</w:t>
+      </w:r>
+      <w:proofErr w:type="spellStart"/>
+      <w:r>
+        <w:t>tenantId</w:t>
+      </w:r>
+      <w:proofErr w:type="spellEnd"/>
+      <w:r>
+        <w:t>`** (que en este caso siempre está registrándose como `1`).</w:t>
+      </w:r>
+    </w:p>
+    <w:p/>
+    <w:p>
+      <w:r>
+        <w:t xml:space="preserve">### ¿Quieres que simule para varios </w:t>
+      </w:r>
+      <w:proofErr w:type="spellStart"/>
+      <w:r>
+        <w:t>Tenants</w:t>
+      </w:r>
+      <w:proofErr w:type="spellEnd"/>
+      <w:r>
+        <w:t xml:space="preserve"> o de forma más realista?</w:t>
+      </w:r>
+    </w:p>
+    <w:p>
+      <w:r>
+        <w:t>Si te molesta que el nivel salte de golpe de 19% a 80%, o quieres que simule datos para el `</w:t>
+      </w:r>
+      <w:proofErr w:type="spellStart"/>
+      <w:r>
+        <w:t>tenantId</w:t>
+      </w:r>
+      <w:proofErr w:type="spellEnd"/>
+      <w:r>
+        <w:t>` 2 o 3 al azar, avísame y modificamos el archivo `</w:t>
+      </w:r>
+      <w:proofErr w:type="spellStart"/>
+      <w:r>
+        <w:t>iot.service.ts</w:t>
+      </w:r>
+      <w:proofErr w:type="spellEnd"/>
+      <w:r>
+        <w:t>` para hacer la simulación más progresiva y realista.</w:t>
+      </w:r>
+    </w:p>
+    <w:p/>
+    <w:p>
+      <w:r>
+        <w:t xml:space="preserve">un nuevo dato: { </w:t>
+      </w:r>
+      <w:proofErr w:type="spellStart"/>
+      <w:r>
+        <w:t>tenantId</w:t>
+      </w:r>
+      <w:proofErr w:type="spellEnd"/>
+      <w:r>
+        <w:t xml:space="preserve">: 1, nivel: 56, </w:t>
+      </w:r>
+      <w:proofErr w:type="spellStart"/>
+      <w:r>
+        <w:t>bomba_activa</w:t>
+      </w:r>
+      <w:proofErr w:type="spellEnd"/>
+      <w:r>
+        <w:t>: false }</w:t>
+      </w:r>
+    </w:p>
+    <w:p>
+      <w:r>
+        <w:t xml:space="preserve">Llegó un nuevo dato: { </w:t>
+      </w:r>
+      <w:proofErr w:type="spellStart"/>
+      <w:r>
+        <w:t>tenantId</w:t>
+      </w:r>
+      <w:proofErr w:type="spellEnd"/>
+      <w:r>
+        <w:t xml:space="preserve">: 1, nivel: 56, </w:t>
+      </w:r>
+      <w:proofErr w:type="spellStart"/>
+      <w:r>
+        <w:t>bomba_activa</w:t>
+      </w:r>
+      <w:proofErr w:type="spellEnd"/>
+      <w:r>
+        <w:t>: true }</w:t>
+      </w:r>
+    </w:p>
+    <w:p>
+      <w:r>
+        <w:t xml:space="preserve">Llegó un nuevo dato: { </w:t>
+      </w:r>
+      <w:proofErr w:type="spellStart"/>
+      <w:r>
+        <w:t>tenantId</w:t>
+      </w:r>
+      <w:proofErr w:type="spellEnd"/>
+      <w:r>
+        <w:t xml:space="preserve">: 1, nivel: 29, </w:t>
+      </w:r>
+      <w:proofErr w:type="spellStart"/>
+      <w:r>
+        <w:t>bomba_activa</w:t>
+      </w:r>
+      <w:proofErr w:type="spellEnd"/>
+      <w:r>
+        <w:t>: true }</w:t>
+      </w:r>
+    </w:p>
+    <w:p>
+      <w:r>
+        <w:t xml:space="preserve">Llegó un nuevo dato: { </w:t>
+      </w:r>
+      <w:proofErr w:type="spellStart"/>
+      <w:r>
+        <w:t>tenantId</w:t>
+      </w:r>
+      <w:proofErr w:type="spellEnd"/>
+      <w:r>
+        <w:t xml:space="preserve">: 1, nivel: 1, </w:t>
+      </w:r>
+      <w:proofErr w:type="spellStart"/>
+      <w:r>
+        <w:t>bomba_activa</w:t>
+      </w:r>
+      <w:proofErr w:type="spellEnd"/>
+      <w:r>
+        <w:t>: false }</w:t>
+      </w:r>
+    </w:p>
+    <w:p>
+      <w:r>
+        <w:t xml:space="preserve">Llegó un nuevo dato: { </w:t>
+      </w:r>
+      <w:proofErr w:type="spellStart"/>
+      <w:r>
+        <w:t>tenantId</w:t>
+      </w:r>
+      <w:proofErr w:type="spellEnd"/>
+      <w:r>
+        <w:t xml:space="preserve">: 1, nivel: 8, </w:t>
+      </w:r>
+      <w:proofErr w:type="spellStart"/>
+      <w:r>
+        <w:t>bomba_activa</w:t>
+      </w:r>
+      <w:proofErr w:type="spellEnd"/>
+      <w:r>
+        <w:t>: false }</w:t>
+      </w:r>
+    </w:p>
+    <w:p>
+      <w:r>
+        <w:t xml:space="preserve">Llegó un nuevo dato: { </w:t>
+      </w:r>
+      <w:proofErr w:type="spellStart"/>
+      <w:r>
+        <w:t>tenantId</w:t>
+      </w:r>
+      <w:proofErr w:type="spellEnd"/>
+      <w:r>
+        <w:t xml:space="preserve">: 1, nivel: 30, </w:t>
+      </w:r>
+      <w:proofErr w:type="spellStart"/>
+      <w:r>
+        <w:t>bomba_activa</w:t>
+      </w:r>
+      <w:proofErr w:type="spellEnd"/>
+      <w:r>
+        <w:t>: true }</w:t>
+      </w:r>
+    </w:p>
+    <w:p>
+      <w:r>
+        <w:t xml:space="preserve">Llegó un nuevo dato: { </w:t>
+      </w:r>
+      <w:proofErr w:type="spellStart"/>
+      <w:r>
+        <w:t>tenantId</w:t>
+      </w:r>
+      <w:proofErr w:type="spellEnd"/>
+      <w:r>
+        <w:t xml:space="preserve">: 1, nivel: 43, </w:t>
+      </w:r>
+      <w:proofErr w:type="spellStart"/>
+      <w:r>
+        <w:t>bomba_activa</w:t>
+      </w:r>
+      <w:proofErr w:type="spellEnd"/>
+      <w:r>
+        <w:t>: true }</w:t>
+      </w:r>
+    </w:p>
+    <w:p>
+      <w:r>
+        <w:t xml:space="preserve">Llegó un nuevo dato: { </w:t>
+      </w:r>
+      <w:proofErr w:type="spellStart"/>
+      <w:r>
+        <w:t>tenantId</w:t>
+      </w:r>
+      <w:proofErr w:type="spellEnd"/>
+      <w:r>
+        <w:t xml:space="preserve">: 1, nivel: 18, </w:t>
+      </w:r>
+      <w:proofErr w:type="spellStart"/>
+      <w:r>
+        <w:t>bomba_activa</w:t>
+      </w:r>
+      <w:proofErr w:type="spellEnd"/>
+      <w:r>
+        <w:t>: true }</w:t>
+      </w:r>
+    </w:p>
+    <w:p>
+      <w:r>
+        <w:t xml:space="preserve">Llegó un nuevo dato: { </w:t>
+      </w:r>
+      <w:proofErr w:type="spellStart"/>
+      <w:r>
+        <w:t>tenantId</w:t>
+      </w:r>
+      <w:proofErr w:type="spellEnd"/>
+      <w:r>
+        <w:t xml:space="preserve">: 1, nivel: 14, </w:t>
+      </w:r>
+      <w:proofErr w:type="spellStart"/>
+      <w:r>
+        <w:t>bomba_activa</w:t>
+      </w:r>
+      <w:proofErr w:type="spellEnd"/>
+      <w:r>
+        <w:t>: false }</w:t>
+      </w:r>
+    </w:p>
+    <w:p>
+      <w:r>
+        <w:t xml:space="preserve">Llegó un nuevo dato: { </w:t>
+      </w:r>
+      <w:proofErr w:type="spellStart"/>
+      <w:r>
+        <w:t>tenantId</w:t>
+      </w:r>
+      <w:proofErr w:type="spellEnd"/>
+      <w:r>
+        <w:t xml:space="preserve">: 1, nivel: 71, </w:t>
+      </w:r>
+      <w:proofErr w:type="spellStart"/>
+      <w:r>
+        <w:t>bomba_activa</w:t>
+      </w:r>
+      <w:proofErr w:type="spellEnd"/>
+      <w:r>
+        <w:t>: false }</w:t>
+      </w:r>
+    </w:p>
+    <w:p>
+      <w:r>
+        <w:t xml:space="preserve">Llegó un nuevo dato: { </w:t>
+      </w:r>
+      <w:proofErr w:type="spellStart"/>
+      <w:r>
+        <w:t>tenantId</w:t>
+      </w:r>
+      <w:proofErr w:type="spellEnd"/>
+      <w:r>
+        <w:t xml:space="preserve">: 1, nivel: 34, </w:t>
+      </w:r>
+      <w:proofErr w:type="spellStart"/>
+      <w:r>
+        <w:t>bomba_activa</w:t>
+      </w:r>
+      <w:proofErr w:type="spellEnd"/>
+      <w:r>
+        <w:t>: false }</w:t>
+      </w:r>
+    </w:p>
+    <w:p>
+      <w:r>
+        <w:lastRenderedPageBreak/>
+        <w:t xml:space="preserve">Llegó un nuevo dato: { </w:t>
+      </w:r>
+      <w:proofErr w:type="spellStart"/>
+      <w:r>
+        <w:t>tenantId</w:t>
+      </w:r>
+      <w:proofErr w:type="spellEnd"/>
+      <w:r>
+        <w:t xml:space="preserve">: 1, nivel: 18, </w:t>
+      </w:r>
+      <w:proofErr w:type="spellStart"/>
+      <w:r>
+        <w:t>bomba_activa</w:t>
+      </w:r>
+      <w:proofErr w:type="spellEnd"/>
+      <w:r>
+        <w:t>: false }</w:t>
+      </w:r>
+    </w:p>
+    <w:p>
+      <w:r>
+        <w:t xml:space="preserve">Llegó un nuevo dato: { </w:t>
+      </w:r>
+      <w:proofErr w:type="spellStart"/>
+      <w:r>
+        <w:t>tenantId</w:t>
+      </w:r>
+      <w:proofErr w:type="spellEnd"/>
+      <w:r>
+        <w:t xml:space="preserve">: 1, nivel: 38, </w:t>
+      </w:r>
+      <w:proofErr w:type="spellStart"/>
+      <w:r>
+        <w:t>bomba_activa</w:t>
+      </w:r>
+      <w:proofErr w:type="spellEnd"/>
+      <w:r>
+        <w:t>: false }</w:t>
+      </w:r>
+    </w:p>
+    <w:p>
+      <w:r>
+        <w:t xml:space="preserve">Llegó un nuevo dato: { </w:t>
+      </w:r>
+      <w:proofErr w:type="spellStart"/>
+      <w:r>
+        <w:t>tenantId</w:t>
+      </w:r>
+      <w:proofErr w:type="spellEnd"/>
+      <w:r>
+        <w:t xml:space="preserve">: 1, nivel: 42, </w:t>
+      </w:r>
+      <w:proofErr w:type="spellStart"/>
+      <w:r>
+        <w:t>bomba_activa</w:t>
+      </w:r>
+      <w:proofErr w:type="spellEnd"/>
+      <w:r>
+        <w:t>: true }</w:t>
+      </w:r>
+    </w:p>
+    <w:p/>
+    <w:p>
+      <w:r>
+        <w:t>¡Excelente pregunta! Entender este mapa completo es clave para dominar tu propia arquitectura. Vamos a desglosarlo en dos partes: el misterio de por qué tienes 3 clientes conectados, y luego el mapa de cómo fluye la información en tu sistema.</w:t>
+      </w:r>
+    </w:p>
+    <w:p/>
+    <w:p>
+      <w:r>
+        <w:t>### 1. ¿Por qué tienes 3 clientes conectados (esos códigos raros)?</w:t>
+      </w:r>
+    </w:p>
+    <w:p>
+      <w:r>
+        <w:t xml:space="preserve">El log de tu </w:t>
+      </w:r>
+      <w:proofErr w:type="spellStart"/>
+      <w:r>
+        <w:t>backend</w:t>
+      </w:r>
+      <w:proofErr w:type="spellEnd"/>
+      <w:r>
+        <w:t xml:space="preserve"> nos acaba de dar la respuesta de por qué veías los datos duplicados en el </w:t>
+      </w:r>
+      <w:proofErr w:type="spellStart"/>
+      <w:r>
+        <w:t>frontend</w:t>
+      </w:r>
+      <w:proofErr w:type="spellEnd"/>
+      <w:r>
+        <w:t>:</w:t>
+      </w:r>
+    </w:p>
+    <w:p>
+      <w:r>
+        <w:t>```</w:t>
+      </w:r>
+      <w:proofErr w:type="spellStart"/>
+      <w:r>
+        <w:t>text</w:t>
+      </w:r>
+      <w:proofErr w:type="spellEnd"/>
+    </w:p>
+    <w:p>
+      <w:r>
+        <w:rPr>
+          <w:rFonts w:ascii="Segoe UI Emoji" w:hAnsi="Segoe UI Emoji" w:cs="Segoe UI Emoji"/>
+        </w:rPr>
+        <w:t>🔌</w:t>
+      </w:r>
+      <w:r>
+        <w:t xml:space="preserve"> Nuevo cliente conectado: </w:t>
+      </w:r>
+      <w:proofErr w:type="spellStart"/>
+      <w:r>
+        <w:t>LWXorpN</w:t>
+      </w:r>
+      <w:proofErr w:type="spellEnd"/>
+      <w:r>
+        <w:t>...</w:t>
+      </w:r>
+    </w:p>
+    <w:p>
+      <w:r>
+        <w:rPr>
+          <w:rFonts w:ascii="Segoe UI Emoji" w:hAnsi="Segoe UI Emoji" w:cs="Segoe UI Emoji"/>
+        </w:rPr>
+        <w:t>🔌</w:t>
+      </w:r>
+      <w:r>
+        <w:t xml:space="preserve"> Nuevo cliente conectado: WSQXBXD...</w:t>
+      </w:r>
+    </w:p>
+    <w:p>
+      <w:r>
+        <w:rPr>
+          <w:rFonts w:ascii="Segoe UI Emoji" w:hAnsi="Segoe UI Emoji" w:cs="Segoe UI Emoji"/>
+        </w:rPr>
+        <w:t>🔌</w:t>
+      </w:r>
+      <w:r>
+        <w:t xml:space="preserve"> Nuevo cliente conectado: GG_C5SO...</w:t>
+      </w:r>
+    </w:p>
+    <w:p>
+      <w:r>
+        <w:t>```</w:t>
+      </w:r>
+    </w:p>
+    <w:p>
+      <w:r>
+        <w:t>Cada uno de esos códigos (`</w:t>
+      </w:r>
+      <w:proofErr w:type="spellStart"/>
+      <w:r>
+        <w:t>LWXorp</w:t>
+      </w:r>
+      <w:proofErr w:type="spellEnd"/>
+      <w:r>
+        <w:t>...`) es un **Socket ID** único. Significa que tienes **3 conexiones activas simultáneas** escuchando al Tenant 1. ¿Por qué pasa esto en desarrollo?</w:t>
+      </w:r>
+    </w:p>
+    <w:p>
+      <w:r>
+        <w:t xml:space="preserve">1. **Hot </w:t>
+      </w:r>
+      <w:proofErr w:type="spellStart"/>
+      <w:r>
+        <w:t>Reload</w:t>
+      </w:r>
+      <w:proofErr w:type="spellEnd"/>
+      <w:r>
+        <w:t xml:space="preserve"> (Fast </w:t>
+      </w:r>
+      <w:proofErr w:type="spellStart"/>
+      <w:r>
+        <w:t>Refresh</w:t>
+      </w:r>
+      <w:proofErr w:type="spellEnd"/>
+      <w:r>
+        <w:t>):** Cada vez que guardas un archivo en tu editor (</w:t>
+      </w:r>
+      <w:proofErr w:type="spellStart"/>
+      <w:r>
+        <w:t>Ctrl+S</w:t>
+      </w:r>
+      <w:proofErr w:type="spellEnd"/>
+      <w:r>
+        <w:t>), Expo recarga la pantalla. A veces, la conexión anterior no se alcanza a cerrar a tiempo antes de que se abra la nueva, creando "conexiones fantasma".</w:t>
+      </w:r>
+    </w:p>
+    <w:p>
+      <w:r>
+        <w:t xml:space="preserve">2. **Múltiples ventanas:** Si tienes la app abierta en tu celular (Expo </w:t>
+      </w:r>
+      <w:proofErr w:type="spellStart"/>
+      <w:r>
+        <w:t>Go</w:t>
+      </w:r>
+      <w:proofErr w:type="spellEnd"/>
+      <w:r>
+        <w:t>) y además abriste `localhost:8081` en una pestaña web, ahí ya tienes 2 conexiones.</w:t>
+      </w:r>
+    </w:p>
+    <w:p>
+      <w:r>
+        <w:t xml:space="preserve">&gt; *Conclusión:* Como hay 3 "personas" escuchando, el </w:t>
+      </w:r>
+      <w:proofErr w:type="spellStart"/>
+      <w:r>
+        <w:t>backend</w:t>
+      </w:r>
+      <w:proofErr w:type="spellEnd"/>
+      <w:r>
+        <w:t xml:space="preserve"> grita 1 vez el dato nuevo, pero las 3 conexiones lo escuchan y tu consola del </w:t>
+      </w:r>
+      <w:proofErr w:type="spellStart"/>
+      <w:r>
+        <w:t>frontend</w:t>
+      </w:r>
+      <w:proofErr w:type="spellEnd"/>
+      <w:r>
+        <w:t xml:space="preserve"> lo imprime múltiples veces. Si detienes la app móvil por completo y la vuelves a abrir, verás que vuelve a ser solo 1 cliente.</w:t>
+      </w:r>
+    </w:p>
+    <w:p/>
+    <w:p>
+      <w:r>
+        <w:lastRenderedPageBreak/>
+        <w:t>---</w:t>
+      </w:r>
+    </w:p>
+    <w:p/>
+    <w:p>
+      <w:r>
+        <w:t xml:space="preserve">### 2. El Flujo de Datos 1: Telemetría Continua (Vía </w:t>
+      </w:r>
+      <w:proofErr w:type="spellStart"/>
+      <w:r>
+        <w:t>WebSockets</w:t>
+      </w:r>
+      <w:proofErr w:type="spellEnd"/>
+      <w:r>
+        <w:t>)</w:t>
+      </w:r>
+    </w:p>
+    <w:p>
+      <w:r>
+        <w:t>Este flujo está diseñado para el **volumen masivo y la inmediatez**. Como los sensores mandan datos todo el tiempo, usar peticiones normales (HTTP) colapsaría el servidor.</w:t>
+      </w:r>
+    </w:p>
+    <w:p/>
+    <w:p>
+      <w:r>
+        <w:t xml:space="preserve">1. **El Origen (Simulador / </w:t>
+      </w:r>
+      <w:proofErr w:type="spellStart"/>
+      <w:r>
+        <w:t>IoT</w:t>
+      </w:r>
+      <w:proofErr w:type="spellEnd"/>
+      <w:r>
+        <w:t xml:space="preserve"> Hub):** En `</w:t>
+      </w:r>
+      <w:proofErr w:type="spellStart"/>
+      <w:r>
+        <w:t>iot.service.ts</w:t>
+      </w:r>
+      <w:proofErr w:type="spellEnd"/>
+      <w:r>
+        <w:t>` hay un reloj (`</w:t>
+      </w:r>
+      <w:proofErr w:type="spellStart"/>
+      <w:r>
+        <w:t>setInterval</w:t>
+      </w:r>
+      <w:proofErr w:type="spellEnd"/>
+      <w:r>
+        <w:t xml:space="preserve">`) que cada 5 segundos crea un paquete de datos. En el mundo real, aquí es donde Azure </w:t>
+      </w:r>
+      <w:proofErr w:type="spellStart"/>
+      <w:r>
+        <w:t>IoT</w:t>
+      </w:r>
+      <w:proofErr w:type="spellEnd"/>
+      <w:r>
+        <w:t xml:space="preserve"> Hub te inyectaría el dato desde el hardware físico.</w:t>
+      </w:r>
+    </w:p>
+    <w:p>
+      <w:r>
+        <w:t>2. **El Almacenamiento (Prisma):** La función `</w:t>
+      </w:r>
+      <w:proofErr w:type="spellStart"/>
+      <w:r>
+        <w:t>procesarDatoTelemetria</w:t>
+      </w:r>
+      <w:proofErr w:type="spellEnd"/>
+      <w:r>
+        <w:t>` toma ese dato y hace un `</w:t>
+      </w:r>
+      <w:proofErr w:type="spellStart"/>
+      <w:r>
+        <w:t>prisma.telemetria.create</w:t>
+      </w:r>
+      <w:proofErr w:type="spellEnd"/>
+      <w:r>
+        <w:t>()`. Esto deja el registro permanente en la Base de Datos.</w:t>
+      </w:r>
+    </w:p>
+    <w:p>
+      <w:r>
+        <w:t xml:space="preserve">3. **El Megáfono (Socket.io):** Justo después de guardar, el </w:t>
+      </w:r>
+      <w:proofErr w:type="spellStart"/>
+      <w:r>
+        <w:t>backend</w:t>
+      </w:r>
+      <w:proofErr w:type="spellEnd"/>
+      <w:r>
+        <w:t xml:space="preserve"> toma el megáfono y grita: `io.to('tenant_1').</w:t>
+      </w:r>
+      <w:proofErr w:type="spellStart"/>
+      <w:r>
+        <w:t>emit</w:t>
+      </w:r>
+      <w:proofErr w:type="spellEnd"/>
+      <w:r>
+        <w:t>('</w:t>
+      </w:r>
+      <w:proofErr w:type="spellStart"/>
+      <w:r>
+        <w:t>actualizacion_sensores</w:t>
+      </w:r>
+      <w:proofErr w:type="spellEnd"/>
+      <w:r>
+        <w:t xml:space="preserve">', dato)`. **Ojo aquí:** El </w:t>
+      </w:r>
+      <w:proofErr w:type="spellStart"/>
+      <w:r>
+        <w:t>backend</w:t>
+      </w:r>
+      <w:proofErr w:type="spellEnd"/>
+      <w:r>
+        <w:t xml:space="preserve"> no sabe ni le importa quién está escuchando. Solo grita hacia esa sala.</w:t>
+      </w:r>
+    </w:p>
+    <w:p>
+      <w:r>
+        <w:t>4. **El Oyente (La App Móvil):** En `</w:t>
+      </w:r>
+      <w:proofErr w:type="spellStart"/>
+      <w:r>
+        <w:t>reports.tsx</w:t>
+      </w:r>
+      <w:proofErr w:type="spellEnd"/>
+      <w:r>
+        <w:t xml:space="preserve">`, al abrir la pantalla, la app se conecta al </w:t>
+      </w:r>
+      <w:proofErr w:type="spellStart"/>
+      <w:r>
+        <w:t>WebSocket</w:t>
+      </w:r>
+      <w:proofErr w:type="spellEnd"/>
+      <w:r>
+        <w:t xml:space="preserve"> y dice "Hola, métanme a la sala tenant_1". Cuando escucha el grito del megáfono, actualiza la pantalla al instante.</w:t>
+      </w:r>
+    </w:p>
+    <w:p/>
+    <w:p>
+      <w:r>
+        <w:t>---</w:t>
+      </w:r>
+    </w:p>
+    <w:p/>
+    <w:p>
+      <w:r>
+        <w:t>### 3. El Flujo de Datos 2: Actualizaciones Transaccionales (Vía HTTP/API Normal)</w:t>
+      </w:r>
+    </w:p>
+    <w:p>
+      <w:r>
+        <w:t>Este es el flujo clásico y seguro para cosas que **tú** inicias manualmente en la app (ej. editar un usuario, cambiar un plan, iniciar sesión).</w:t>
+      </w:r>
+    </w:p>
+    <w:p/>
+    <w:p>
+      <w:r>
+        <w:t>1. **El Origen (Acción Humana):** Aprietas el botón "Guardar Usuario" en la app móvil.</w:t>
+      </w:r>
+    </w:p>
+    <w:p>
+      <w:r>
+        <w:lastRenderedPageBreak/>
+        <w:t xml:space="preserve">2. **El Transporte (HTTP </w:t>
+      </w:r>
+      <w:proofErr w:type="spellStart"/>
+      <w:r>
+        <w:t>Request</w:t>
+      </w:r>
+      <w:proofErr w:type="spellEnd"/>
+      <w:r>
+        <w:t>):** Tu app usa la función `</w:t>
+      </w:r>
+      <w:proofErr w:type="spellStart"/>
+      <w:r>
+        <w:t>apiFetch</w:t>
+      </w:r>
+      <w:proofErr w:type="spellEnd"/>
+      <w:r>
+        <w:t xml:space="preserve">` para enviar un paquete (JSON) hacia el puerto 3000 de tu </w:t>
+      </w:r>
+      <w:proofErr w:type="spellStart"/>
+      <w:r>
+        <w:t>backend</w:t>
+      </w:r>
+      <w:proofErr w:type="spellEnd"/>
+      <w:r>
+        <w:t xml:space="preserve"> (Ej. `PUT /api/</w:t>
+      </w:r>
+      <w:proofErr w:type="spellStart"/>
+      <w:r>
+        <w:t>users</w:t>
+      </w:r>
+      <w:proofErr w:type="spellEnd"/>
+      <w:r>
+        <w:t>/5`). En la cabecera lleva el Token JWT que asegura que eres tú.</w:t>
+      </w:r>
+    </w:p>
+    <w:p>
+      <w:r>
+        <w:t xml:space="preserve">3. **El Control (Express </w:t>
+      </w:r>
+      <w:proofErr w:type="spellStart"/>
+      <w:r>
+        <w:t>Controllers</w:t>
+      </w:r>
+      <w:proofErr w:type="spellEnd"/>
+      <w:r>
+        <w:t xml:space="preserve">):** El </w:t>
+      </w:r>
+      <w:proofErr w:type="spellStart"/>
+      <w:r>
+        <w:t>backend</w:t>
+      </w:r>
+      <w:proofErr w:type="spellEnd"/>
+      <w:r>
+        <w:t xml:space="preserve"> recibe la caja. Primero pasa por los *Middlewares* (el guardia de seguridad que valida tu Token JWT y tu Rol). Si pasas, llega al *</w:t>
+      </w:r>
+      <w:proofErr w:type="spellStart"/>
+      <w:r>
+        <w:t>Controller</w:t>
+      </w:r>
+      <w:proofErr w:type="spellEnd"/>
+      <w:r>
+        <w:t>* correspondiente (ej. `</w:t>
+      </w:r>
+      <w:proofErr w:type="spellStart"/>
+      <w:r>
+        <w:t>user.controller.ts</w:t>
+      </w:r>
+      <w:proofErr w:type="spellEnd"/>
+      <w:r>
+        <w:t>`).</w:t>
+      </w:r>
+    </w:p>
+    <w:p>
+      <w:r>
+        <w:t xml:space="preserve">4. **El Almacenamiento (Prisma):** El </w:t>
+      </w:r>
+      <w:proofErr w:type="spellStart"/>
+      <w:r>
+        <w:t>controller</w:t>
+      </w:r>
+      <w:proofErr w:type="spellEnd"/>
+      <w:r>
+        <w:t xml:space="preserve"> hace un `</w:t>
+      </w:r>
+      <w:proofErr w:type="spellStart"/>
+      <w:r>
+        <w:t>prisma.usuario.update</w:t>
+      </w:r>
+      <w:proofErr w:type="spellEnd"/>
+      <w:r>
+        <w:t>()`.</w:t>
+      </w:r>
+    </w:p>
+    <w:p>
+      <w:r>
+        <w:t xml:space="preserve">5. **La Respuesta:** El </w:t>
+      </w:r>
+      <w:proofErr w:type="spellStart"/>
+      <w:r>
+        <w:t>backend</w:t>
+      </w:r>
+      <w:proofErr w:type="spellEnd"/>
+      <w:r>
+        <w:t xml:space="preserve"> te devuelve una caja de vuelta diciendo `HTTP 200 OK`. La app móvil recibe esto y cierra el modal o muestra un mensaje de éxito.</w:t>
+      </w:r>
+    </w:p>
+    <w:p/>
+    <w:p>
+      <w:r>
+        <w:t>### ¿Cuál es la gran diferencia entre ambos?</w:t>
+      </w:r>
+    </w:p>
+    <w:p>
+      <w:r>
+        <w:t>*   **</w:t>
+      </w:r>
+      <w:proofErr w:type="spellStart"/>
+      <w:r>
+        <w:t>WebSockets</w:t>
+      </w:r>
+      <w:proofErr w:type="spellEnd"/>
+      <w:r>
+        <w:t xml:space="preserve"> (Puerto 3000 con Socket.io):** Es una **llamada telefónica abierta**. El </w:t>
+      </w:r>
+      <w:proofErr w:type="spellStart"/>
+      <w:r>
+        <w:t>backend</w:t>
+      </w:r>
+      <w:proofErr w:type="spellEnd"/>
+      <w:r>
+        <w:t xml:space="preserve"> y la app móvil están en línea todo el tiempo. Si el </w:t>
+      </w:r>
+      <w:proofErr w:type="spellStart"/>
+      <w:r>
+        <w:t>backend</w:t>
+      </w:r>
+      <w:proofErr w:type="spellEnd"/>
+      <w:r>
+        <w:t xml:space="preserve"> quiere, puede hablarle a la app móvil en cualquier momento (ideal para </w:t>
+      </w:r>
+      <w:proofErr w:type="spellStart"/>
+      <w:r>
+        <w:t>IoT</w:t>
+      </w:r>
+      <w:proofErr w:type="spellEnd"/>
+      <w:r>
+        <w:t xml:space="preserve"> y chats).</w:t>
+      </w:r>
+    </w:p>
+    <w:p>
+      <w:r>
+        <w:t xml:space="preserve">*   **API Normal (Puerto 3000 con Express):** Es como **enviar una carta por correo**. La app envía la carta, el </w:t>
+      </w:r>
+      <w:proofErr w:type="spellStart"/>
+      <w:r>
+        <w:t>backend</w:t>
+      </w:r>
+      <w:proofErr w:type="spellEnd"/>
+      <w:r>
+        <w:t xml:space="preserve"> la lee, hace el cambio en la base de datos, y envía una carta de vuelta. No hay un "</w:t>
+      </w:r>
+      <w:proofErr w:type="spellStart"/>
+      <w:r>
+        <w:t>sobre-escuchar</w:t>
+      </w:r>
+      <w:proofErr w:type="spellEnd"/>
+      <w:r>
+        <w:t>" constante, se abre y se cierra la conexión en milisegundos.</w:t>
+      </w:r>
+    </w:p>
+    <w:p/>
+    <w:p>
+      <w:r>
+        <w:t>¿Te queda claro cómo conviven ambos mundos en tu mismo puerto 3000? Uno es el "tubo abierto" de datos constantes y el otro es la ventanilla de atención para transacciones exactas.</w:t>
+      </w:r>
+    </w:p>
+    <w:p/>
+    <w:p>
+      <w:r>
+        <w:t>Para que puedas visualizar exactamente cómo está viajando la información en tu computadora en este momento, aquí tienes el mapa de la arquitectura actual.</w:t>
+      </w:r>
+    </w:p>
+    <w:p/>
+    <w:p>
+      <w:r>
+        <w:t>He trazado los dos caminos de comunicación principales y los puertos (las "puertas" lógicas de tu computadora) que están involucrados.</w:t>
+      </w:r>
+    </w:p>
+    <w:p/>
+    <w:p>
+      <w:r>
+        <w:t>```</w:t>
+      </w:r>
+      <w:proofErr w:type="spellStart"/>
+      <w:r>
+        <w:t>mermaid</w:t>
+      </w:r>
+      <w:proofErr w:type="spellEnd"/>
+    </w:p>
+    <w:p>
+      <w:proofErr w:type="spellStart"/>
+      <w:r>
+        <w:lastRenderedPageBreak/>
+        <w:t>sequenceDiagram</w:t>
+      </w:r>
+      <w:proofErr w:type="spellEnd"/>
+    </w:p>
+    <w:p>
+      <w:r>
+        <w:t xml:space="preserve">    </w:t>
+      </w:r>
+      <w:proofErr w:type="spellStart"/>
+      <w:r>
+        <w:t>participant</w:t>
+      </w:r>
+      <w:proofErr w:type="spellEnd"/>
+      <w:r>
+        <w:t xml:space="preserve"> App as </w:t>
+      </w:r>
+      <w:r>
+        <w:rPr>
+          <w:rFonts w:ascii="Segoe UI Emoji" w:hAnsi="Segoe UI Emoji" w:cs="Segoe UI Emoji"/>
+        </w:rPr>
+        <w:t>📱</w:t>
+      </w:r>
+      <w:r>
+        <w:t xml:space="preserve"> Aqua Mobile (Expo - Puerto 8081)</w:t>
+      </w:r>
+    </w:p>
+    <w:p>
+      <w:r>
+        <w:t xml:space="preserve">    </w:t>
+      </w:r>
+      <w:proofErr w:type="spellStart"/>
+      <w:r>
+        <w:t>participant</w:t>
+      </w:r>
+      <w:proofErr w:type="spellEnd"/>
+      <w:r>
+        <w:t xml:space="preserve"> API as </w:t>
+      </w:r>
+      <w:r>
+        <w:rPr>
+          <w:rFonts w:ascii="Segoe UI Emoji" w:hAnsi="Segoe UI Emoji" w:cs="Segoe UI Emoji"/>
+        </w:rPr>
+        <w:t>🖥️</w:t>
+      </w:r>
+      <w:r>
+        <w:t xml:space="preserve"> </w:t>
+      </w:r>
+      <w:proofErr w:type="spellStart"/>
+      <w:r>
+        <w:t>Backend</w:t>
+      </w:r>
+      <w:proofErr w:type="spellEnd"/>
+      <w:r>
+        <w:t xml:space="preserve"> Node (Puerto 3000)</w:t>
+      </w:r>
+    </w:p>
+    <w:p>
+      <w:r>
+        <w:t xml:space="preserve">    </w:t>
+      </w:r>
+      <w:proofErr w:type="spellStart"/>
+      <w:r>
+        <w:t>participant</w:t>
+      </w:r>
+      <w:proofErr w:type="spellEnd"/>
+      <w:r>
+        <w:t xml:space="preserve"> DB as </w:t>
+      </w:r>
+      <w:r>
+        <w:rPr>
+          <w:rFonts w:ascii="Segoe UI Emoji" w:hAnsi="Segoe UI Emoji" w:cs="Segoe UI Emoji"/>
+        </w:rPr>
+        <w:t>🗄️</w:t>
+      </w:r>
+      <w:r>
+        <w:t xml:space="preserve"> PostgreSQL (Puerto 5432)</w:t>
+      </w:r>
+    </w:p>
+    <w:p/>
+    <w:p>
+      <w:r>
+        <w:t xml:space="preserve">    Note </w:t>
+      </w:r>
+      <w:proofErr w:type="spellStart"/>
+      <w:r>
+        <w:t>over</w:t>
+      </w:r>
+      <w:proofErr w:type="spellEnd"/>
+      <w:r>
+        <w:t xml:space="preserve"> App, DB: </w:t>
+      </w:r>
+      <w:r>
+        <w:rPr>
+          <w:rFonts w:ascii="Segoe UI Emoji" w:hAnsi="Segoe UI Emoji" w:cs="Segoe UI Emoji"/>
+        </w:rPr>
+        <w:t>🔵</w:t>
+      </w:r>
+      <w:r>
+        <w:t xml:space="preserve"> FLUJO 1: API Transaccional (Ej. Login o Editar Usuario)</w:t>
+      </w:r>
+    </w:p>
+    <w:p>
+      <w:pPr>
+        <w:rPr>
+          <w:lang w:val="en-US"/>
+        </w:rPr>
+      </w:pPr>
+      <w:r>
+        <w:t xml:space="preserve">    </w:t>
+      </w:r>
+      <w:r>
+        <w:rPr>
+          <w:lang w:val="en-US"/>
+        </w:rPr>
+        <w:t>App-&gt;&gt;API: 1. Petición HTTP (GET/POST a /api/...)</w:t>
+      </w:r>
+    </w:p>
+    <w:p>
+      <w:r>
+        <w:rPr>
+          <w:lang w:val="en-US"/>
+        </w:rPr>
+        <w:t xml:space="preserve">    </w:t>
+      </w:r>
+      <w:r>
+        <w:t>API-&gt;&gt;DB: 2. Prisma consulta la DB</w:t>
+      </w:r>
+    </w:p>
+    <w:p>
+      <w:r>
+        <w:t xml:space="preserve">    DB--&gt;&gt;API: 3. Retorna datos</w:t>
+      </w:r>
+    </w:p>
+    <w:p>
+      <w:r>
+        <w:t xml:space="preserve">    API--&gt;&gt;App: 4. Respuesta HTTP 200 (JSON)</w:t>
+      </w:r>
+    </w:p>
+    <w:p/>
+    <w:p>
+      <w:r>
+        <w:t xml:space="preserve">    Note </w:t>
+      </w:r>
+      <w:proofErr w:type="spellStart"/>
+      <w:r>
+        <w:t>over</w:t>
+      </w:r>
+      <w:proofErr w:type="spellEnd"/>
+      <w:r>
+        <w:t xml:space="preserve"> App, DB: </w:t>
+      </w:r>
+      <w:r>
+        <w:rPr>
+          <w:rFonts w:ascii="Segoe UI Emoji" w:hAnsi="Segoe UI Emoji" w:cs="Segoe UI Emoji"/>
+        </w:rPr>
+        <w:t>🟢</w:t>
+      </w:r>
+      <w:r>
+        <w:t xml:space="preserve"> FLUJO 2: Telemetría y </w:t>
+      </w:r>
+      <w:proofErr w:type="spellStart"/>
+      <w:r>
+        <w:t>WebSockets</w:t>
+      </w:r>
+      <w:proofErr w:type="spellEnd"/>
+      <w:r>
+        <w:t xml:space="preserve"> (Tiempo Real)</w:t>
+      </w:r>
+    </w:p>
+    <w:p>
+      <w:r>
+        <w:t xml:space="preserve">    API-&gt;&gt;API: 1. Simulador genera dato interno cada 5s</w:t>
+      </w:r>
+    </w:p>
+    <w:p>
+      <w:r>
+        <w:t xml:space="preserve">    API-&gt;&gt;DB: 2. Prisma guarda (INSERT INTO </w:t>
+      </w:r>
+      <w:proofErr w:type="spellStart"/>
+      <w:r>
+        <w:t>Telemetria</w:t>
+      </w:r>
+      <w:proofErr w:type="spellEnd"/>
+      <w:r>
+        <w:t>)</w:t>
+      </w:r>
+    </w:p>
+    <w:p>
+      <w:r>
+        <w:t xml:space="preserve">    API-)App: 3. Emite Socket.io (Canal: tenant_1)</w:t>
+      </w:r>
+    </w:p>
+    <w:p>
+      <w:r>
+        <w:t xml:space="preserve">    App--&gt;&gt;App: 4. Actualiza pantalla automáticamente</w:t>
+      </w:r>
+    </w:p>
+    <w:p>
+      <w:r>
+        <w:t>```</w:t>
+      </w:r>
+    </w:p>
+    <w:p/>
+    <w:p>
+      <w:r>
+        <w:t>### El Mapa Físico (Puertos y Servicios)</w:t>
+      </w:r>
+    </w:p>
+    <w:p/>
+    <w:p>
+      <w:r>
+        <w:t>Actualmente en tu red local (IP `192.168.1.16`), tienes 4 piezas de software corriendo en diferentes puertos. Cada puerto es como una "frecuencia de radio" distinta:</w:t>
+      </w:r>
+    </w:p>
+    <w:p/>
+    <w:p>
+      <w:r>
+        <w:t>1. **La Base de Datos PostgreSQL (`Puerto 5432`)**</w:t>
+      </w:r>
+    </w:p>
+    <w:p>
+      <w:r>
+        <w:lastRenderedPageBreak/>
+        <w:t xml:space="preserve">   - Es el cofre de seguridad. No se comunica directamente con la App Móvil por razones de seguridad. Solo obedece órdenes que vengan desde tu </w:t>
+      </w:r>
+      <w:proofErr w:type="spellStart"/>
+      <w:r>
+        <w:t>Backend</w:t>
+      </w:r>
+      <w:proofErr w:type="spellEnd"/>
+      <w:r>
+        <w:t xml:space="preserve"> (a través de Prisma).</w:t>
+      </w:r>
+    </w:p>
+    <w:p/>
+    <w:p>
+      <w:r>
+        <w:t xml:space="preserve">2. **El </w:t>
+      </w:r>
+      <w:proofErr w:type="spellStart"/>
+      <w:r>
+        <w:t>Backend</w:t>
+      </w:r>
+      <w:proofErr w:type="spellEnd"/>
+      <w:r>
+        <w:t xml:space="preserve"> Express + Socket.io (`Puerto 3000`)**</w:t>
+      </w:r>
+    </w:p>
+    <w:p>
+      <w:r>
+        <w:t xml:space="preserve">   - Es el cerebro y el intermediario. Tiene la particularidad de que **hace dos trabajos en el mismo puerto**:</w:t>
+      </w:r>
+    </w:p>
+    <w:p>
+      <w:r>
+        <w:t xml:space="preserve">     - Atiende peticiones HTTP tradicionales (La ventanilla de atención API).</w:t>
+      </w:r>
+    </w:p>
+    <w:p>
+      <w:r>
+        <w:t xml:space="preserve">     - Mantiene la línea telefónica abierta por </w:t>
+      </w:r>
+      <w:proofErr w:type="spellStart"/>
+      <w:r>
+        <w:t>WebSockets</w:t>
+      </w:r>
+      <w:proofErr w:type="spellEnd"/>
+      <w:r>
+        <w:t xml:space="preserve"> (Socket.io).</w:t>
+      </w:r>
+    </w:p>
+    <w:p>
+      <w:r>
+        <w:t xml:space="preserve">   - Aquí también vive el *Simulador </w:t>
+      </w:r>
+      <w:proofErr w:type="spellStart"/>
+      <w:r>
+        <w:t>IoT</w:t>
+      </w:r>
+      <w:proofErr w:type="spellEnd"/>
+      <w:r>
+        <w:t xml:space="preserve">*, que es simplemente un reloj corriendo en la memoria del </w:t>
+      </w:r>
+      <w:proofErr w:type="spellStart"/>
+      <w:r>
+        <w:t>Backend</w:t>
+      </w:r>
+      <w:proofErr w:type="spellEnd"/>
+      <w:r>
+        <w:t>, sin puerto propio.</w:t>
+      </w:r>
+    </w:p>
+    <w:p/>
+    <w:p>
+      <w:r>
+        <w:t xml:space="preserve">3. **Prisma Studio (`Puerto 51212` </w:t>
+      </w:r>
+      <w:proofErr w:type="spellStart"/>
+      <w:r>
+        <w:t>aprox</w:t>
+      </w:r>
+      <w:proofErr w:type="spellEnd"/>
+      <w:r>
+        <w:t>)**</w:t>
+      </w:r>
+    </w:p>
+    <w:p>
+      <w:r>
+        <w:t xml:space="preserve">   - Es la interfaz visual que abriste en tu navegador (la foto que enviaste). Se conecta internamente al puerto `5432` de PostgreSQL para que puedas leer y editar los datos como si fuera Excel.</w:t>
+      </w:r>
+    </w:p>
+    <w:p/>
+    <w:p>
+      <w:r>
+        <w:t>4. **La App Móvil Expo (`Puerto 8081` en desarrollo)**</w:t>
+      </w:r>
+    </w:p>
+    <w:p>
+      <w:r>
+        <w:t xml:space="preserve">   - Si corres en emulador o la web, corre en tu PC. Si corres en tu celular con Expo </w:t>
+      </w:r>
+      <w:proofErr w:type="spellStart"/>
+      <w:r>
+        <w:t>Go</w:t>
+      </w:r>
+      <w:proofErr w:type="spellEnd"/>
+      <w:r>
+        <w:t>, la app en tu celular está usando el Wifi para conectarse hacia el puerto `3000` de tu PC.</w:t>
+      </w:r>
+    </w:p>
+    <w:p/>
+    <w:p>
+      <w:r>
+        <w:t>### Resumen del ciclo de vida actual:</w:t>
+      </w:r>
+    </w:p>
+    <w:p>
+      <w:r>
+        <w:t>Toda la orquestación ocurre en el **</w:t>
+      </w:r>
+      <w:proofErr w:type="spellStart"/>
+      <w:r>
+        <w:t>Backend</w:t>
+      </w:r>
+      <w:proofErr w:type="spellEnd"/>
+      <w:r>
+        <w:t xml:space="preserve"> (Puerto 3000)**. </w:t>
+      </w:r>
+    </w:p>
+    <w:p>
+      <w:r>
+        <w:t>Cuando el simulador "despierta" cada 5 segundos, se voltea hacia la **Base de datos (Puerto 5432)** y escribe la métrica. Inmediatamente después, se voltea hacia las conexiones abiertas por **</w:t>
+      </w:r>
+      <w:proofErr w:type="spellStart"/>
+      <w:r>
+        <w:t>WebSockets</w:t>
+      </w:r>
+      <w:proofErr w:type="spellEnd"/>
+      <w:r>
+        <w:t xml:space="preserve"> (Puerto 3000)** y empuja esa métrica hacia los celulares que estén sintonizando esa frecuencia. Mientras tanto, tu app está sentada esperando que le llegue el paquete mágico por </w:t>
+      </w:r>
+      <w:proofErr w:type="spellStart"/>
+      <w:r>
+        <w:t>WebSocket</w:t>
+      </w:r>
+      <w:proofErr w:type="spellEnd"/>
+      <w:r>
+        <w:t xml:space="preserve"> para refrescar los números en pantalla.</w:t>
+      </w:r>
+    </w:p>
     <w:sectPr>
       <w:pgSz w:w="12240" w:h="15840"/>
       <w:pgMar w:top="1417" w:right="1701" w:bottom="1417" w:left="1701" w:header="708" w:footer="708" w:gutter="0"/>
@@ -4813,6 +10075,7 @@
   <w:style w:type="character" w:default="1" w:styleId="Fuentedeprrafopredeter">
     <w:name w:val="Default Paragraph Font"/>
     <w:uiPriority w:val="1"/>
+    <w:semiHidden/>
     <w:unhideWhenUsed/>
   </w:style>
   <w:style w:type="table" w:default="1" w:styleId="Tablanormal">
